--- a/react/react.docx
+++ b/react/react.docx
@@ -233,6 +233,7 @@
         <w:t>(</w:t>
       </w:r>
       <w:proofErr w:type="spellStart"/>
+      <w:proofErr w:type="gramStart"/>
       <w:r>
         <w:rPr>
           <w:bCs/>
@@ -240,6 +241,7 @@
         <w:t>document.getElementById</w:t>
       </w:r>
       <w:proofErr w:type="spellEnd"/>
+      <w:proofErr w:type="gramEnd"/>
       <w:r>
         <w:rPr>
           <w:bCs/>
@@ -262,6 +264,7 @@
         </w:rPr>
       </w:pPr>
       <w:proofErr w:type="spellStart"/>
+      <w:proofErr w:type="gramStart"/>
       <w:r>
         <w:rPr>
           <w:bCs/>
@@ -269,6 +272,7 @@
         <w:t>root.render</w:t>
       </w:r>
       <w:proofErr w:type="spellEnd"/>
+      <w:proofErr w:type="gramEnd"/>
       <w:r>
         <w:rPr>
           <w:bCs/>
@@ -675,13 +679,21 @@
       </w:r>
       <w:proofErr w:type="spellEnd"/>
       <w:r>
-        <w:t>"&gt;</w:t>
+        <w:t>"</w:t>
+      </w:r>
+      <w:proofErr w:type="gramStart"/>
+      <w:r>
+        <w:t>&gt;</w:t>
       </w:r>
       <w:r>
         <w:t xml:space="preserve">  </w:t>
       </w:r>
       <w:r>
-        <w:t>&lt;/div&gt;</w:t>
+        <w:t>&lt;</w:t>
+      </w:r>
+      <w:proofErr w:type="gramEnd"/>
+      <w:r>
+        <w:t>/div&gt;</w:t>
       </w:r>
     </w:p>
     <w:p>
@@ -702,7 +714,15 @@
         <w:t xml:space="preserve">           </w:t>
       </w:r>
       <w:r>
-        <w:t>function Hello() {</w:t>
+        <w:t xml:space="preserve">function </w:t>
+      </w:r>
+      <w:proofErr w:type="gramStart"/>
+      <w:r>
+        <w:t>Hello(</w:t>
+      </w:r>
+      <w:proofErr w:type="gramEnd"/>
+      <w:r>
+        <w:t>) {</w:t>
       </w:r>
     </w:p>
     <w:p>
@@ -764,10 +784,12 @@
         <w:t xml:space="preserve">(&lt;Hello /&gt;, </w:t>
       </w:r>
       <w:proofErr w:type="spellStart"/>
+      <w:proofErr w:type="gramStart"/>
       <w:r>
         <w:t>document.getElementById</w:t>
       </w:r>
       <w:proofErr w:type="spellEnd"/>
+      <w:proofErr w:type="gramEnd"/>
       <w:r>
         <w:t>('</w:t>
       </w:r>
@@ -1158,6 +1180,7 @@
       <w:r>
         <w:t xml:space="preserve"> </w:t>
       </w:r>
+      <w:proofErr w:type="gramStart"/>
       <w:r>
         <w:t>{</w:t>
       </w:r>
@@ -1167,6 +1190,7 @@
       <w:r>
         <w:t>x</w:t>
       </w:r>
+      <w:proofErr w:type="gramEnd"/>
       <w:r>
         <w:t xml:space="preserve"> </w:t>
       </w:r>
@@ -1179,9 +1203,11 @@
       <w:r>
         <w:t xml:space="preserve"> "Goodbye</w:t>
       </w:r>
+      <w:proofErr w:type="gramStart"/>
       <w:r>
         <w:t>” }</w:t>
       </w:r>
+      <w:proofErr w:type="gramEnd"/>
       <w:r>
         <w:t>&lt;/h1&gt;;</w:t>
       </w:r>
@@ -1361,6 +1387,7 @@
         <w:t>ReactDOM.render</w:t>
       </w:r>
       <w:proofErr w:type="spellEnd"/>
+      <w:proofErr w:type="gramStart"/>
       <w:r>
         <w:t>(</w:t>
       </w:r>
@@ -1368,7 +1395,11 @@
         <w:t xml:space="preserve"> </w:t>
       </w:r>
       <w:r>
-        <w:t>&lt;p&gt;Hello&lt;/p&gt;</w:t>
+        <w:t>&lt;</w:t>
+      </w:r>
+      <w:proofErr w:type="gramEnd"/>
+      <w:r>
+        <w:t>p&gt;Hello&lt;/p&gt;</w:t>
       </w:r>
       <w:r>
         <w:t xml:space="preserve"> </w:t>
@@ -1422,8 +1453,13 @@
         <w:t xml:space="preserve"> </w:t>
       </w:r>
       <w:r>
-        <w:t>=&gt;{</w:t>
-      </w:r>
+        <w:t>=</w:t>
+      </w:r>
+      <w:proofErr w:type="gramStart"/>
+      <w:r>
+        <w:t>&gt;{</w:t>
+      </w:r>
+      <w:proofErr w:type="gramEnd"/>
     </w:p>
     <w:p>
       <w:pPr>
@@ -1497,11 +1533,16 @@
         <w:t>ReactDOM.render</w:t>
       </w:r>
       <w:proofErr w:type="spellEnd"/>
+      <w:proofErr w:type="gramStart"/>
       <w:r>
         <w:t>(</w:t>
       </w:r>
       <w:r>
-        <w:t xml:space="preserve"> name() </w:t>
+        <w:t xml:space="preserve"> name</w:t>
+      </w:r>
+      <w:proofErr w:type="gramEnd"/>
+      <w:r>
+        <w:t xml:space="preserve">() </w:t>
       </w:r>
       <w:r>
         <w:t xml:space="preserve">, </w:t>
@@ -1557,7 +1598,11 @@
         <w:t>(</w:t>
       </w:r>
       <w:r>
-        <w:t>&lt; name /&gt;</w:t>
+        <w:t>&lt; name /</w:t>
+      </w:r>
+      <w:proofErr w:type="gramStart"/>
+      <w:r>
+        <w:t>&gt;</w:t>
       </w:r>
       <w:r>
         <w:t xml:space="preserve">, </w:t>
@@ -1567,7 +1612,11 @@
       </w:r>
       <w:proofErr w:type="spellStart"/>
       <w:r>
-        <w:t>document.getElementById</w:t>
+        <w:t>document</w:t>
+      </w:r>
+      <w:proofErr w:type="gramEnd"/>
+      <w:r>
+        <w:t>.getElementById</w:t>
       </w:r>
       <w:proofErr w:type="spellEnd"/>
       <w:r>
@@ -1720,7 +1769,15 @@
         </w:numPr>
       </w:pPr>
       <w:r>
-        <w:t>A class component must implement a render() method, which returns JSX.</w:t>
+        <w:t xml:space="preserve">A class component must implement a </w:t>
+      </w:r>
+      <w:proofErr w:type="gramStart"/>
+      <w:r>
+        <w:t>render(</w:t>
+      </w:r>
+      <w:proofErr w:type="gramEnd"/>
+      <w:r>
+        <w:t>) method, which returns JSX.</w:t>
       </w:r>
     </w:p>
     <w:p>
@@ -1782,8 +1839,13 @@
       <w:r>
         <w:t xml:space="preserve">         </w:t>
       </w:r>
-      <w:r>
-        <w:t>render() { </w:t>
+      <w:proofErr w:type="gramStart"/>
+      <w:r>
+        <w:t>render(</w:t>
+      </w:r>
+      <w:proofErr w:type="gramEnd"/>
+      <w:r>
+        <w:t>) { </w:t>
       </w:r>
     </w:p>
     <w:p>
@@ -2067,8 +2129,13 @@
         <w:tab/>
         <w:t xml:space="preserve">     </w:t>
       </w:r>
-      <w:r>
-        <w:t>model : 123,</w:t>
+      <w:proofErr w:type="gramStart"/>
+      <w:r>
+        <w:t>model :</w:t>
+      </w:r>
+      <w:proofErr w:type="gramEnd"/>
+      <w:r>
+        <w:t xml:space="preserve"> 123,</w:t>
       </w:r>
     </w:p>
     <w:p>
@@ -2146,12 +2213,17 @@
         <w:t xml:space="preserve"> </w:t>
       </w:r>
       <w:r>
-        <w:t>My Car</w:t>
+        <w:t xml:space="preserve">My </w:t>
+      </w:r>
+      <w:proofErr w:type="gramStart"/>
+      <w:r>
+        <w:t>Car</w:t>
       </w:r>
       <w:r>
         <w:t xml:space="preserve">  {</w:t>
       </w:r>
       <w:proofErr w:type="spellStart"/>
+      <w:proofErr w:type="gramEnd"/>
       <w:r>
         <w:t>this.</w:t>
       </w:r>
@@ -2266,13 +2338,23 @@
         <w:t xml:space="preserve">Access the state anywhere in the component using </w:t>
       </w:r>
       <w:proofErr w:type="spellStart"/>
+      <w:proofErr w:type="gramStart"/>
       <w:r>
         <w:rPr>
           <w:b/>
           <w:bCs/>
           <w:color w:val="00B050"/>
         </w:rPr>
-        <w:t>this.state.value</w:t>
+        <w:t>this.state</w:t>
+      </w:r>
+      <w:proofErr w:type="gramEnd"/>
+      <w:r>
+        <w:rPr>
+          <w:b/>
+          <w:bCs/>
+          <w:color w:val="00B050"/>
+        </w:rPr>
+        <w:t>.value</w:t>
       </w:r>
       <w:proofErr w:type="spellEnd"/>
     </w:p>
@@ -2362,6 +2444,7 @@
         <w:tab/>
         <w:t xml:space="preserve">&lt;h1&gt; </w:t>
       </w:r>
+      <w:proofErr w:type="gramStart"/>
       <w:r>
         <w:rPr>
           <w:b/>
@@ -2375,7 +2458,15 @@
           <w:b/>
           <w:color w:val="00B050"/>
         </w:rPr>
-        <w:t>this.state.brand</w:t>
+        <w:t>this</w:t>
+      </w:r>
+      <w:proofErr w:type="gramEnd"/>
+      <w:r>
+        <w:rPr>
+          <w:b/>
+          <w:color w:val="00B050"/>
+        </w:rPr>
+        <w:t>.state.brand</w:t>
       </w:r>
       <w:proofErr w:type="spellEnd"/>
       <w:r>
@@ -2404,6 +2495,7 @@
         <w:tab/>
         <w:t xml:space="preserve">&lt;p&gt; </w:t>
       </w:r>
+      <w:proofErr w:type="gramStart"/>
       <w:r>
         <w:rPr>
           <w:b/>
@@ -2417,7 +2509,15 @@
           <w:b/>
           <w:color w:val="00B050"/>
         </w:rPr>
-        <w:t>this.state.model</w:t>
+        <w:t>this</w:t>
+      </w:r>
+      <w:proofErr w:type="gramEnd"/>
+      <w:r>
+        <w:rPr>
+          <w:b/>
+          <w:color w:val="00B050"/>
+        </w:rPr>
+        <w:t>.state.model</w:t>
       </w:r>
       <w:proofErr w:type="spellEnd"/>
       <w:r>
@@ -2502,10 +2602,12 @@
         <w:t>To change a value in the state object, use the </w:t>
       </w:r>
       <w:proofErr w:type="spellStart"/>
+      <w:proofErr w:type="gramStart"/>
       <w:r>
         <w:t>this.setState</w:t>
       </w:r>
       <w:proofErr w:type="spellEnd"/>
+      <w:proofErr w:type="gramEnd"/>
       <w:r>
         <w:t>() method.</w:t>
       </w:r>
@@ -2729,6 +2831,7 @@
         <w:t xml:space="preserve">    </w:t>
       </w:r>
       <w:proofErr w:type="spellStart"/>
+      <w:proofErr w:type="gramStart"/>
       <w:r>
         <w:rPr>
           <w:b/>
@@ -2737,6 +2840,7 @@
         <w:t>this.setState</w:t>
       </w:r>
       <w:proofErr w:type="spellEnd"/>
+      <w:proofErr w:type="gramEnd"/>
       <w:r>
         <w:rPr>
           <w:b/>
@@ -2761,6 +2865,7 @@
           <w:color w:val="00B050"/>
         </w:rPr>
       </w:pPr>
+      <w:proofErr w:type="gramStart"/>
       <w:r>
         <w:rPr>
           <w:b/>
@@ -2780,13 +2885,21 @@
           <w:b/>
           <w:color w:val="00B050"/>
         </w:rPr>
-        <w:t>color: "blue"</w:t>
-      </w:r>
+        <w:t>color</w:t>
+      </w:r>
+      <w:proofErr w:type="gramEnd"/>
       <w:r>
         <w:rPr>
           <w:b/>
           <w:color w:val="00B050"/>
         </w:rPr>
+        <w:t>: "blue"</w:t>
+      </w:r>
+      <w:r>
+        <w:rPr>
+          <w:b/>
+          <w:color w:val="00B050"/>
+        </w:rPr>
         <w:t xml:space="preserve"> </w:t>
       </w:r>
       <w:r>
@@ -2859,19 +2972,28 @@
         <w:t xml:space="preserve">"Updated count:", </w:t>
       </w:r>
       <w:proofErr w:type="spellStart"/>
+      <w:proofErr w:type="gramStart"/>
       <w:r>
         <w:rPr>
           <w:b/>
           <w:color w:val="00B050"/>
         </w:rPr>
-        <w:t>this.state.count</w:t>
-      </w:r>
-      <w:proofErr w:type="spellEnd"/>
+        <w:t>this.state</w:t>
+      </w:r>
+      <w:proofErr w:type="gramEnd"/>
       <w:r>
         <w:rPr>
           <w:b/>
           <w:color w:val="00B050"/>
         </w:rPr>
+        <w:t>.count</w:t>
+      </w:r>
+      <w:proofErr w:type="spellEnd"/>
+      <w:r>
+        <w:rPr>
+          <w:b/>
+          <w:color w:val="00B050"/>
+        </w:rPr>
         <w:t xml:space="preserve">); </w:t>
       </w:r>
     </w:p>
@@ -2935,8 +3057,13 @@
       <w:r>
         <w:t xml:space="preserve">            </w:t>
       </w:r>
-      <w:r>
-        <w:t>render() {</w:t>
+      <w:proofErr w:type="gramStart"/>
+      <w:r>
+        <w:t>render(</w:t>
+      </w:r>
+      <w:proofErr w:type="gramEnd"/>
+      <w:r>
+        <w:t>) {</w:t>
       </w:r>
     </w:p>
     <w:p>
@@ -2969,14 +3096,22 @@
         <w:t xml:space="preserve"> </w:t>
       </w:r>
       <w:r>
-        <w:t>My {</w:t>
+        <w:t xml:space="preserve">My </w:t>
+      </w:r>
+      <w:proofErr w:type="gramStart"/>
+      <w:r>
+        <w:t>{</w:t>
       </w:r>
       <w:r>
         <w:t xml:space="preserve"> </w:t>
       </w:r>
       <w:proofErr w:type="spellStart"/>
       <w:r>
-        <w:t>this.state.color</w:t>
+        <w:t>this</w:t>
+      </w:r>
+      <w:proofErr w:type="gramEnd"/>
+      <w:r>
+        <w:t>.state.color</w:t>
       </w:r>
       <w:proofErr w:type="spellEnd"/>
       <w:r>
@@ -3014,6 +3149,7 @@
       <w:r>
         <w:t xml:space="preserve"> </w:t>
       </w:r>
+      <w:proofErr w:type="gramStart"/>
       <w:r>
         <w:t>{</w:t>
       </w:r>
@@ -3022,7 +3158,11 @@
       </w:r>
       <w:proofErr w:type="spellStart"/>
       <w:r>
-        <w:t>this.changeColor</w:t>
+        <w:t>this</w:t>
+      </w:r>
+      <w:proofErr w:type="gramEnd"/>
+      <w:r>
+        <w:t>.changeColor</w:t>
       </w:r>
       <w:proofErr w:type="spellEnd"/>
       <w:r>
@@ -3100,10 +3240,12 @@
         <w:t xml:space="preserve">When you want to update state based on the previous state, you should pass a function to </w:t>
       </w:r>
       <w:proofErr w:type="spellStart"/>
+      <w:proofErr w:type="gramStart"/>
       <w:r>
         <w:t>this.setState</w:t>
       </w:r>
       <w:proofErr w:type="spellEnd"/>
+      <w:proofErr w:type="gramEnd"/>
       <w:r>
         <w:t>() instead of an object.</w:t>
       </w:r>
@@ -3114,10 +3256,12 @@
         <w:ind w:left="2160"/>
       </w:pPr>
       <w:proofErr w:type="spellStart"/>
+      <w:proofErr w:type="gramStart"/>
       <w:r>
         <w:t>this.setState</w:t>
       </w:r>
       <w:proofErr w:type="spellEnd"/>
+      <w:proofErr w:type="gramEnd"/>
       <w:r>
         <w:t>(</w:t>
       </w:r>
@@ -3137,10 +3281,12 @@
         <w:t xml:space="preserve">  return {counter: </w:t>
       </w:r>
       <w:proofErr w:type="spellStart"/>
+      <w:proofErr w:type="gramStart"/>
       <w:r>
         <w:t>state.counter</w:t>
       </w:r>
       <w:proofErr w:type="spellEnd"/>
+      <w:proofErr w:type="gramEnd"/>
       <w:r>
         <w:t xml:space="preserve"> + </w:t>
       </w:r>
@@ -3289,8 +3435,13 @@
         <w:t xml:space="preserve">In class components, props are accessed using </w:t>
       </w:r>
       <w:proofErr w:type="spellStart"/>
-      <w:r>
-        <w:t>this.props.value</w:t>
+      <w:proofErr w:type="gramStart"/>
+      <w:r>
+        <w:t>this.props</w:t>
+      </w:r>
+      <w:proofErr w:type="gramEnd"/>
+      <w:r>
+        <w:t>.value</w:t>
       </w:r>
       <w:proofErr w:type="spellEnd"/>
       <w:r>
@@ -3334,8 +3485,13 @@
       <w:r>
         <w:t xml:space="preserve">    </w:t>
       </w:r>
-      <w:r>
-        <w:t>render() {     </w:t>
+      <w:proofErr w:type="gramStart"/>
+      <w:r>
+        <w:t>render(</w:t>
+      </w:r>
+      <w:proofErr w:type="gramEnd"/>
+      <w:r>
+        <w:t>) {     </w:t>
       </w:r>
     </w:p>
     <w:p>
@@ -3353,14 +3509,26 @@
         <w:ind w:left="2880"/>
       </w:pPr>
       <w:r>
-        <w:t>            &lt;h1&gt; Welcome to { </w:t>
+        <w:t>            &lt;h1&gt; Welcome to </w:t>
+      </w:r>
+      <w:proofErr w:type="gramStart"/>
+      <w:r>
+        <w:t>{ </w:t>
       </w:r>
       <w:r>
         <w:rPr>
           <w:b/>
           <w:color w:val="00B050"/>
         </w:rPr>
-        <w:t>this.props.name </w:t>
+        <w:t>this.props.name</w:t>
+      </w:r>
+      <w:proofErr w:type="gramEnd"/>
+      <w:r>
+        <w:rPr>
+          <w:b/>
+          <w:color w:val="00B050"/>
+        </w:rPr>
+        <w:t> </w:t>
       </w:r>
       <w:r>
         <w:t>} &lt;/h1&gt;    </w:t>
@@ -3414,14 +3582,26 @@
         <w:ind w:left="2160"/>
       </w:pPr>
       <w:r>
-        <w:t xml:space="preserve">const main = &lt;App  </w:t>
+        <w:t>const main = &lt;</w:t>
+      </w:r>
+      <w:proofErr w:type="gramStart"/>
+      <w:r>
+        <w:t xml:space="preserve">App  </w:t>
       </w:r>
       <w:r>
         <w:rPr>
           <w:b/>
           <w:color w:val="00B050"/>
         </w:rPr>
-        <w:t>name=”</w:t>
+        <w:t>name</w:t>
+      </w:r>
+      <w:proofErr w:type="gramEnd"/>
+      <w:r>
+        <w:rPr>
+          <w:b/>
+          <w:color w:val="00B050"/>
+        </w:rPr>
+        <w:t>=”</w:t>
       </w:r>
       <w:proofErr w:type="spellStart"/>
       <w:r>
@@ -3540,10 +3720,12 @@
         <w:t xml:space="preserve">Access props using </w:t>
       </w:r>
       <w:proofErr w:type="spellStart"/>
+      <w:proofErr w:type="gramStart"/>
       <w:r>
         <w:t>this.props</w:t>
       </w:r>
       <w:proofErr w:type="spellEnd"/>
+      <w:proofErr w:type="gramEnd"/>
     </w:p>
     <w:p>
       <w:pPr>
@@ -3581,10 +3763,12 @@
         <w:t xml:space="preserve">Without super(props), </w:t>
       </w:r>
       <w:proofErr w:type="spellStart"/>
+      <w:proofErr w:type="gramStart"/>
       <w:r>
         <w:t>this.props</w:t>
       </w:r>
       <w:proofErr w:type="spellEnd"/>
+      <w:proofErr w:type="gramEnd"/>
       <w:r>
         <w:t xml:space="preserve"> will be undefined inside the constructor, leading to errors.</w:t>
       </w:r>
@@ -3682,12 +3866,17 @@
         <w:t>You cannot call </w:t>
       </w:r>
       <w:proofErr w:type="spellStart"/>
+      <w:proofErr w:type="gramStart"/>
       <w:r>
         <w:t>setState</w:t>
       </w:r>
       <w:proofErr w:type="spellEnd"/>
       <w:r>
-        <w:t>() method directly in the </w:t>
+        <w:t>(</w:t>
+      </w:r>
+      <w:proofErr w:type="gramEnd"/>
+      <w:r>
+        <w:t>) method directly in the </w:t>
       </w:r>
       <w:r>
         <w:rPr>
@@ -3722,6 +3911,7 @@
         <w:t>'</w:t>
       </w:r>
       <w:proofErr w:type="spellStart"/>
+      <w:proofErr w:type="gramStart"/>
       <w:r>
         <w:rPr>
           <w:b/>
@@ -3730,6 +3920,7 @@
         <w:t>this.state</w:t>
       </w:r>
       <w:proofErr w:type="spellEnd"/>
+      <w:proofErr w:type="gramEnd"/>
       <w:r>
         <w:rPr>
           <w:b/>
@@ -3759,10 +3950,12 @@
         <w:t xml:space="preserve">The constructor only uses </w:t>
       </w:r>
       <w:proofErr w:type="spellStart"/>
+      <w:proofErr w:type="gramStart"/>
       <w:r>
         <w:t>this.state</w:t>
       </w:r>
       <w:proofErr w:type="spellEnd"/>
+      <w:proofErr w:type="gramEnd"/>
       <w:r>
         <w:t xml:space="preserve"> to assign initial state, and all other methods need to use </w:t>
       </w:r>
@@ -3815,7 +4008,23 @@
           <w:b/>
           <w:color w:val="00B050"/>
         </w:rPr>
-        <w:t>constructor(props){  </w:t>
+        <w:t>constructor(props</w:t>
+      </w:r>
+      <w:proofErr w:type="gramStart"/>
+      <w:r>
+        <w:rPr>
+          <w:b/>
+          <w:color w:val="00B050"/>
+        </w:rPr>
+        <w:t>){</w:t>
+      </w:r>
+      <w:proofErr w:type="gramEnd"/>
+      <w:r>
+        <w:rPr>
+          <w:b/>
+          <w:color w:val="00B050"/>
+        </w:rPr>
+        <w:t>  </w:t>
       </w:r>
     </w:p>
     <w:p>
@@ -3850,6 +4059,7 @@
         <w:t>    </w:t>
       </w:r>
       <w:proofErr w:type="spellStart"/>
+      <w:proofErr w:type="gramStart"/>
       <w:r>
         <w:rPr>
           <w:b/>
@@ -3858,6 +4068,7 @@
         <w:t>this.state</w:t>
       </w:r>
       <w:proofErr w:type="spellEnd"/>
+      <w:proofErr w:type="gramEnd"/>
       <w:r>
         <w:rPr>
           <w:color w:val="00B050"/>
@@ -3877,10 +4088,12 @@
         <w:t>    </w:t>
       </w:r>
       <w:proofErr w:type="spellStart"/>
+      <w:proofErr w:type="gramStart"/>
       <w:r>
         <w:t>this.handleEvent</w:t>
       </w:r>
       <w:proofErr w:type="spellEnd"/>
+      <w:proofErr w:type="gramEnd"/>
       <w:r>
         <w:t> = </w:t>
       </w:r>
@@ -3908,10 +4121,18 @@
         <w:ind w:left="2160"/>
       </w:pPr>
       <w:r>
-        <w:t>  handle</w:t>
-      </w:r>
-      <w:r>
-        <w:t>(){  </w:t>
+        <w:t>  </w:t>
+      </w:r>
+      <w:proofErr w:type="gramStart"/>
+      <w:r>
+        <w:t>handle</w:t>
+      </w:r>
+      <w:r>
+        <w:t>(</w:t>
+      </w:r>
+      <w:proofErr w:type="gramEnd"/>
+      <w:r>
+        <w:t>){  </w:t>
       </w:r>
     </w:p>
     <w:p>
@@ -3920,14 +4141,22 @@
         <w:ind w:left="2880"/>
       </w:pPr>
       <w:r>
-        <w:t>    console.log(</w:t>
+        <w:t>    </w:t>
+      </w:r>
+      <w:proofErr w:type="gramStart"/>
+      <w:r>
+        <w:t>console.log(</w:t>
       </w:r>
       <w:r>
         <w:t xml:space="preserve"> </w:t>
       </w:r>
       <w:proofErr w:type="spellStart"/>
       <w:r>
-        <w:t>this.props</w:t>
+        <w:t>this</w:t>
+      </w:r>
+      <w:proofErr w:type="gramEnd"/>
+      <w:r>
+        <w:t>.props</w:t>
       </w:r>
       <w:proofErr w:type="spellEnd"/>
       <w:r>
@@ -3952,7 +4181,15 @@
         <w:ind w:left="2160"/>
       </w:pPr>
       <w:r>
-        <w:t>  render() {  </w:t>
+        <w:t>  </w:t>
+      </w:r>
+      <w:proofErr w:type="gramStart"/>
+      <w:r>
+        <w:t>render(</w:t>
+      </w:r>
+      <w:proofErr w:type="gramEnd"/>
+      <w:r>
+        <w:t>) {  </w:t>
       </w:r>
     </w:p>
     <w:p>
@@ -4014,8 +4251,13 @@
         <w:t>&lt;input type ="text" value={</w:t>
       </w:r>
       <w:proofErr w:type="spellStart"/>
-      <w:r>
-        <w:t>this.state.data</w:t>
+      <w:proofErr w:type="gramStart"/>
+      <w:r>
+        <w:t>this.state</w:t>
+      </w:r>
+      <w:proofErr w:type="gramEnd"/>
+      <w:r>
+        <w:t>.data</w:t>
       </w:r>
       <w:proofErr w:type="spellEnd"/>
       <w:r>
@@ -4053,6 +4295,7 @@
       <w:r>
         <w:t xml:space="preserve"> </w:t>
       </w:r>
+      <w:proofErr w:type="gramStart"/>
       <w:r>
         <w:t>{</w:t>
       </w:r>
@@ -4067,6 +4310,7 @@
         </w:rPr>
         <w:t>this</w:t>
       </w:r>
+      <w:proofErr w:type="gramEnd"/>
       <w:r>
         <w:rPr>
           <w:b/>
@@ -4265,7 +4509,15 @@
       </w:r>
       <w:r>
         <w:tab/>
-        <w:t>Const Name = ( props )=&gt;{</w:t>
+        <w:t xml:space="preserve">Const Name = </w:t>
+      </w:r>
+      <w:proofErr w:type="gramStart"/>
+      <w:r>
+        <w:t>( props</w:t>
+      </w:r>
+      <w:proofErr w:type="gramEnd"/>
+      <w:r>
+        <w:t xml:space="preserve"> )=&gt;{</w:t>
       </w:r>
     </w:p>
     <w:p>
@@ -4278,7 +4530,15 @@
       </w:r>
       <w:r>
         <w:tab/>
-        <w:t xml:space="preserve">     Return ( { </w:t>
+        <w:t xml:space="preserve">     Return </w:t>
+      </w:r>
+      <w:proofErr w:type="gramStart"/>
+      <w:r>
+        <w:t>( {</w:t>
+      </w:r>
+      <w:proofErr w:type="gramEnd"/>
+      <w:r>
+        <w:t xml:space="preserve"> </w:t>
       </w:r>
       <w:proofErr w:type="spellStart"/>
       <w:r>
@@ -4323,14 +4583,26 @@
       </w:r>
       <w:r>
         <w:tab/>
-        <w:t xml:space="preserve">&lt;Name&gt; </w:t>
+        <w:t>&lt;Name</w:t>
+      </w:r>
+      <w:proofErr w:type="gramStart"/>
+      <w:r>
+        <w:t xml:space="preserve">&gt; </w:t>
       </w:r>
       <w:r>
         <w:rPr>
           <w:b/>
           <w:color w:val="C00000"/>
         </w:rPr>
-        <w:t xml:space="preserve"> value </w:t>
+        <w:t xml:space="preserve"> value</w:t>
+      </w:r>
+      <w:proofErr w:type="gramEnd"/>
+      <w:r>
+        <w:rPr>
+          <w:b/>
+          <w:color w:val="C00000"/>
+        </w:rPr>
+        <w:t xml:space="preserve"> </w:t>
       </w:r>
       <w:r>
         <w:t>&lt;/Name&gt;</w:t>
@@ -4588,10 +4860,12 @@
         <w:t xml:space="preserve">  </w:t>
       </w:r>
       <w:proofErr w:type="spellStart"/>
+      <w:proofErr w:type="gramStart"/>
       <w:r>
         <w:t>this.state</w:t>
       </w:r>
       <w:proofErr w:type="spellEnd"/>
+      <w:proofErr w:type="gramEnd"/>
       <w:r>
         <w:t xml:space="preserve"> = { counter: 0 };</w:t>
       </w:r>
@@ -4605,10 +4879,12 @@
         <w:t xml:space="preserve">  </w:t>
       </w:r>
       <w:proofErr w:type="spellStart"/>
+      <w:proofErr w:type="gramStart"/>
       <w:r>
         <w:t>this.handleClick</w:t>
       </w:r>
       <w:proofErr w:type="spellEnd"/>
+      <w:proofErr w:type="gramEnd"/>
       <w:r>
         <w:t xml:space="preserve"> = </w:t>
       </w:r>
@@ -4644,6 +4920,7 @@
         </w:rPr>
       </w:pPr>
       <w:proofErr w:type="spellStart"/>
+      <w:proofErr w:type="gramStart"/>
       <w:r>
         <w:rPr>
           <w:b/>
@@ -4657,7 +4934,15 @@
           <w:b/>
           <w:sz w:val="24"/>
         </w:rPr>
-        <w:t>()</w:t>
+        <w:t>(</w:t>
+      </w:r>
+      <w:proofErr w:type="gramEnd"/>
+      <w:r>
+        <w:rPr>
+          <w:b/>
+          <w:sz w:val="24"/>
+        </w:rPr>
+        <w:t>)</w:t>
       </w:r>
       <w:r>
         <w:rPr>
@@ -4788,10 +5073,12 @@
         <w:t>      </w:t>
       </w:r>
       <w:proofErr w:type="spellStart"/>
+      <w:proofErr w:type="gramStart"/>
       <w:r>
         <w:t>this.state</w:t>
       </w:r>
       <w:proofErr w:type="spellEnd"/>
+      <w:proofErr w:type="gramEnd"/>
       <w:r>
         <w:t> = {</w:t>
       </w:r>
@@ -4837,6 +5124,7 @@
         <w:t xml:space="preserve">     </w:t>
       </w:r>
       <w:proofErr w:type="spellStart"/>
+      <w:proofErr w:type="gramStart"/>
       <w:r>
         <w:rPr>
           <w:b/>
@@ -4850,12 +5138,20 @@
           <w:b/>
           <w:color w:val="00B0F0"/>
         </w:rPr>
-        <w:t>()</w:t>
-      </w:r>
-      <w:r>
-        <w:rPr>
+        <w:t>(</w:t>
+      </w:r>
+      <w:proofErr w:type="gramEnd"/>
+      <w:r>
+        <w:rPr>
+          <w:b/>
           <w:color w:val="00B0F0"/>
         </w:rPr>
+        <w:t>)</w:t>
+      </w:r>
+      <w:r>
+        <w:rPr>
+          <w:color w:val="00B0F0"/>
+        </w:rPr>
         <w:t> {  </w:t>
       </w:r>
     </w:p>
@@ -4864,8 +5160,13 @@
         <w:pStyle w:val="NoSpacing"/>
         <w:ind w:left="1440" w:firstLine="720"/>
       </w:pPr>
-      <w:r>
-        <w:t>console.log('Component Did MOUNT!')  </w:t>
+      <w:proofErr w:type="gramStart"/>
+      <w:r>
+        <w:t>console.log(</w:t>
+      </w:r>
+      <w:proofErr w:type="gramEnd"/>
+      <w:r>
+        <w:t>'Component Did MOUNT!')  </w:t>
       </w:r>
     </w:p>
     <w:p>
@@ -4894,8 +5195,13 @@
       <w:r>
         <w:t xml:space="preserve">     </w:t>
       </w:r>
-      <w:r>
-        <w:t>render() {  </w:t>
+      <w:proofErr w:type="gramStart"/>
+      <w:r>
+        <w:t>render(</w:t>
+      </w:r>
+      <w:proofErr w:type="gramEnd"/>
+      <w:r>
+        <w:t>) {  </w:t>
       </w:r>
     </w:p>
     <w:p>
@@ -4908,7 +5214,15 @@
       </w:r>
       <w:r>
         <w:tab/>
-        <w:t xml:space="preserve">return (  &lt;h1&gt; { this.state.name} &lt;/h1&gt; </w:t>
+        <w:t>return </w:t>
+      </w:r>
+      <w:proofErr w:type="gramStart"/>
+      <w:r>
+        <w:t>(  &lt;</w:t>
+      </w:r>
+      <w:proofErr w:type="gramEnd"/>
+      <w:r>
+        <w:t xml:space="preserve">h1&gt; { this.state.name} &lt;/h1&gt; </w:t>
       </w:r>
       <w:r>
         <w:t>);  </w:t>
@@ -4958,6 +5272,7 @@
         <w:t xml:space="preserve">static </w:t>
       </w:r>
       <w:proofErr w:type="spellStart"/>
+      <w:proofErr w:type="gramStart"/>
       <w:r>
         <w:rPr>
           <w:b/>
@@ -4975,7 +5290,17 @@
           <w:sz w:val="24"/>
           <w:szCs w:val="24"/>
         </w:rPr>
-        <w:t>(props, state)</w:t>
+        <w:t>(</w:t>
+      </w:r>
+      <w:proofErr w:type="gramEnd"/>
+      <w:r>
+        <w:rPr>
+          <w:b/>
+          <w:bCs/>
+          <w:sz w:val="24"/>
+          <w:szCs w:val="24"/>
+        </w:rPr>
+        <w:t>props, state)</w:t>
       </w:r>
       <w:r>
         <w:rPr>
@@ -5119,7 +5444,15 @@
       </w:r>
       <w:r>
         <w:tab/>
-        <w:t>&lt;h1&gt; I am render method  &lt;/h1&gt;</w:t>
+        <w:t xml:space="preserve">&lt;h1&gt; I am render </w:t>
+      </w:r>
+      <w:proofErr w:type="gramStart"/>
+      <w:r>
+        <w:t>method  &lt;</w:t>
+      </w:r>
+      <w:proofErr w:type="gramEnd"/>
+      <w:r>
+        <w:t>/h1&gt;</w:t>
       </w:r>
     </w:p>
     <w:p>
@@ -5210,6 +5543,7 @@
         <w:t xml:space="preserve">static </w:t>
       </w:r>
       <w:proofErr w:type="spellStart"/>
+      <w:proofErr w:type="gramStart"/>
       <w:r>
         <w:rPr>
           <w:b/>
@@ -5227,7 +5561,17 @@
           <w:sz w:val="24"/>
           <w:szCs w:val="24"/>
         </w:rPr>
-        <w:t>(props, state):</w:t>
+        <w:t>(</w:t>
+      </w:r>
+      <w:proofErr w:type="gramEnd"/>
+      <w:r>
+        <w:rPr>
+          <w:b/>
+          <w:bCs/>
+          <w:sz w:val="24"/>
+          <w:szCs w:val="24"/>
+        </w:rPr>
+        <w:t>props, state):</w:t>
       </w:r>
     </w:p>
     <w:p>
@@ -5524,6 +5868,7 @@
         <w:ind w:left="2160"/>
       </w:pPr>
       <w:proofErr w:type="spellStart"/>
+      <w:proofErr w:type="gramStart"/>
       <w:r>
         <w:t>componentDidUpdate</w:t>
       </w:r>
@@ -5539,6 +5884,7 @@
         <w:t>prevProps</w:t>
       </w:r>
       <w:proofErr w:type="spellEnd"/>
+      <w:proofErr w:type="gramEnd"/>
       <w:r>
         <w:t xml:space="preserve">, </w:t>
       </w:r>
@@ -5576,6 +5922,7 @@
         <w:ind w:left="2160"/>
       </w:pPr>
       <w:proofErr w:type="spellStart"/>
+      <w:proofErr w:type="gramStart"/>
       <w:r>
         <w:rPr>
           <w:b/>
@@ -5592,7 +5939,11 @@
         <w:t xml:space="preserve"> </w:t>
       </w:r>
       <w:r>
-        <w:t xml:space="preserve">: take previous state of component . </w:t>
+        <w:t>:</w:t>
+      </w:r>
+      <w:proofErr w:type="gramEnd"/>
+      <w:r>
+        <w:t xml:space="preserve"> take previous state of component . </w:t>
       </w:r>
     </w:p>
     <w:p/>
@@ -5695,10 +6046,12 @@
         <w:t>      </w:t>
       </w:r>
       <w:proofErr w:type="spellStart"/>
+      <w:proofErr w:type="gramStart"/>
       <w:r>
         <w:t>this.state</w:t>
       </w:r>
       <w:proofErr w:type="spellEnd"/>
+      <w:proofErr w:type="gramEnd"/>
       <w:r>
         <w:t> = { name: "</w:t>
       </w:r>
@@ -5729,6 +6082,7 @@
         <w:t>   </w:t>
       </w:r>
       <w:proofErr w:type="spellStart"/>
+      <w:proofErr w:type="gramStart"/>
       <w:r>
         <w:rPr>
           <w:b/>
@@ -5742,6 +6096,7 @@
         <w:t>(</w:t>
       </w:r>
       <w:proofErr w:type="spellStart"/>
+      <w:proofErr w:type="gramEnd"/>
       <w:r>
         <w:t>prevProps</w:t>
       </w:r>
@@ -5766,6 +6121,7 @@
       <w:r>
         <w:t>      </w:t>
       </w:r>
+      <w:proofErr w:type="gramStart"/>
       <w:r>
         <w:rPr>
           <w:b/>
@@ -5775,7 +6131,11 @@
         <w:t>console</w:t>
       </w:r>
       <w:r>
-        <w:t>.log('Component Did UPDATE!')  </w:t>
+        <w:t>.log(</w:t>
+      </w:r>
+      <w:proofErr w:type="gramEnd"/>
+      <w:r>
+        <w:t>'Component Did UPDATE!')  </w:t>
       </w:r>
     </w:p>
     <w:p>
@@ -5795,6 +6155,7 @@
       <w:r>
         <w:t>   </w:t>
       </w:r>
+      <w:proofErr w:type="gramStart"/>
       <w:r>
         <w:rPr>
           <w:b/>
@@ -5804,7 +6165,11 @@
         <w:t>render</w:t>
       </w:r>
       <w:r>
-        <w:t>() {  </w:t>
+        <w:t>(</w:t>
+      </w:r>
+      <w:proofErr w:type="gramEnd"/>
+      <w:r>
+        <w:t>) {  </w:t>
       </w:r>
     </w:p>
     <w:p>
@@ -5839,7 +6204,15 @@
         <w:ind w:left="4320"/>
       </w:pPr>
       <w:r>
-        <w:t xml:space="preserve">    &lt;h1&gt; { this.state.name} &lt;/h1&gt;</w:t>
+        <w:t xml:space="preserve">    &lt;h1&gt; </w:t>
+      </w:r>
+      <w:proofErr w:type="gramStart"/>
+      <w:r>
+        <w:t>{ this.state.name</w:t>
+      </w:r>
+      <w:proofErr w:type="gramEnd"/>
+      <w:r>
+        <w:t>} &lt;/h1&gt;</w:t>
       </w:r>
     </w:p>
     <w:p>
@@ -5906,7 +6279,15 @@
         </w:numPr>
       </w:pPr>
       <w:r>
-        <w:t xml:space="preserve">The render() method is invoked to examine </w:t>
+        <w:t xml:space="preserve">The </w:t>
+      </w:r>
+      <w:proofErr w:type="gramStart"/>
+      <w:r>
+        <w:t>render(</w:t>
+      </w:r>
+      <w:proofErr w:type="gramEnd"/>
+      <w:r>
+        <w:t xml:space="preserve">) method is invoked to examine </w:t>
       </w:r>
       <w:proofErr w:type="spellStart"/>
       <w:r>
@@ -5997,12 +6378,17 @@
         <w:t xml:space="preserve">If </w:t>
       </w:r>
       <w:proofErr w:type="spellStart"/>
+      <w:proofErr w:type="gramStart"/>
       <w:r>
         <w:t>shouldComponentUpdate</w:t>
       </w:r>
       <w:proofErr w:type="spellEnd"/>
       <w:r>
-        <w:t>() returns false, the render() method still runs internally to ensure the component’s UI stays consistent.</w:t>
+        <w:t>(</w:t>
+      </w:r>
+      <w:proofErr w:type="gramEnd"/>
+      <w:r>
+        <w:t>) returns false, the render() method still runs internally to ensure the component’s UI stays consistent.</w:t>
       </w:r>
     </w:p>
     <w:p/>
@@ -6035,6 +6421,7 @@
         </w:rPr>
       </w:pPr>
       <w:proofErr w:type="spellStart"/>
+      <w:proofErr w:type="gramStart"/>
       <w:r>
         <w:rPr>
           <w:b/>
@@ -6052,7 +6439,17 @@
           <w:sz w:val="26"/>
           <w:szCs w:val="26"/>
         </w:rPr>
-        <w:t>()</w:t>
+        <w:t>(</w:t>
+      </w:r>
+      <w:proofErr w:type="gramEnd"/>
+      <w:r>
+        <w:rPr>
+          <w:b/>
+          <w:color w:val="000000" w:themeColor="text1"/>
+          <w:sz w:val="26"/>
+          <w:szCs w:val="26"/>
+        </w:rPr>
+        <w:t>)</w:t>
       </w:r>
       <w:r>
         <w:rPr>
@@ -6171,10 +6568,12 @@
         <w:t>      </w:t>
       </w:r>
       <w:proofErr w:type="spellStart"/>
+      <w:proofErr w:type="gramStart"/>
       <w:r>
         <w:t>this.state</w:t>
       </w:r>
       <w:proofErr w:type="spellEnd"/>
+      <w:proofErr w:type="gramEnd"/>
       <w:r>
         <w:t> = {</w:t>
       </w:r>
@@ -6211,12 +6610,17 @@
         <w:t>   </w:t>
       </w:r>
       <w:proofErr w:type="spellStart"/>
+      <w:proofErr w:type="gramStart"/>
       <w:r>
         <w:t>componentWillUnmount</w:t>
       </w:r>
       <w:proofErr w:type="spellEnd"/>
       <w:r>
-        <w:t>() {  </w:t>
+        <w:t>(</w:t>
+      </w:r>
+      <w:proofErr w:type="gramEnd"/>
+      <w:r>
+        <w:t>) {  </w:t>
       </w:r>
     </w:p>
     <w:p>
@@ -6225,7 +6629,15 @@
         <w:ind w:left="2160"/>
       </w:pPr>
       <w:r>
-        <w:t>      console.log('Component Will UNMOUNT!')  </w:t>
+        <w:t>      </w:t>
+      </w:r>
+      <w:proofErr w:type="gramStart"/>
+      <w:r>
+        <w:t>console.log(</w:t>
+      </w:r>
+      <w:proofErr w:type="gramEnd"/>
+      <w:r>
+        <w:t>'Component Will UNMOUNT!')  </w:t>
       </w:r>
     </w:p>
     <w:p>
@@ -6252,7 +6664,15 @@
         <w:ind w:left="1440"/>
       </w:pPr>
       <w:r>
-        <w:t>   render() {  </w:t>
+        <w:t>   </w:t>
+      </w:r>
+      <w:proofErr w:type="gramStart"/>
+      <w:r>
+        <w:t>render(</w:t>
+      </w:r>
+      <w:proofErr w:type="gramEnd"/>
+      <w:r>
+        <w:t>) {  </w:t>
       </w:r>
     </w:p>
     <w:p>
@@ -6282,8 +6702,13 @@
         <w:t>             &lt;h3&gt;Hello {</w:t>
       </w:r>
       <w:proofErr w:type="spellStart"/>
-      <w:r>
-        <w:t>this.state.hello</w:t>
+      <w:proofErr w:type="gramStart"/>
+      <w:r>
+        <w:t>this.state</w:t>
+      </w:r>
+      <w:proofErr w:type="gramEnd"/>
+      <w:r>
+        <w:t>.hello</w:t>
       </w:r>
       <w:proofErr w:type="spellEnd"/>
       <w:r>
@@ -6296,7 +6721,15 @@
         <w:ind w:left="2160"/>
       </w:pPr>
       <w:r>
-        <w:t>             &lt;button onClick = {this.changeState}&gt;Click Here!&lt;/button&gt;          </w:t>
+        <w:t>             &lt;button onClick = {</w:t>
+      </w:r>
+      <w:proofErr w:type="gramStart"/>
+      <w:r>
+        <w:t>this.changeState</w:t>
+      </w:r>
+      <w:proofErr w:type="gramEnd"/>
+      <w:r>
+        <w:t>}&gt;Click Here!&lt;/button&gt;          </w:t>
       </w:r>
     </w:p>
     <w:p>
@@ -6383,6 +6816,7 @@
         <w:t xml:space="preserve">static </w:t>
       </w:r>
       <w:proofErr w:type="spellStart"/>
+      <w:proofErr w:type="gramStart"/>
       <w:r>
         <w:rPr>
           <w:b/>
@@ -6400,7 +6834,17 @@
           <w:sz w:val="24"/>
           <w:szCs w:val="24"/>
         </w:rPr>
-        <w:t>():</w:t>
+        <w:t>(</w:t>
+      </w:r>
+      <w:proofErr w:type="gramEnd"/>
+      <w:r>
+        <w:rPr>
+          <w:b/>
+          <w:bCs/>
+          <w:sz w:val="24"/>
+          <w:szCs w:val="24"/>
+        </w:rPr>
+        <w:t>):</w:t>
       </w:r>
     </w:p>
     <w:p>
@@ -6501,6 +6945,7 @@
         <w:t>function </w:t>
       </w:r>
       <w:proofErr w:type="spellStart"/>
+      <w:proofErr w:type="gramStart"/>
       <w:r>
         <w:rPr>
           <w:b/>
@@ -6514,6 +6959,7 @@
         </w:rPr>
         <w:t>(</w:t>
       </w:r>
+      <w:proofErr w:type="gramEnd"/>
       <w:r>
         <w:rPr>
           <w:b/>
@@ -6646,11 +7092,19 @@
         <w:t xml:space="preserve"> </w:t>
       </w:r>
       <w:r>
-        <w:t xml:space="preserve">I am a { </w:t>
-      </w:r>
-      <w:proofErr w:type="spellStart"/>
-      <w:r>
-        <w:t>props.brand</w:t>
+        <w:t xml:space="preserve">I am a </w:t>
+      </w:r>
+      <w:proofErr w:type="gramStart"/>
+      <w:r>
+        <w:t xml:space="preserve">{ </w:t>
+      </w:r>
+      <w:proofErr w:type="spellStart"/>
+      <w:r>
+        <w:t>props</w:t>
+      </w:r>
+      <w:proofErr w:type="gramEnd"/>
+      <w:r>
+        <w:t>.brand</w:t>
       </w:r>
       <w:proofErr w:type="spellEnd"/>
       <w:r>
@@ -6763,7 +7217,15 @@
         <w:t>React event handlers</w:t>
       </w:r>
       <w:r>
-        <w:t xml:space="preserve"> are written inside curly bracket { }:</w:t>
+        <w:t xml:space="preserve"> are written inside curly bracket </w:t>
+      </w:r>
+      <w:proofErr w:type="gramStart"/>
+      <w:r>
+        <w:t>{ }</w:t>
+      </w:r>
+      <w:proofErr w:type="gramEnd"/>
+      <w:r>
+        <w:t>:</w:t>
       </w:r>
     </w:p>
     <w:p>
@@ -6772,7 +7234,15 @@
         <w:ind w:left="1440"/>
       </w:pPr>
       <w:r>
-        <w:t>function Football() {</w:t>
+        <w:t xml:space="preserve">function </w:t>
+      </w:r>
+      <w:proofErr w:type="gramStart"/>
+      <w:r>
+        <w:t>Football(</w:t>
+      </w:r>
+      <w:proofErr w:type="gramEnd"/>
+      <w:r>
+        <w:t>) {</w:t>
       </w:r>
     </w:p>
     <w:p>
@@ -6819,8 +7289,13 @@
         </w:rPr>
         <w:t xml:space="preserve">   </w:t>
       </w:r>
-      <w:r>
-        <w:t>alert("Great Shot!")</w:t>
+      <w:proofErr w:type="gramStart"/>
+      <w:r>
+        <w:t>alert(</w:t>
+      </w:r>
+      <w:proofErr w:type="gramEnd"/>
+      <w:r>
+        <w:t>"Great Shot!")</w:t>
       </w:r>
     </w:p>
     <w:p>
@@ -6880,7 +7355,15 @@
         <w:t>={shoot}&gt;</w:t>
       </w:r>
       <w:r>
-        <w:t>Take the shot!&lt;/button&gt;</w:t>
+        <w:t xml:space="preserve">Take the </w:t>
+      </w:r>
+      <w:proofErr w:type="gramStart"/>
+      <w:r>
+        <w:t>shot!&lt;</w:t>
+      </w:r>
+      <w:proofErr w:type="gramEnd"/>
+      <w:r>
+        <w:t>/button&gt;</w:t>
       </w:r>
     </w:p>
     <w:p>
@@ -6924,10 +7407,12 @@
         <w:t>(</w:t>
       </w:r>
       <w:proofErr w:type="spellStart"/>
+      <w:proofErr w:type="gramStart"/>
       <w:r>
         <w:t>document.getElementById</w:t>
       </w:r>
       <w:proofErr w:type="spellEnd"/>
+      <w:proofErr w:type="gramEnd"/>
       <w:r>
         <w:t>('root'));</w:t>
       </w:r>
@@ -6938,10 +7423,12 @@
         <w:ind w:left="1440"/>
       </w:pPr>
       <w:proofErr w:type="spellStart"/>
+      <w:proofErr w:type="gramStart"/>
       <w:r>
         <w:t>root.render</w:t>
       </w:r>
       <w:proofErr w:type="spellEnd"/>
+      <w:proofErr w:type="gramEnd"/>
       <w:r>
         <w:t>(</w:t>
       </w:r>
@@ -6975,10 +7462,12 @@
         <w:t xml:space="preserve">To prevent default behavior, call </w:t>
       </w:r>
       <w:proofErr w:type="spellStart"/>
+      <w:proofErr w:type="gramStart"/>
       <w:r>
         <w:t>event.preventDefault</w:t>
       </w:r>
       <w:proofErr w:type="spellEnd"/>
+      <w:proofErr w:type="gramEnd"/>
       <w:r>
         <w:t>().</w:t>
       </w:r>
@@ -6998,12 +7487,17 @@
         <w:t>function </w:t>
       </w:r>
       <w:proofErr w:type="spellStart"/>
+      <w:proofErr w:type="gramStart"/>
       <w:r>
         <w:t>ActionLink</w:t>
       </w:r>
       <w:proofErr w:type="spellEnd"/>
       <w:r>
-        <w:t>() {  </w:t>
+        <w:t>(</w:t>
+      </w:r>
+      <w:proofErr w:type="gramEnd"/>
+      <w:r>
+        <w:t>) {  </w:t>
       </w:r>
     </w:p>
     <w:p>
@@ -7042,6 +7536,7 @@
         <w:t>        </w:t>
       </w:r>
       <w:proofErr w:type="spellStart"/>
+      <w:proofErr w:type="gramStart"/>
       <w:r>
         <w:rPr>
           <w:b/>
@@ -7050,6 +7545,7 @@
         <w:t>e.preventDefault</w:t>
       </w:r>
       <w:proofErr w:type="spellEnd"/>
+      <w:proofErr w:type="gramEnd"/>
       <w:r>
         <w:rPr>
           <w:b/>
@@ -7064,7 +7560,15 @@
         <w:ind w:left="2160"/>
       </w:pPr>
       <w:r>
-        <w:t>        console.log('You had clicked a Link.');  </w:t>
+        <w:t>        </w:t>
+      </w:r>
+      <w:proofErr w:type="gramStart"/>
+      <w:r>
+        <w:t>console.log(</w:t>
+      </w:r>
+      <w:proofErr w:type="gramEnd"/>
+      <w:r>
+        <w:t>'You had clicked a Link.');  </w:t>
       </w:r>
     </w:p>
     <w:p>
@@ -7121,6 +7625,7 @@
         <w:t>onClick</w:t>
       </w:r>
       <w:proofErr w:type="spellEnd"/>
+      <w:proofErr w:type="gramStart"/>
       <w:r>
         <w:t>={</w:t>
       </w:r>
@@ -7132,6 +7637,7 @@
         <w:t>handleClick</w:t>
       </w:r>
       <w:proofErr w:type="spellEnd"/>
+      <w:proofErr w:type="gramEnd"/>
       <w:r>
         <w:t xml:space="preserve"> </w:t>
       </w:r>
@@ -7210,7 +7716,15 @@
         <w:ind w:left="1440"/>
       </w:pPr>
       <w:r>
-        <w:t>function Football() {</w:t>
+        <w:t xml:space="preserve">function </w:t>
+      </w:r>
+      <w:proofErr w:type="gramStart"/>
+      <w:r>
+        <w:t>Football(</w:t>
+      </w:r>
+      <w:proofErr w:type="gramEnd"/>
+      <w:r>
+        <w:t>) {</w:t>
       </w:r>
     </w:p>
     <w:p>
@@ -7286,11 +7800,16 @@
         <w:t>onClick</w:t>
       </w:r>
       <w:proofErr w:type="spellEnd"/>
+      <w:proofErr w:type="gramStart"/>
       <w:r>
         <w:t>={</w:t>
       </w:r>
       <w:r>
-        <w:t xml:space="preserve"> () =&gt; </w:t>
+        <w:t xml:space="preserve"> (</w:t>
+      </w:r>
+      <w:proofErr w:type="gramEnd"/>
+      <w:r>
+        <w:t xml:space="preserve">) =&gt; </w:t>
       </w:r>
       <w:r>
         <w:rPr>
@@ -7361,10 +7880,12 @@
         <w:t>(</w:t>
       </w:r>
       <w:proofErr w:type="spellStart"/>
+      <w:proofErr w:type="gramStart"/>
       <w:r>
         <w:t>document.getElementById</w:t>
       </w:r>
       <w:proofErr w:type="spellEnd"/>
+      <w:proofErr w:type="gramEnd"/>
       <w:r>
         <w:t>('root'));</w:t>
       </w:r>
@@ -7375,10 +7896,12 @@
         <w:ind w:left="1440"/>
       </w:pPr>
       <w:proofErr w:type="spellStart"/>
+      <w:proofErr w:type="gramStart"/>
       <w:r>
         <w:t>root.render</w:t>
       </w:r>
       <w:proofErr w:type="spellEnd"/>
+      <w:proofErr w:type="gramEnd"/>
       <w:r>
         <w:t>(&lt;Football /&gt;);</w:t>
       </w:r>
@@ -7430,7 +7953,15 @@
         <w:ind w:left="1440"/>
       </w:pPr>
       <w:r>
-        <w:t>function Football() {</w:t>
+        <w:t xml:space="preserve">function </w:t>
+      </w:r>
+      <w:proofErr w:type="gramStart"/>
+      <w:r>
+        <w:t>Football(</w:t>
+      </w:r>
+      <w:proofErr w:type="gramEnd"/>
+      <w:r>
+        <w:t>) {</w:t>
       </w:r>
     </w:p>
     <w:p>
@@ -7445,13 +7976,21 @@
         <w:t xml:space="preserve">   </w:t>
       </w:r>
       <w:r>
-        <w:t>const shoot = (</w:t>
+        <w:t xml:space="preserve">const shoot = </w:t>
+      </w:r>
+      <w:proofErr w:type="gramStart"/>
+      <w:r>
+        <w:t>(</w:t>
       </w:r>
       <w:r>
         <w:t xml:space="preserve"> </w:t>
       </w:r>
       <w:r>
-        <w:t xml:space="preserve">a, </w:t>
+        <w:t>a</w:t>
+      </w:r>
+      <w:proofErr w:type="gramEnd"/>
+      <w:r>
+        <w:t xml:space="preserve">, </w:t>
       </w:r>
       <w:r>
         <w:rPr>
@@ -7495,6 +8034,7 @@
       <w:r>
         <w:t xml:space="preserve">        </w:t>
       </w:r>
+      <w:proofErr w:type="gramStart"/>
       <w:r>
         <w:t>alert(</w:t>
       </w:r>
@@ -7503,7 +8043,11 @@
       </w:r>
       <w:proofErr w:type="spellStart"/>
       <w:r>
-        <w:t>b.</w:t>
+        <w:t>b</w:t>
+      </w:r>
+      <w:proofErr w:type="gramEnd"/>
+      <w:r>
+        <w:t>.</w:t>
       </w:r>
       <w:r>
         <w:rPr>
@@ -7573,6 +8117,7 @@
         <w:t>onClick</w:t>
       </w:r>
       <w:proofErr w:type="spellEnd"/>
+      <w:proofErr w:type="gramStart"/>
       <w:r>
         <w:t>={</w:t>
       </w:r>
@@ -7582,6 +8127,7 @@
       <w:r>
         <w:t>(</w:t>
       </w:r>
+      <w:proofErr w:type="gramEnd"/>
       <w:r>
         <w:rPr>
           <w:b/>
@@ -7695,12 +8241,17 @@
         <w:t xml:space="preserve"> </w:t>
       </w:r>
       <w:proofErr w:type="spellStart"/>
+      <w:proofErr w:type="gramStart"/>
       <w:r>
         <w:t>setState</w:t>
       </w:r>
       <w:proofErr w:type="spellEnd"/>
       <w:r>
-        <w:t xml:space="preserve">() </w:t>
+        <w:t>(</w:t>
+      </w:r>
+      <w:proofErr w:type="gramEnd"/>
+      <w:r>
+        <w:t xml:space="preserve">) </w:t>
       </w:r>
       <w:r>
         <w:t>method in</w:t>
@@ -7765,10 +8316,12 @@
         <w:t>        </w:t>
       </w:r>
       <w:proofErr w:type="spellStart"/>
+      <w:proofErr w:type="gramStart"/>
       <w:r>
         <w:t>this.state</w:t>
       </w:r>
       <w:proofErr w:type="spellEnd"/>
+      <w:proofErr w:type="gramEnd"/>
       <w:r>
         <w:t> = {  </w:t>
       </w:r>
@@ -7783,7 +8336,14 @@
       </w:r>
       <w:r>
         <w:tab/>
-        <w:t>count : 1</w:t>
+      </w:r>
+      <w:proofErr w:type="gramStart"/>
+      <w:r>
+        <w:t>count :</w:t>
+      </w:r>
+      <w:proofErr w:type="gramEnd"/>
+      <w:r>
+        <w:t xml:space="preserve"> 1</w:t>
       </w:r>
     </w:p>
     <w:p>
@@ -7837,6 +8397,7 @@
         <w:t>        </w:t>
       </w:r>
       <w:proofErr w:type="spellStart"/>
+      <w:proofErr w:type="gramStart"/>
       <w:r>
         <w:rPr>
           <w:b/>
@@ -7845,6 +8406,7 @@
         <w:t>this.setState</w:t>
       </w:r>
       <w:proofErr w:type="spellEnd"/>
+      <w:proofErr w:type="gramEnd"/>
       <w:r>
         <w:t>(</w:t>
       </w:r>
@@ -7937,7 +8499,11 @@
         <w:t>button</w:t>
       </w:r>
       <w:r>
-        <w:t> type="text"</w:t>
+        <w:t> type="text</w:t>
+      </w:r>
+      <w:proofErr w:type="gramStart"/>
+      <w:r>
+        <w:t>"</w:t>
       </w:r>
       <w:r>
         <w:t> </w:t>
@@ -7950,6 +8516,7 @@
         <w:t>onClick</w:t>
       </w:r>
       <w:proofErr w:type="spellEnd"/>
+      <w:proofErr w:type="gramEnd"/>
       <w:r>
         <w:t xml:space="preserve"> ={</w:t>
       </w:r>
@@ -8146,10 +8713,12 @@
         <w:t>        </w:t>
       </w:r>
       <w:proofErr w:type="spellStart"/>
+      <w:proofErr w:type="gramStart"/>
       <w:r>
         <w:t>this.state</w:t>
       </w:r>
       <w:proofErr w:type="spellEnd"/>
+      <w:proofErr w:type="gramEnd"/>
       <w:r>
         <w:t> = {  </w:t>
       </w:r>
@@ -8164,7 +8733,14 @@
       </w:r>
       <w:r>
         <w:tab/>
-        <w:t>count : 1</w:t>
+      </w:r>
+      <w:proofErr w:type="gramStart"/>
+      <w:r>
+        <w:t>count :</w:t>
+      </w:r>
+      <w:proofErr w:type="gramEnd"/>
+      <w:r>
+        <w:t xml:space="preserve"> 1</w:t>
       </w:r>
     </w:p>
     <w:p>
@@ -8235,6 +8811,7 @@
         <w:t>        </w:t>
       </w:r>
       <w:proofErr w:type="spellStart"/>
+      <w:proofErr w:type="gramStart"/>
       <w:r>
         <w:rPr>
           <w:b/>
@@ -8257,6 +8834,7 @@
         <w:t>setState</w:t>
       </w:r>
       <w:proofErr w:type="spellEnd"/>
+      <w:proofErr w:type="gramEnd"/>
       <w:r>
         <w:t>({  </w:t>
       </w:r>
@@ -8269,6 +8847,7 @@
       <w:r>
         <w:t>            </w:t>
       </w:r>
+      <w:proofErr w:type="gramStart"/>
       <w:r>
         <w:rPr>
           <w:b/>
@@ -8283,7 +8862,11 @@
         <w:t xml:space="preserve"> </w:t>
       </w:r>
       <w:r>
-        <w:t xml:space="preserve">: count +1 </w:t>
+        <w:t>:</w:t>
+      </w:r>
+      <w:proofErr w:type="gramEnd"/>
+      <w:r>
+        <w:t xml:space="preserve"> count +1 </w:t>
       </w:r>
     </w:p>
     <w:p>
@@ -8334,7 +8917,11 @@
         <w:t>button</w:t>
       </w:r>
       <w:r>
-        <w:t> type="text"</w:t>
+        <w:t> type="text</w:t>
+      </w:r>
+      <w:proofErr w:type="gramStart"/>
+      <w:r>
+        <w:t>"</w:t>
       </w:r>
       <w:r>
         <w:t> </w:t>
@@ -8347,6 +8934,7 @@
         <w:t>onClick</w:t>
       </w:r>
       <w:proofErr w:type="spellEnd"/>
+      <w:proofErr w:type="gramEnd"/>
       <w:r>
         <w:t xml:space="preserve"> ={</w:t>
       </w:r>
@@ -8492,10 +9080,12 @@
         <w:t>        </w:t>
       </w:r>
       <w:proofErr w:type="spellStart"/>
+      <w:proofErr w:type="gramStart"/>
       <w:r>
         <w:t>this.state</w:t>
       </w:r>
       <w:proofErr w:type="spellEnd"/>
+      <w:proofErr w:type="gramEnd"/>
       <w:r>
         <w:t> = {  </w:t>
       </w:r>
@@ -8510,7 +9100,14 @@
       </w:r>
       <w:r>
         <w:tab/>
-        <w:t>count : 1</w:t>
+      </w:r>
+      <w:proofErr w:type="gramStart"/>
+      <w:r>
+        <w:t>count :</w:t>
+      </w:r>
+      <w:proofErr w:type="gramEnd"/>
+      <w:r>
+        <w:t xml:space="preserve"> 1</w:t>
       </w:r>
       <w:r>
         <w:t>,</w:t>
@@ -8525,10 +9122,12 @@
         <w:tab/>
       </w:r>
       <w:proofErr w:type="spellStart"/>
+      <w:proofErr w:type="gramStart"/>
       <w:r>
         <w:t>this.handle</w:t>
       </w:r>
       <w:proofErr w:type="spellEnd"/>
+      <w:proofErr w:type="gramEnd"/>
       <w:r>
         <w:t xml:space="preserve"> = </w:t>
       </w:r>
@@ -8571,7 +9170,15 @@
         <w:t>h</w:t>
       </w:r>
       <w:r>
-        <w:t>andle =  {  </w:t>
+        <w:t xml:space="preserve">andle </w:t>
+      </w:r>
+      <w:proofErr w:type="gramStart"/>
+      <w:r>
+        <w:t>=  {</w:t>
+      </w:r>
+      <w:proofErr w:type="gramEnd"/>
+      <w:r>
+        <w:t>  </w:t>
       </w:r>
     </w:p>
     <w:p>
@@ -8583,10 +9190,12 @@
         <w:t>        </w:t>
       </w:r>
       <w:proofErr w:type="spellStart"/>
+      <w:proofErr w:type="gramStart"/>
       <w:r>
         <w:t>this.setState</w:t>
       </w:r>
       <w:proofErr w:type="spellEnd"/>
+      <w:proofErr w:type="gramEnd"/>
       <w:r>
         <w:t>({  </w:t>
       </w:r>
@@ -8597,7 +9206,15 @@
         <w:ind w:left="1440"/>
       </w:pPr>
       <w:r>
-        <w:t xml:space="preserve">            count : count +1 </w:t>
+        <w:t>            </w:t>
+      </w:r>
+      <w:proofErr w:type="gramStart"/>
+      <w:r>
+        <w:t>count :</w:t>
+      </w:r>
+      <w:proofErr w:type="gramEnd"/>
+      <w:r>
+        <w:t xml:space="preserve"> count +1 </w:t>
       </w:r>
     </w:p>
     <w:p>
@@ -8648,7 +9265,11 @@
         <w:t>button</w:t>
       </w:r>
       <w:r>
-        <w:t> type="text"</w:t>
+        <w:t> type="text</w:t>
+      </w:r>
+      <w:proofErr w:type="gramStart"/>
+      <w:r>
+        <w:t>"</w:t>
       </w:r>
       <w:r>
         <w:t> </w:t>
@@ -8661,6 +9282,7 @@
         <w:t>onClick</w:t>
       </w:r>
       <w:proofErr w:type="spellEnd"/>
+      <w:proofErr w:type="gramEnd"/>
       <w:r>
         <w:t xml:space="preserve"> ={ </w:t>
       </w:r>
@@ -8762,6 +9384,7 @@
         <w:t xml:space="preserve">      </w:t>
       </w:r>
       <w:proofErr w:type="spellStart"/>
+      <w:proofErr w:type="gramStart"/>
       <w:r>
         <w:t>this.fucntionN</w:t>
       </w:r>
@@ -8769,6 +9392,7 @@
         <w:t>ame.bind</w:t>
       </w:r>
       <w:proofErr w:type="spellEnd"/>
+      <w:proofErr w:type="gramEnd"/>
       <w:r>
         <w:t>(</w:t>
       </w:r>
@@ -8824,10 +9448,12 @@
         <w:t>        </w:t>
       </w:r>
       <w:proofErr w:type="spellStart"/>
+      <w:proofErr w:type="gramStart"/>
       <w:r>
         <w:t>this.setState</w:t>
       </w:r>
       <w:proofErr w:type="spellEnd"/>
+      <w:proofErr w:type="gramEnd"/>
       <w:r>
         <w:t>({  </w:t>
       </w:r>
@@ -8891,12 +9517,17 @@
       <w:r>
         <w:t xml:space="preserve"> </w:t>
       </w:r>
+      <w:proofErr w:type="gramStart"/>
       <w:r>
         <w:t xml:space="preserve">{ </w:t>
       </w:r>
       <w:proofErr w:type="spellStart"/>
       <w:r>
-        <w:t>this.handle</w:t>
+        <w:t>this</w:t>
+      </w:r>
+      <w:proofErr w:type="gramEnd"/>
+      <w:r>
+        <w:t>.handle</w:t>
       </w:r>
       <w:r>
         <w:t>.bind</w:t>
@@ -8972,6 +9603,7 @@
         <w:t xml:space="preserve">React uses plain JavaScript operators to implement conditional </w:t>
       </w:r>
       <w:proofErr w:type="spellStart"/>
+      <w:proofErr w:type="gramStart"/>
       <w:r>
         <w:t>rendering.</w:t>
       </w:r>
@@ -8979,6 +9611,7 @@
         <w:t>They</w:t>
       </w:r>
       <w:proofErr w:type="spellEnd"/>
+      <w:proofErr w:type="gramEnd"/>
       <w:r>
         <w:t xml:space="preserve"> are given below.</w:t>
       </w:r>
@@ -9125,10 +9758,12 @@
         <w:t xml:space="preserve"> = </w:t>
       </w:r>
       <w:proofErr w:type="spellStart"/>
+      <w:proofErr w:type="gramStart"/>
       <w:r>
         <w:t>props.isGoal</w:t>
       </w:r>
       <w:proofErr w:type="spellEnd"/>
+      <w:proofErr w:type="gramEnd"/>
       <w:r>
         <w:t>;</w:t>
       </w:r>
@@ -9317,7 +9952,15 @@
         <w:t xml:space="preserve"> </w:t>
       </w:r>
       <w:r>
-        <w:t>This operator is used for checking the condition. If the condition is true, it will return the element right after &amp;&amp;, and if it is false, React will ignore and skip it. function Garage(props) {</w:t>
+        <w:t xml:space="preserve">This operator is used for checking the condition. If the condition is true, it will return the element right after &amp;&amp;, and if it is false, </w:t>
+      </w:r>
+      <w:proofErr w:type="gramStart"/>
+      <w:r>
+        <w:t>React</w:t>
+      </w:r>
+      <w:proofErr w:type="gramEnd"/>
+      <w:r>
+        <w:t xml:space="preserve"> will ignore and skip it. function Garage(props) {</w:t>
       </w:r>
     </w:p>
     <w:p>
@@ -9341,10 +9984,12 @@
         <w:t xml:space="preserve"> const cars = </w:t>
       </w:r>
       <w:proofErr w:type="spellStart"/>
+      <w:proofErr w:type="gramStart"/>
       <w:r>
         <w:t>props.cars</w:t>
       </w:r>
       <w:proofErr w:type="spellEnd"/>
+      <w:proofErr w:type="gramEnd"/>
       <w:r>
         <w:t>;</w:t>
       </w:r>
@@ -9382,14 +10027,22 @@
         <w:ind w:left="2160"/>
       </w:pPr>
       <w:r>
-        <w:t xml:space="preserve">      {</w:t>
+        <w:t xml:space="preserve">      </w:t>
+      </w:r>
+      <w:proofErr w:type="gramStart"/>
+      <w:r>
+        <w:t>{</w:t>
       </w:r>
       <w:r>
         <w:t xml:space="preserve"> </w:t>
       </w:r>
       <w:proofErr w:type="spellStart"/>
       <w:r>
-        <w:t>cars.length</w:t>
+        <w:t>cars</w:t>
+      </w:r>
+      <w:proofErr w:type="gramEnd"/>
+      <w:r>
+        <w:t>.length</w:t>
       </w:r>
       <w:proofErr w:type="spellEnd"/>
       <w:r>
@@ -9470,13 +10123,21 @@
         <w:ind w:left="1440"/>
       </w:pPr>
       <w:r>
-        <w:t xml:space="preserve">&lt;Garage </w:t>
+        <w:t>&lt;</w:t>
+      </w:r>
+      <w:proofErr w:type="gramStart"/>
+      <w:r>
+        <w:t xml:space="preserve">Garage </w:t>
       </w:r>
       <w:r>
         <w:t xml:space="preserve"> </w:t>
       </w:r>
       <w:r>
-        <w:t xml:space="preserve">cars={cars} </w:t>
+        <w:t>cars</w:t>
+      </w:r>
+      <w:proofErr w:type="gramEnd"/>
+      <w:r>
+        <w:t xml:space="preserve">={cars} </w:t>
       </w:r>
       <w:r>
         <w:t xml:space="preserve">  /&gt;</w:t>
@@ -9545,11 +10206,24 @@
       <w:r>
         <w:t xml:space="preserve">      </w:t>
       </w:r>
+      <w:proofErr w:type="gramStart"/>
       <w:r>
         <w:t>con</w:t>
       </w:r>
       <w:r>
-        <w:t>dition ?  true : false  </w:t>
+        <w:t>dition ?</w:t>
+      </w:r>
+      <w:proofErr w:type="gramEnd"/>
+      <w:r>
+        <w:t>  </w:t>
+      </w:r>
+      <w:proofErr w:type="gramStart"/>
+      <w:r>
+        <w:t>true :</w:t>
+      </w:r>
+      <w:proofErr w:type="gramEnd"/>
+      <w:r>
+        <w:t> false  </w:t>
       </w:r>
     </w:p>
     <w:p>
@@ -9593,10 +10267,12 @@
         <w:t xml:space="preserve"> = </w:t>
       </w:r>
       <w:proofErr w:type="spellStart"/>
+      <w:proofErr w:type="gramStart"/>
       <w:r>
         <w:t>props.isGoal</w:t>
       </w:r>
       <w:proofErr w:type="spellEnd"/>
+      <w:proofErr w:type="gramEnd"/>
       <w:r>
         <w:t xml:space="preserve"> </w:t>
       </w:r>
@@ -9613,7 +10289,15 @@
         <w:t xml:space="preserve">      return</w:t>
       </w:r>
       <w:r>
-        <w:t xml:space="preserve">      { </w:t>
+        <w:t xml:space="preserve">   </w:t>
+      </w:r>
+      <w:proofErr w:type="gramStart"/>
+      <w:r>
+        <w:t xml:space="preserve">   {</w:t>
+      </w:r>
+      <w:proofErr w:type="gramEnd"/>
+      <w:r>
+        <w:t xml:space="preserve"> </w:t>
       </w:r>
       <w:r>
         <w:t xml:space="preserve">  </w:t>
@@ -9640,11 +10324,16 @@
       <w:r>
         <w:t xml:space="preserve">/&gt; </w:t>
       </w:r>
+      <w:proofErr w:type="gramStart"/>
       <w:r>
         <w:t xml:space="preserve">  </w:t>
       </w:r>
       <w:r>
-        <w:t xml:space="preserve">: </w:t>
+        <w:t>:</w:t>
+      </w:r>
+      <w:proofErr w:type="gramEnd"/>
+      <w:r>
+        <w:t xml:space="preserve"> </w:t>
       </w:r>
       <w:r>
         <w:t xml:space="preserve">  </w:t>
@@ -9688,10 +10377,12 @@
         <w:ind w:left="1440"/>
       </w:pPr>
       <w:proofErr w:type="spellStart"/>
+      <w:proofErr w:type="gramStart"/>
       <w:r>
         <w:t>root.render</w:t>
       </w:r>
       <w:proofErr w:type="spellEnd"/>
+      <w:proofErr w:type="gramEnd"/>
       <w:r>
         <w:t>(</w:t>
       </w:r>
@@ -9804,12 +10495,17 @@
         <w:t>function </w:t>
       </w:r>
       <w:proofErr w:type="spellStart"/>
+      <w:proofErr w:type="gramStart"/>
       <w:r>
         <w:t>NotificationMsg</w:t>
       </w:r>
       <w:proofErr w:type="spellEnd"/>
       <w:r>
-        <w:t>({ text}) {  </w:t>
+        <w:t>(</w:t>
+      </w:r>
+      <w:proofErr w:type="gramEnd"/>
+      <w:r>
+        <w:t>{ text}) {  </w:t>
       </w:r>
     </w:p>
     <w:p>
@@ -10007,6 +10703,7 @@
       <w:r>
         <w:t xml:space="preserve"> </w:t>
       </w:r>
+      <w:proofErr w:type="gramStart"/>
       <w:r>
         <w:t>(</w:t>
       </w:r>
@@ -10018,7 +10715,11 @@
       </w:r>
       <w:proofErr w:type="spellStart"/>
       <w:r>
-        <w:t>props.displayMessage</w:t>
+        <w:t>props</w:t>
+      </w:r>
+      <w:proofErr w:type="gramEnd"/>
+      <w:r>
+        <w:t>.displayMessage</w:t>
       </w:r>
       <w:proofErr w:type="spellEnd"/>
       <w:r>
@@ -10081,10 +10782,18 @@
       </w:r>
       <w:proofErr w:type="spellEnd"/>
       <w:r>
-        <w:t> = {true} </w:t>
-      </w:r>
-      <w:r>
-        <w:t xml:space="preserve"> /&gt;</w:t>
+        <w:t> = {</w:t>
+      </w:r>
+      <w:proofErr w:type="gramStart"/>
+      <w:r>
+        <w:t>true} </w:t>
+      </w:r>
+      <w:r>
+        <w:t xml:space="preserve"> /</w:t>
+      </w:r>
+      <w:proofErr w:type="gramEnd"/>
+      <w:r>
+        <w:t>&gt;</w:t>
       </w:r>
     </w:p>
     <w:p/>
@@ -10150,8 +10859,13 @@
           <w:numId w:val="38"/>
         </w:numPr>
       </w:pPr>
-      <w:r>
-        <w:t>The .map() function is commonly used to traverse arrays and render each item as JSX.</w:t>
+      <w:proofErr w:type="gramStart"/>
+      <w:r>
+        <w:t>The .map</w:t>
+      </w:r>
+      <w:proofErr w:type="gramEnd"/>
+      <w:r>
+        <w:t>() function is commonly used to traverse arrays and render each item as JSX.</w:t>
       </w:r>
     </w:p>
     <w:p>
@@ -10179,6 +10893,7 @@
         <w:t> = </w:t>
       </w:r>
       <w:proofErr w:type="spellStart"/>
+      <w:proofErr w:type="gramStart"/>
       <w:r>
         <w:t>myList.map</w:t>
       </w:r>
@@ -10187,7 +10902,11 @@
         <w:t>(</w:t>
       </w:r>
       <w:r>
-        <w:t xml:space="preserve">   </w:t>
+        <w:t xml:space="preserve">  </w:t>
+      </w:r>
+      <w:proofErr w:type="gramEnd"/>
+      <w:r>
+        <w:t xml:space="preserve"> </w:t>
       </w:r>
       <w:r>
         <w:t>(</w:t>
@@ -10224,6 +10943,7 @@
       <w:r>
         <w:t xml:space="preserve"> </w:t>
       </w:r>
+      <w:proofErr w:type="gramStart"/>
       <w:r>
         <w:t>{</w:t>
       </w:r>
@@ -10235,6 +10955,7 @@
         <w:t>myList</w:t>
       </w:r>
       <w:proofErr w:type="spellEnd"/>
+      <w:proofErr w:type="gramEnd"/>
       <w:r>
         <w:t xml:space="preserve"> </w:t>
       </w:r>
@@ -10266,7 +10987,11 @@
         <w:t> </w:t>
       </w:r>
       <w:r>
-        <w:t>&lt;ul&gt; {</w:t>
+        <w:t>&lt;ul&gt; </w:t>
+      </w:r>
+      <w:proofErr w:type="gramStart"/>
+      <w:r>
+        <w:t>{</w:t>
       </w:r>
       <w:r>
         <w:t xml:space="preserve"> </w:t>
@@ -10276,6 +11001,7 @@
         <w:t>listItems</w:t>
       </w:r>
       <w:proofErr w:type="spellEnd"/>
+      <w:proofErr w:type="gramEnd"/>
       <w:r>
         <w:t xml:space="preserve"> </w:t>
       </w:r>
@@ -10382,7 +11108,15 @@
         <w:ind w:left="1440"/>
       </w:pPr>
       <w:r>
-        <w:t>const stringLists = [ 'Peter', 'Sachin', 'Kevin', 'Dhoni', 'Alisa' ];   </w:t>
+        <w:t>const stringLists = [ 'Peter', 'Sachin', 'Kevin', 'Dhoni', 'Alisa</w:t>
+      </w:r>
+      <w:proofErr w:type="gramStart"/>
+      <w:r>
+        <w:t>' ]</w:t>
+      </w:r>
+      <w:proofErr w:type="gramEnd"/>
+      <w:r>
+        <w:t>;   </w:t>
       </w:r>
     </w:p>
     <w:p>
@@ -10402,6 +11136,7 @@
         <w:t> = </w:t>
       </w:r>
       <w:proofErr w:type="spellStart"/>
+      <w:proofErr w:type="gramStart"/>
       <w:r>
         <w:t>stringLists.map</w:t>
       </w:r>
@@ -10412,6 +11147,7 @@
       <w:r>
         <w:t xml:space="preserve">  </w:t>
       </w:r>
+      <w:proofErr w:type="gramEnd"/>
       <w:r>
         <w:t>(</w:t>
       </w:r>
@@ -10442,7 +11178,11 @@
         <w:ind w:left="2160"/>
       </w:pPr>
       <w:r>
-        <w:t>    &lt;li </w:t>
+        <w:t>    &lt;</w:t>
+      </w:r>
+      <w:proofErr w:type="gramStart"/>
+      <w:r>
+        <w:t>li </w:t>
       </w:r>
       <w:r>
         <w:t xml:space="preserve"> </w:t>
@@ -10450,6 +11190,7 @@
       <w:r>
         <w:t>key</w:t>
       </w:r>
+      <w:proofErr w:type="gramEnd"/>
       <w:r>
         <w:t xml:space="preserve"> </w:t>
       </w:r>
@@ -10519,13 +11260,21 @@
         <w:ind w:left="2160"/>
       </w:pPr>
       <w:r>
-        <w:t xml:space="preserve">  return &lt;li&gt;</w:t>
+        <w:t xml:space="preserve">  return &lt;li</w:t>
+      </w:r>
+      <w:proofErr w:type="gramStart"/>
+      <w:r>
+        <w:t>&gt;</w:t>
       </w:r>
       <w:r>
         <w:t xml:space="preserve">  </w:t>
       </w:r>
       <w:r>
-        <w:t xml:space="preserve">I am a { </w:t>
+        <w:t>I</w:t>
+      </w:r>
+      <w:proofErr w:type="gramEnd"/>
+      <w:r>
+        <w:t xml:space="preserve"> am a { </w:t>
       </w:r>
       <w:proofErr w:type="spellStart"/>
       <w:r>
@@ -10563,7 +11312,15 @@
         <w:ind w:left="1440"/>
       </w:pPr>
       <w:r>
-        <w:t>function Garage() {</w:t>
+        <w:t xml:space="preserve">function </w:t>
+      </w:r>
+      <w:proofErr w:type="gramStart"/>
+      <w:r>
+        <w:t>Garage(</w:t>
+      </w:r>
+      <w:proofErr w:type="gramEnd"/>
+      <w:r>
+        <w:t>) {</w:t>
       </w:r>
     </w:p>
     <w:p>
@@ -10647,7 +11404,11 @@
         <w:t xml:space="preserve">    </w:t>
       </w:r>
       <w:r>
-        <w:t>&lt;ul&gt;</w:t>
+        <w:t>&lt;ul</w:t>
+      </w:r>
+      <w:proofErr w:type="gramStart"/>
+      <w:r>
+        <w:t>&gt;</w:t>
       </w:r>
       <w:r>
         <w:t xml:space="preserve"> </w:t>
@@ -10655,6 +11416,7 @@
       <w:r>
         <w:t xml:space="preserve"> {</w:t>
       </w:r>
+      <w:proofErr w:type="gramEnd"/>
       <w:r>
         <w:t xml:space="preserve"> </w:t>
       </w:r>
@@ -10864,10 +11626,12 @@
         <w:t xml:space="preserve">    </w:t>
       </w:r>
       <w:proofErr w:type="spellStart"/>
+      <w:proofErr w:type="gramStart"/>
       <w:r>
         <w:t>color:orange</w:t>
       </w:r>
       <w:proofErr w:type="spellEnd"/>
+      <w:proofErr w:type="gramEnd"/>
     </w:p>
     <w:p>
       <w:pPr>
@@ -11012,7 +11776,11 @@
       </w:r>
       <w:proofErr w:type="spellEnd"/>
       <w:r>
-        <w:t xml:space="preserve"> &lt;/h1&gt;</w:t>
+        <w:t xml:space="preserve"> &lt;/h1</w:t>
+      </w:r>
+      <w:proofErr w:type="gramStart"/>
+      <w:r>
+        <w:t>&gt;</w:t>
       </w:r>
       <w:r>
         <w:t xml:space="preserve"> </w:t>
@@ -11020,6 +11788,7 @@
       <w:r>
         <w:t>;</w:t>
       </w:r>
+      <w:proofErr w:type="gramEnd"/>
     </w:p>
     <w:p>
       <w:pPr>
@@ -11071,12 +11840,17 @@
         <w:tab/>
       </w:r>
       <w:proofErr w:type="spellStart"/>
+      <w:proofErr w:type="gramStart"/>
       <w:r>
         <w:t>fontSize</w:t>
       </w:r>
       <w:proofErr w:type="spellEnd"/>
       <w:r>
-        <w:t xml:space="preserve"> : ‘72px’,</w:t>
+        <w:t xml:space="preserve"> :</w:t>
+      </w:r>
+      <w:proofErr w:type="gramEnd"/>
+      <w:r>
+        <w:t xml:space="preserve"> ‘72px’,</w:t>
       </w:r>
     </w:p>
     <w:p>
@@ -11086,7 +11860,14 @@
       </w:pPr>
       <w:r>
         <w:tab/>
-        <w:t>color : ‘red’</w:t>
+      </w:r>
+      <w:proofErr w:type="gramStart"/>
+      <w:r>
+        <w:t>color :</w:t>
+      </w:r>
+      <w:proofErr w:type="gramEnd"/>
+      <w:r>
+        <w:t xml:space="preserve"> ‘red’</w:t>
       </w:r>
     </w:p>
     <w:p>
@@ -11139,7 +11920,11 @@
       </w:r>
       <w:proofErr w:type="spellEnd"/>
       <w:r>
-        <w:t xml:space="preserve"> &lt;/h1&gt;</w:t>
+        <w:t xml:space="preserve"> &lt;/h1</w:t>
+      </w:r>
+      <w:proofErr w:type="gramStart"/>
+      <w:r>
+        <w:t>&gt;</w:t>
       </w:r>
       <w:r>
         <w:t xml:space="preserve"> </w:t>
@@ -11147,6 +11932,7 @@
       <w:r>
         <w:t>;</w:t>
       </w:r>
+      <w:proofErr w:type="gramEnd"/>
     </w:p>
     <w:p>
       <w:pPr>
@@ -11232,6 +12018,7 @@
         <w:t xml:space="preserve">    </w:t>
       </w:r>
       <w:proofErr w:type="spellStart"/>
+      <w:proofErr w:type="gramStart"/>
       <w:r>
         <w:rPr>
           <w:rFonts w:asciiTheme="majorHAnsi" w:hAnsiTheme="majorHAnsi" w:cstheme="majorHAnsi"/>
@@ -11239,6 +12026,7 @@
         <w:t>color:orange</w:t>
       </w:r>
       <w:proofErr w:type="spellEnd"/>
+      <w:proofErr w:type="gramEnd"/>
     </w:p>
     <w:p>
       <w:pPr>
@@ -11326,7 +12114,15 @@
           <w:rFonts w:asciiTheme="majorHAnsi" w:hAnsiTheme="majorHAnsi" w:cstheme="majorHAnsi"/>
           <w:color w:val="AF00DB"/>
         </w:rPr>
-        <w:t xml:space="preserve"> style </w:t>
+        <w:t xml:space="preserve"> </w:t>
+      </w:r>
+      <w:proofErr w:type="gramStart"/>
+      <w:r>
+        <w:rPr>
+          <w:rFonts w:asciiTheme="majorHAnsi" w:hAnsiTheme="majorHAnsi" w:cstheme="majorHAnsi"/>
+          <w:color w:val="AF00DB"/>
+        </w:rPr>
+        <w:t xml:space="preserve">style </w:t>
       </w:r>
       <w:r>
         <w:rPr>
@@ -11339,7 +12135,14 @@
         <w:rPr>
           <w:rFonts w:asciiTheme="majorHAnsi" w:hAnsiTheme="majorHAnsi" w:cstheme="majorHAnsi"/>
         </w:rPr>
-        <w:t>"../component/</w:t>
+        <w:t>"</w:t>
+      </w:r>
+      <w:proofErr w:type="gramEnd"/>
+      <w:r>
+        <w:rPr>
+          <w:rFonts w:asciiTheme="majorHAnsi" w:hAnsiTheme="majorHAnsi" w:cstheme="majorHAnsi"/>
+        </w:rPr>
+        <w:t>../component/</w:t>
       </w:r>
       <w:r>
         <w:rPr>
@@ -11430,6 +12233,7 @@
         <w:t>{</w:t>
       </w:r>
       <w:proofErr w:type="spellStart"/>
+      <w:proofErr w:type="gramStart"/>
       <w:r>
         <w:rPr>
           <w:rFonts w:asciiTheme="majorHAnsi" w:hAnsiTheme="majorHAnsi" w:cstheme="majorHAnsi"/>
@@ -11437,6 +12241,7 @@
         <w:t>style.primary</w:t>
       </w:r>
       <w:proofErr w:type="spellEnd"/>
+      <w:proofErr w:type="gramEnd"/>
       <w:r>
         <w:rPr>
           <w:rFonts w:asciiTheme="majorHAnsi" w:hAnsiTheme="majorHAnsi" w:cstheme="majorHAnsi"/>
@@ -11695,12 +12500,17 @@
         <w:t xml:space="preserve"> We handle the data in react by </w:t>
       </w:r>
       <w:proofErr w:type="spellStart"/>
+      <w:proofErr w:type="gramStart"/>
       <w:r>
         <w:t>setState</w:t>
       </w:r>
       <w:proofErr w:type="spellEnd"/>
       <w:r>
-        <w:t xml:space="preserve">() method. </w:t>
+        <w:t>(</w:t>
+      </w:r>
+      <w:proofErr w:type="gramEnd"/>
+      <w:r>
+        <w:t xml:space="preserve">) method. </w:t>
       </w:r>
     </w:p>
     <w:p>
@@ -11746,7 +12556,11 @@
         <w:ind w:left="2160"/>
       </w:pPr>
       <w:r>
-        <w:t xml:space="preserve">&lt;input type="text" </w:t>
+        <w:t>&lt;input type="text</w:t>
+      </w:r>
+      <w:proofErr w:type="gramStart"/>
+      <w:r>
+        <w:t xml:space="preserve">" </w:t>
       </w:r>
       <w:r>
         <w:t xml:space="preserve"> </w:t>
@@ -11756,7 +12570,15 @@
           <w:b/>
           <w:color w:val="00B050"/>
         </w:rPr>
-        <w:t xml:space="preserve">value={ </w:t>
+        <w:t>value</w:t>
+      </w:r>
+      <w:proofErr w:type="gramEnd"/>
+      <w:r>
+        <w:rPr>
+          <w:b/>
+          <w:color w:val="00B050"/>
+        </w:rPr>
+        <w:t xml:space="preserve">={ </w:t>
       </w:r>
       <w:proofErr w:type="spellStart"/>
       <w:r>
@@ -11802,8 +12624,16 @@
         <w:rPr>
           <w:b/>
         </w:rPr>
-        <w:t xml:space="preserve"> mood :</w:t>
-      </w:r>
+        <w:t xml:space="preserve"> </w:t>
+      </w:r>
+      <w:proofErr w:type="gramStart"/>
+      <w:r>
+        <w:rPr>
+          <w:b/>
+        </w:rPr>
+        <w:t>mood :</w:t>
+      </w:r>
+      <w:proofErr w:type="gramEnd"/>
       <w:r>
         <w:t xml:space="preserve"> I</w:t>
       </w:r>
@@ -11834,7 +12664,11 @@
         <w:ind w:left="2160"/>
       </w:pPr>
       <w:r>
-        <w:t xml:space="preserve">&lt;input type="text" </w:t>
+        <w:t>&lt;input type="text</w:t>
+      </w:r>
+      <w:proofErr w:type="gramStart"/>
+      <w:r>
+        <w:t xml:space="preserve">" </w:t>
       </w:r>
       <w:r>
         <w:t xml:space="preserve"> </w:t>
@@ -11844,7 +12678,15 @@
           <w:b/>
           <w:color w:val="00B050"/>
         </w:rPr>
-        <w:t>value=”</w:t>
+        <w:t>value</w:t>
+      </w:r>
+      <w:proofErr w:type="gramEnd"/>
+      <w:r>
+        <w:rPr>
+          <w:b/>
+          <w:color w:val="00B050"/>
+        </w:rPr>
+        <w:t>=”</w:t>
       </w:r>
       <w:proofErr w:type="spellStart"/>
       <w:r>
@@ -11990,10 +12832,12 @@
         <w:t xml:space="preserve">         </w:t>
       </w:r>
       <w:proofErr w:type="spellStart"/>
+      <w:proofErr w:type="gramStart"/>
       <w:r>
         <w:t>this.setState</w:t>
       </w:r>
       <w:proofErr w:type="spellEnd"/>
+      <w:proofErr w:type="gramEnd"/>
       <w:r>
         <w:t>({</w:t>
       </w:r>
@@ -12007,8 +12851,13 @@
         <w:t xml:space="preserve">     name: </w:t>
       </w:r>
       <w:proofErr w:type="spellStart"/>
-      <w:r>
-        <w:t>e.target.value</w:t>
+      <w:proofErr w:type="gramStart"/>
+      <w:r>
+        <w:t>e.target</w:t>
+      </w:r>
+      <w:proofErr w:type="gramEnd"/>
+      <w:r>
+        <w:t>.value</w:t>
       </w:r>
       <w:proofErr w:type="spellEnd"/>
       <w:r>
@@ -12044,7 +12893,11 @@
         <w:ind w:left="1080" w:firstLine="360"/>
       </w:pPr>
       <w:r>
-        <w:t xml:space="preserve">&lt;input type="text" </w:t>
+        <w:t>&lt;input type="text</w:t>
+      </w:r>
+      <w:proofErr w:type="gramStart"/>
+      <w:r>
+        <w:t xml:space="preserve">" </w:t>
       </w:r>
       <w:r>
         <w:t xml:space="preserve"> </w:t>
@@ -12054,7 +12907,15 @@
           <w:b/>
           <w:color w:val="00B050"/>
         </w:rPr>
-        <w:t>value={ this.state.name</w:t>
+        <w:t>value</w:t>
+      </w:r>
+      <w:proofErr w:type="gramEnd"/>
+      <w:r>
+        <w:rPr>
+          <w:b/>
+          <w:color w:val="00B050"/>
+        </w:rPr>
+        <w:t>={ this.state.name</w:t>
       </w:r>
       <w:r>
         <w:rPr>
@@ -12164,7 +13025,15 @@
         <w:ind w:left="720"/>
       </w:pPr>
       <w:r>
-        <w:t>export default class From extends Component {</w:t>
+        <w:t xml:space="preserve">export default class </w:t>
+      </w:r>
+      <w:proofErr w:type="gramStart"/>
+      <w:r>
+        <w:t>From</w:t>
+      </w:r>
+      <w:proofErr w:type="gramEnd"/>
+      <w:r>
+        <w:t xml:space="preserve"> extends Component {</w:t>
       </w:r>
     </w:p>
     <w:p>
@@ -12242,8 +13111,13 @@
         <w:t>if (</w:t>
       </w:r>
       <w:proofErr w:type="spellStart"/>
-      <w:r>
-        <w:t>e.target.type</w:t>
+      <w:proofErr w:type="gramStart"/>
+      <w:r>
+        <w:t>e.target</w:t>
+      </w:r>
+      <w:proofErr w:type="gramEnd"/>
+      <w:r>
+        <w:t>.type</w:t>
       </w:r>
       <w:proofErr w:type="spellEnd"/>
       <w:r>
@@ -12256,10 +13130,12 @@
         <w:ind w:left="2160"/>
       </w:pPr>
       <w:proofErr w:type="spellStart"/>
+      <w:proofErr w:type="gramStart"/>
       <w:r>
         <w:t>this.setState</w:t>
       </w:r>
       <w:proofErr w:type="spellEnd"/>
+      <w:proofErr w:type="gramEnd"/>
       <w:r>
         <w:t>({</w:t>
       </w:r>
@@ -12273,8 +13149,13 @@
         <w:t xml:space="preserve">        input: </w:t>
       </w:r>
       <w:proofErr w:type="spellStart"/>
-      <w:r>
-        <w:t>e.target.value</w:t>
+      <w:proofErr w:type="gramStart"/>
+      <w:r>
+        <w:t>e.target</w:t>
+      </w:r>
+      <w:proofErr w:type="gramEnd"/>
+      <w:r>
+        <w:t>.value</w:t>
       </w:r>
       <w:proofErr w:type="spellEnd"/>
       <w:r>
@@ -12302,8 +13183,13 @@
         <w:t>} else if (</w:t>
       </w:r>
       <w:proofErr w:type="spellStart"/>
-      <w:r>
-        <w:t>e.target.type</w:t>
+      <w:proofErr w:type="gramStart"/>
+      <w:r>
+        <w:t>e.target</w:t>
+      </w:r>
+      <w:proofErr w:type="gramEnd"/>
+      <w:r>
+        <w:t>.type</w:t>
       </w:r>
       <w:proofErr w:type="spellEnd"/>
       <w:r>
@@ -12327,10 +13213,12 @@
         <w:t> </w:t>
       </w:r>
       <w:proofErr w:type="spellStart"/>
+      <w:proofErr w:type="gramStart"/>
       <w:r>
         <w:t>this.setState</w:t>
       </w:r>
       <w:proofErr w:type="spellEnd"/>
+      <w:proofErr w:type="gramEnd"/>
       <w:r>
         <w:t>({</w:t>
       </w:r>
@@ -12344,8 +13232,13 @@
         <w:t xml:space="preserve">        text: </w:t>
       </w:r>
       <w:proofErr w:type="spellStart"/>
-      <w:r>
-        <w:t>e.target.value</w:t>
+      <w:proofErr w:type="gramStart"/>
+      <w:r>
+        <w:t>e.target</w:t>
+      </w:r>
+      <w:proofErr w:type="gramEnd"/>
+      <w:r>
+        <w:t>.value</w:t>
       </w:r>
       <w:proofErr w:type="spellEnd"/>
       <w:r>
@@ -12373,8 +13266,13 @@
         <w:t>} else if (</w:t>
       </w:r>
       <w:proofErr w:type="spellStart"/>
-      <w:r>
-        <w:t>e.target.type</w:t>
+      <w:proofErr w:type="gramStart"/>
+      <w:r>
+        <w:t>e.target</w:t>
+      </w:r>
+      <w:proofErr w:type="gramEnd"/>
+      <w:r>
+        <w:t>.type</w:t>
       </w:r>
       <w:proofErr w:type="spellEnd"/>
       <w:r>
@@ -12390,10 +13288,12 @@
         <w:t> </w:t>
       </w:r>
       <w:proofErr w:type="spellStart"/>
+      <w:proofErr w:type="gramStart"/>
       <w:r>
         <w:t>this.setState</w:t>
       </w:r>
       <w:proofErr w:type="spellEnd"/>
+      <w:proofErr w:type="gramEnd"/>
       <w:r>
         <w:t>({</w:t>
       </w:r>
@@ -12407,8 +13307,13 @@
         <w:t xml:space="preserve">        select: </w:t>
       </w:r>
       <w:proofErr w:type="spellStart"/>
-      <w:r>
-        <w:t>e.target.value</w:t>
+      <w:proofErr w:type="gramStart"/>
+      <w:r>
+        <w:t>e.target</w:t>
+      </w:r>
+      <w:proofErr w:type="gramEnd"/>
+      <w:r>
+        <w:t>.value</w:t>
       </w:r>
       <w:proofErr w:type="spellEnd"/>
       <w:r>
@@ -12439,8 +13344,13 @@
         <w:t>} else if (</w:t>
       </w:r>
       <w:proofErr w:type="spellStart"/>
-      <w:r>
-        <w:t>e.target.type</w:t>
+      <w:proofErr w:type="gramStart"/>
+      <w:r>
+        <w:t>e.target</w:t>
+      </w:r>
+      <w:proofErr w:type="gramEnd"/>
+      <w:r>
+        <w:t>.type</w:t>
       </w:r>
       <w:proofErr w:type="spellEnd"/>
       <w:r>
@@ -12453,10 +13363,12 @@
         <w:ind w:left="1440" w:firstLine="720"/>
       </w:pPr>
       <w:proofErr w:type="spellStart"/>
+      <w:proofErr w:type="gramStart"/>
       <w:r>
         <w:t>this.setState</w:t>
       </w:r>
       <w:proofErr w:type="spellEnd"/>
+      <w:proofErr w:type="gramEnd"/>
       <w:r>
         <w:t>({</w:t>
       </w:r>
@@ -12470,8 +13382,13 @@
         <w:t xml:space="preserve">        checkbox: </w:t>
       </w:r>
       <w:proofErr w:type="spellStart"/>
-      <w:r>
-        <w:t>e.target.value</w:t>
+      <w:proofErr w:type="gramStart"/>
+      <w:r>
+        <w:t>e.target</w:t>
+      </w:r>
+      <w:proofErr w:type="gramEnd"/>
+      <w:r>
+        <w:t>.value</w:t>
       </w:r>
       <w:proofErr w:type="spellEnd"/>
       <w:r>
@@ -12546,7 +13463,15 @@
         <w:ind w:left="1440"/>
       </w:pPr>
       <w:r>
-        <w:t>  render() {</w:t>
+        <w:t xml:space="preserve">  </w:t>
+      </w:r>
+      <w:proofErr w:type="gramStart"/>
+      <w:r>
+        <w:t>render(</w:t>
+      </w:r>
+      <w:proofErr w:type="gramEnd"/>
+      <w:r>
+        <w:t>) {</w:t>
       </w:r>
     </w:p>
     <w:p>
@@ -12555,7 +13480,15 @@
         <w:ind w:left="1440"/>
       </w:pPr>
       <w:r>
-        <w:t xml:space="preserve">    const { input, text, select, checkbox } = </w:t>
+        <w:t xml:space="preserve">    const </w:t>
+      </w:r>
+      <w:proofErr w:type="gramStart"/>
+      <w:r>
+        <w:t>{ input</w:t>
+      </w:r>
+      <w:proofErr w:type="gramEnd"/>
+      <w:r>
+        <w:t xml:space="preserve">, text, select, checkbox } = </w:t>
       </w:r>
       <w:proofErr w:type="spellStart"/>
       <w:r>
@@ -12596,13 +13529,21 @@
         <w:t xml:space="preserve"> </w:t>
       </w:r>
       <w:r>
-        <w:t>type="text “</w:t>
+        <w:t xml:space="preserve">type="text </w:t>
+      </w:r>
+      <w:proofErr w:type="gramStart"/>
+      <w:r>
+        <w:t>“</w:t>
       </w:r>
       <w:r>
         <w:t xml:space="preserve">  </w:t>
       </w:r>
       <w:r>
-        <w:t xml:space="preserve">value={input}  </w:t>
+        <w:t>value</w:t>
+      </w:r>
+      <w:proofErr w:type="gramEnd"/>
+      <w:r>
+        <w:t xml:space="preserve">={input}  </w:t>
       </w:r>
       <w:proofErr w:type="spellStart"/>
       <w:r>
@@ -12661,10 +13602,12 @@
         <w:t>={</w:t>
       </w:r>
       <w:proofErr w:type="spellStart"/>
+      <w:proofErr w:type="gramStart"/>
       <w:r>
         <w:t>this.handle</w:t>
       </w:r>
       <w:proofErr w:type="spellEnd"/>
+      <w:proofErr w:type="gramEnd"/>
       <w:r>
         <w:t>} /&gt;</w:t>
       </w:r>
@@ -12704,10 +13647,12 @@
         <w:t>={</w:t>
       </w:r>
       <w:proofErr w:type="spellStart"/>
+      <w:proofErr w:type="gramStart"/>
       <w:r>
         <w:t>this.handle</w:t>
       </w:r>
       <w:proofErr w:type="spellEnd"/>
+      <w:proofErr w:type="gramEnd"/>
       <w:r>
         <w:t>}&gt;</w:t>
       </w:r>
@@ -12771,10 +13716,12 @@
         <w:t>={</w:t>
       </w:r>
       <w:proofErr w:type="spellStart"/>
+      <w:proofErr w:type="gramStart"/>
       <w:r>
         <w:t>this.handle</w:t>
       </w:r>
       <w:proofErr w:type="spellEnd"/>
+      <w:proofErr w:type="gramEnd"/>
       <w:r>
         <w:t>} /&gt;</w:t>
       </w:r>
@@ -12890,12 +13837,17 @@
         <w:t xml:space="preserve">function </w:t>
       </w:r>
       <w:proofErr w:type="spellStart"/>
+      <w:proofErr w:type="gramStart"/>
       <w:r>
         <w:t>MyForm</w:t>
       </w:r>
       <w:proofErr w:type="spellEnd"/>
       <w:r>
-        <w:t>() {</w:t>
+        <w:t>(</w:t>
+      </w:r>
+      <w:proofErr w:type="gramEnd"/>
+      <w:r>
+        <w:t>) {</w:t>
       </w:r>
     </w:p>
     <w:p>
@@ -12921,12 +13873,17 @@
         <w:t xml:space="preserve">] = </w:t>
       </w:r>
       <w:proofErr w:type="spellStart"/>
+      <w:proofErr w:type="gramStart"/>
       <w:r>
         <w:t>useState</w:t>
       </w:r>
       <w:proofErr w:type="spellEnd"/>
       <w:r>
-        <w:t>("</w:t>
+        <w:t>(</w:t>
+      </w:r>
+      <w:proofErr w:type="gramEnd"/>
+      <w:r>
+        <w:t>"</w:t>
       </w:r>
       <w:r>
         <w:t xml:space="preserve"> </w:t>
@@ -12964,10 +13921,12 @@
         <w:t xml:space="preserve">    </w:t>
       </w:r>
       <w:proofErr w:type="spellStart"/>
+      <w:proofErr w:type="gramStart"/>
       <w:r>
         <w:t>event.preventDefault</w:t>
       </w:r>
       <w:proofErr w:type="spellEnd"/>
+      <w:proofErr w:type="gramEnd"/>
       <w:r>
         <w:t>();</w:t>
       </w:r>
@@ -12978,7 +13937,15 @@
         <w:ind w:left="2880"/>
       </w:pPr>
       <w:r>
-        <w:t xml:space="preserve">    alert(`The </w:t>
+        <w:t xml:space="preserve">    </w:t>
+      </w:r>
+      <w:proofErr w:type="gramStart"/>
+      <w:r>
+        <w:t>alert(</w:t>
+      </w:r>
+      <w:proofErr w:type="gramEnd"/>
+      <w:r>
+        <w:t xml:space="preserve">`The </w:t>
       </w:r>
       <w:r>
         <w:t>name you entered was: ${name}`)</w:t>
@@ -13120,8 +14087,13 @@
         <w:t>(</w:t>
       </w:r>
       <w:proofErr w:type="spellStart"/>
-      <w:r>
-        <w:t>e.target.value</w:t>
+      <w:proofErr w:type="gramStart"/>
+      <w:r>
+        <w:t>e.target</w:t>
+      </w:r>
+      <w:proofErr w:type="gramEnd"/>
+      <w:r>
+        <w:t>.value</w:t>
       </w:r>
       <w:proofErr w:type="spellEnd"/>
       <w:r>
@@ -13282,7 +14254,15 @@
         </w:rPr>
       </w:pPr>
       <w:r>
-        <w:t xml:space="preserve">Without &lt;select&gt; and &lt;checkbox&gt;  other form element </w:t>
+        <w:t>Without &lt;select&gt; and &lt;checkbox</w:t>
+      </w:r>
+      <w:proofErr w:type="gramStart"/>
+      <w:r>
+        <w:t>&gt;  other</w:t>
+      </w:r>
+      <w:proofErr w:type="gramEnd"/>
+      <w:r>
+        <w:t xml:space="preserve"> form element </w:t>
       </w:r>
       <w:r>
         <w:t>handles</w:t>
@@ -13332,7 +14312,15 @@
         <w:ind w:left="720"/>
       </w:pPr>
       <w:r>
-        <w:t>export default class From extends Component {</w:t>
+        <w:t xml:space="preserve">export default class </w:t>
+      </w:r>
+      <w:proofErr w:type="gramStart"/>
+      <w:r>
+        <w:t>From</w:t>
+      </w:r>
+      <w:proofErr w:type="gramEnd"/>
+      <w:r>
+        <w:t xml:space="preserve"> extends Component {</w:t>
       </w:r>
     </w:p>
     <w:p>
@@ -13392,12 +14380,17 @@
         <w:tab/>
       </w:r>
       <w:proofErr w:type="spellStart"/>
+      <w:proofErr w:type="gramStart"/>
       <w:r>
         <w:t>setState</w:t>
       </w:r>
       <w:proofErr w:type="spellEnd"/>
       <w:r>
-        <w:t xml:space="preserve">( { e.target.name : </w:t>
+        <w:t>( {</w:t>
+      </w:r>
+      <w:proofErr w:type="gramEnd"/>
+      <w:r>
+        <w:t xml:space="preserve"> e.target.name : </w:t>
       </w:r>
       <w:proofErr w:type="spellStart"/>
       <w:r>
@@ -13423,7 +14416,15 @@
         <w:ind w:left="1440"/>
       </w:pPr>
       <w:r>
-        <w:t>  render() {</w:t>
+        <w:t xml:space="preserve">  </w:t>
+      </w:r>
+      <w:proofErr w:type="gramStart"/>
+      <w:r>
+        <w:t>render(</w:t>
+      </w:r>
+      <w:proofErr w:type="gramEnd"/>
+      <w:r>
+        <w:t>) {</w:t>
       </w:r>
     </w:p>
     <w:p>
@@ -13432,7 +14433,15 @@
         <w:ind w:left="2160"/>
       </w:pPr>
       <w:r>
-        <w:t xml:space="preserve">    const { input, text, select, checkbox } = </w:t>
+        <w:t xml:space="preserve">    const </w:t>
+      </w:r>
+      <w:proofErr w:type="gramStart"/>
+      <w:r>
+        <w:t>{ input</w:t>
+      </w:r>
+      <w:proofErr w:type="gramEnd"/>
+      <w:r>
+        <w:t xml:space="preserve">, text, select, checkbox } = </w:t>
       </w:r>
       <w:proofErr w:type="spellStart"/>
       <w:r>
@@ -13469,9 +14478,11 @@
       <w:r>
         <w:t xml:space="preserve">            &lt;input type="text </w:t>
       </w:r>
+      <w:proofErr w:type="gramStart"/>
       <w:r>
         <w:t>“ value</w:t>
       </w:r>
+      <w:proofErr w:type="gramEnd"/>
       <w:r>
         <w:t xml:space="preserve">={input}  </w:t>
       </w:r>
@@ -13517,10 +14528,12 @@
         <w:t>={</w:t>
       </w:r>
       <w:proofErr w:type="spellStart"/>
+      <w:proofErr w:type="gramStart"/>
       <w:r>
         <w:t>this.handle</w:t>
       </w:r>
       <w:proofErr w:type="spellEnd"/>
+      <w:proofErr w:type="gramEnd"/>
       <w:r>
         <w:t>} /&gt;</w:t>
       </w:r>
@@ -13748,6 +14761,7 @@
         <w:t xml:space="preserve"> </w:t>
       </w:r>
       <w:proofErr w:type="spellStart"/>
+      <w:proofErr w:type="gramStart"/>
       <w:r>
         <w:t>handle</w:t>
       </w:r>
@@ -13755,6 +14769,7 @@
         <w:t>.bind</w:t>
       </w:r>
       <w:proofErr w:type="spellEnd"/>
+      <w:proofErr w:type="gramEnd"/>
       <w:r>
         <w:t>(this);  </w:t>
       </w:r>
@@ -13861,7 +14876,15 @@
         <w:ind w:left="2160"/>
       </w:pPr>
       <w:r>
-        <w:t>      alert('You have entered </w:t>
+        <w:t>      </w:t>
+      </w:r>
+      <w:proofErr w:type="gramStart"/>
+      <w:r>
+        <w:t>alert(</w:t>
+      </w:r>
+      <w:proofErr w:type="gramEnd"/>
+      <w:r>
+        <w:t>'You have entered </w:t>
       </w:r>
       <w:r>
         <w:t xml:space="preserve"> </w:t>
@@ -13879,10 +14902,12 @@
         <w:t>      </w:t>
       </w:r>
       <w:proofErr w:type="spellStart"/>
+      <w:proofErr w:type="gramStart"/>
       <w:r>
         <w:t>event.preventDefault</w:t>
       </w:r>
       <w:proofErr w:type="spellEnd"/>
+      <w:proofErr w:type="gramEnd"/>
       <w:r>
         <w:t>();  </w:t>
       </w:r>
@@ -13907,8 +14932,13 @@
       <w:r>
         <w:t xml:space="preserve">            </w:t>
       </w:r>
-      <w:r>
-        <w:t>render() {  </w:t>
+      <w:proofErr w:type="gramStart"/>
+      <w:r>
+        <w:t>render(</w:t>
+      </w:r>
+      <w:proofErr w:type="gramEnd"/>
+      <w:r>
+        <w:t>) {  </w:t>
       </w:r>
     </w:p>
     <w:p>
@@ -13943,10 +14973,12 @@
         <w:t>={</w:t>
       </w:r>
       <w:proofErr w:type="spellStart"/>
+      <w:proofErr w:type="gramStart"/>
       <w:r>
         <w:t>this.handle</w:t>
       </w:r>
       <w:proofErr w:type="spellEnd"/>
+      <w:proofErr w:type="gramEnd"/>
       <w:r>
         <w:t>}&gt;  </w:t>
       </w:r>
@@ -13969,7 +15001,15 @@
         <w:t> ty</w:t>
       </w:r>
       <w:r>
-        <w:t>pe="text" ref={this.</w:t>
+        <w:t>pe="text" ref</w:t>
+      </w:r>
+      <w:proofErr w:type="gramStart"/>
+      <w:r>
+        <w:t>={</w:t>
+      </w:r>
+      <w:proofErr w:type="gramEnd"/>
+      <w:r>
+        <w:t>this.</w:t>
       </w:r>
       <w:r>
         <w:t xml:space="preserve"> </w:t>
@@ -13995,7 +15035,15 @@
         <w:t>&lt;input </w:t>
       </w:r>
       <w:r>
-        <w:t xml:space="preserve">name=”date” </w:t>
+        <w:t>name</w:t>
+      </w:r>
+      <w:proofErr w:type="gramStart"/>
+      <w:r>
+        <w:t>=”date</w:t>
+      </w:r>
+      <w:proofErr w:type="gramEnd"/>
+      <w:r>
+        <w:t xml:space="preserve">” </w:t>
       </w:r>
       <w:r>
         <w:t>type="text" ref={this.</w:t>
@@ -14123,6 +15171,7 @@
         <w:t xml:space="preserve">When a ref is passed to an element in render, a reference to the node becomes accessible at the current attribute of the </w:t>
       </w:r>
       <w:proofErr w:type="spellStart"/>
+      <w:proofErr w:type="gramStart"/>
       <w:r>
         <w:t>ref.</w:t>
       </w:r>
@@ -14130,6 +15179,7 @@
         <w:t>current</w:t>
       </w:r>
       <w:proofErr w:type="spellEnd"/>
+      <w:proofErr w:type="gramEnd"/>
     </w:p>
     <w:p>
       <w:pPr>
@@ -14140,10 +15190,12 @@
         <w:t xml:space="preserve">const node = </w:t>
       </w:r>
       <w:proofErr w:type="spellStart"/>
+      <w:proofErr w:type="gramStart"/>
       <w:r>
         <w:t>this.myRef.current</w:t>
       </w:r>
       <w:proofErr w:type="spellEnd"/>
+      <w:proofErr w:type="gramEnd"/>
     </w:p>
     <w:p>
       <w:pPr>
@@ -14281,10 +15333,12 @@
         <w:t xml:space="preserve">    </w:t>
       </w:r>
       <w:proofErr w:type="spellStart"/>
+      <w:proofErr w:type="gramStart"/>
       <w:r>
         <w:t>this.textInput</w:t>
       </w:r>
       <w:proofErr w:type="spellEnd"/>
+      <w:proofErr w:type="gramEnd"/>
       <w:r>
         <w:t xml:space="preserve"> = </w:t>
       </w:r>
@@ -14306,10 +15360,12 @@
         <w:t xml:space="preserve">    </w:t>
       </w:r>
       <w:proofErr w:type="spellStart"/>
+      <w:proofErr w:type="gramStart"/>
       <w:r>
         <w:t>this.focusTextInput</w:t>
       </w:r>
       <w:proofErr w:type="spellEnd"/>
+      <w:proofErr w:type="gramEnd"/>
       <w:r>
         <w:t xml:space="preserve"> = </w:t>
       </w:r>
@@ -14337,12 +15393,17 @@
         <w:ind w:left="1440" w:firstLine="720"/>
       </w:pPr>
       <w:proofErr w:type="spellStart"/>
+      <w:proofErr w:type="gramStart"/>
       <w:r>
         <w:t>focusTextInput</w:t>
       </w:r>
       <w:proofErr w:type="spellEnd"/>
       <w:r>
-        <w:t>() {</w:t>
+        <w:t>(</w:t>
+      </w:r>
+      <w:proofErr w:type="gramEnd"/>
+      <w:r>
+        <w:t>) {</w:t>
       </w:r>
     </w:p>
     <w:p>
@@ -14354,8 +15415,13 @@
         <w:t xml:space="preserve">    </w:t>
       </w:r>
       <w:proofErr w:type="spellStart"/>
-      <w:r>
-        <w:t>this.textInput.current.focus</w:t>
+      <w:proofErr w:type="gramStart"/>
+      <w:r>
+        <w:t>this.textInput.current</w:t>
+      </w:r>
+      <w:proofErr w:type="gramEnd"/>
+      <w:r>
+        <w:t>.focus</w:t>
       </w:r>
       <w:proofErr w:type="spellEnd"/>
       <w:r>
@@ -14381,8 +15447,13 @@
         <w:pStyle w:val="NoSpacing"/>
         <w:ind w:left="1440" w:firstLine="720"/>
       </w:pPr>
-      <w:r>
-        <w:t>render() {</w:t>
+      <w:proofErr w:type="gramStart"/>
+      <w:r>
+        <w:t>render(</w:t>
+      </w:r>
+      <w:proofErr w:type="gramEnd"/>
+      <w:r>
+        <w:t>) {</w:t>
       </w:r>
     </w:p>
     <w:p>
@@ -14412,10 +15483,12 @@
         <w:t xml:space="preserve">        &lt;input type="text" ref={</w:t>
       </w:r>
       <w:proofErr w:type="spellStart"/>
+      <w:proofErr w:type="gramStart"/>
       <w:r>
         <w:t>this.textInput</w:t>
       </w:r>
       <w:proofErr w:type="spellEnd"/>
+      <w:proofErr w:type="gramEnd"/>
       <w:r>
         <w:t>} /&gt;</w:t>
       </w:r>
@@ -14464,10 +15537,12 @@
         <w:t>={</w:t>
       </w:r>
       <w:proofErr w:type="spellStart"/>
+      <w:proofErr w:type="gramStart"/>
       <w:r>
         <w:t>this.focusTextInput</w:t>
       </w:r>
       <w:proofErr w:type="spellEnd"/>
+      <w:proofErr w:type="gramEnd"/>
       <w:r>
         <w:t>}</w:t>
       </w:r>
@@ -14661,10 +15736,12 @@
         <w:t>"&gt; {</w:t>
       </w:r>
       <w:proofErr w:type="spellStart"/>
+      <w:proofErr w:type="gramStart"/>
       <w:r>
         <w:t>props.children</w:t>
       </w:r>
       <w:proofErr w:type="spellEnd"/>
+      <w:proofErr w:type="gramEnd"/>
       <w:r>
         <w:t>}  &lt;/button&gt;</w:t>
       </w:r>
@@ -14849,6 +15926,7 @@
         <w:t>    </w:t>
       </w:r>
       <w:proofErr w:type="spellStart"/>
+      <w:proofErr w:type="gramStart"/>
       <w:r>
         <w:rPr>
           <w:rStyle w:val="jskeywordcolor"/>
@@ -14865,6 +15943,7 @@
         <w:t>carname</w:t>
       </w:r>
       <w:proofErr w:type="spellEnd"/>
+      <w:proofErr w:type="gramEnd"/>
       <w:r>
         <w:t> = brand;</w:t>
       </w:r>
@@ -14904,8 +15983,13 @@
       <w:r>
         <w:t xml:space="preserve">       </w:t>
       </w:r>
-      <w:r>
-        <w:t>present() {</w:t>
+      <w:proofErr w:type="gramStart"/>
+      <w:r>
+        <w:t>present(</w:t>
+      </w:r>
+      <w:proofErr w:type="gramEnd"/>
+      <w:r>
+        <w:t>) {</w:t>
       </w:r>
     </w:p>
     <w:p>
@@ -14935,6 +16019,7 @@
         <w:t> + </w:t>
       </w:r>
       <w:proofErr w:type="spellStart"/>
+      <w:proofErr w:type="gramStart"/>
       <w:r>
         <w:rPr>
           <w:rStyle w:val="jskeywordcolor"/>
@@ -14951,6 +16036,7 @@
         <w:t>carname</w:t>
       </w:r>
       <w:proofErr w:type="spellEnd"/>
+      <w:proofErr w:type="gramEnd"/>
       <w:r>
         <w:t>;</w:t>
       </w:r>
@@ -15063,6 +16149,7 @@
         <w:t>    </w:t>
       </w:r>
       <w:proofErr w:type="spellStart"/>
+      <w:proofErr w:type="gramStart"/>
       <w:r>
         <w:rPr>
           <w:rStyle w:val="jskeywordcolor"/>
@@ -15079,6 +16166,7 @@
         <w:t>model</w:t>
       </w:r>
       <w:proofErr w:type="spellEnd"/>
+      <w:proofErr w:type="gramEnd"/>
       <w:r>
         <w:t> = mod;</w:t>
       </w:r>
@@ -15149,6 +16237,7 @@
         <w:t> </w:t>
       </w:r>
       <w:proofErr w:type="spellStart"/>
+      <w:proofErr w:type="gramStart"/>
       <w:r>
         <w:rPr>
           <w:rStyle w:val="jskeywordcolor"/>
@@ -15165,6 +16254,7 @@
         <w:t>present</w:t>
       </w:r>
       <w:proofErr w:type="spellEnd"/>
+      <w:proofErr w:type="gramEnd"/>
       <w:r>
         <w:t>() + </w:t>
       </w:r>
@@ -15363,13 +16453,18 @@
         <w:ind w:left="1440"/>
       </w:pPr>
       <w:r>
-        <w:t xml:space="preserve">const Button = ({ </w:t>
+        <w:t xml:space="preserve">const Button = </w:t>
+      </w:r>
+      <w:proofErr w:type="gramStart"/>
+      <w:r>
+        <w:t xml:space="preserve">({ </w:t>
       </w:r>
       <w:proofErr w:type="spellStart"/>
       <w:r>
         <w:t>onClick</w:t>
       </w:r>
       <w:proofErr w:type="spellEnd"/>
+      <w:proofErr w:type="gramEnd"/>
       <w:r>
         <w:t>, children }) =&gt; (</w:t>
       </w:r>
@@ -15653,13 +16748,18 @@
         <w:ind w:left="2160"/>
       </w:pPr>
       <w:r>
-        <w:t xml:space="preserve">import React, { </w:t>
+        <w:t xml:space="preserve">import React, </w:t>
+      </w:r>
+      <w:proofErr w:type="gramStart"/>
+      <w:r>
+        <w:t xml:space="preserve">{ </w:t>
       </w:r>
       <w:proofErr w:type="spellStart"/>
       <w:r>
         <w:t>PureComponent</w:t>
       </w:r>
       <w:proofErr w:type="spellEnd"/>
+      <w:proofErr w:type="gramEnd"/>
       <w:r>
         <w:t xml:space="preserve"> } from "react";</w:t>
       </w:r>
@@ -15701,7 +16801,15 @@
         <w:ind w:left="2160"/>
       </w:pPr>
       <w:r>
-        <w:t xml:space="preserve">  render() {</w:t>
+        <w:t xml:space="preserve">  </w:t>
+      </w:r>
+      <w:proofErr w:type="gramStart"/>
+      <w:r>
+        <w:t>render(</w:t>
+      </w:r>
+      <w:proofErr w:type="gramEnd"/>
+      <w:r>
+        <w:t>) {</w:t>
       </w:r>
     </w:p>
     <w:p>
@@ -15710,7 +16818,15 @@
         <w:ind w:left="2880"/>
       </w:pPr>
       <w:r>
-        <w:t xml:space="preserve">    console.log("</w:t>
+        <w:t xml:space="preserve">    </w:t>
+      </w:r>
+      <w:proofErr w:type="gramStart"/>
+      <w:r>
+        <w:t>console.log(</w:t>
+      </w:r>
+      <w:proofErr w:type="gramEnd"/>
+      <w:r>
+        <w:t>"</w:t>
       </w:r>
       <w:proofErr w:type="spellStart"/>
       <w:r>
@@ -15727,7 +16843,15 @@
         <w:ind w:left="2880"/>
       </w:pPr>
       <w:r>
-        <w:t xml:space="preserve">    return &lt;h2&gt;Hello {this.props.name}&lt;/h2&gt;;</w:t>
+        <w:t xml:space="preserve">    return &lt;h2&gt;Hello {</w:t>
+      </w:r>
+      <w:proofErr w:type="gramStart"/>
+      <w:r>
+        <w:t>this.props.name}&lt;</w:t>
+      </w:r>
+      <w:proofErr w:type="gramEnd"/>
+      <w:r>
+        <w:t>/h2&gt;;</w:t>
       </w:r>
     </w:p>
     <w:p>
@@ -15860,7 +16984,15 @@
         <w:ind w:left="1440"/>
       </w:pPr>
       <w:r>
-        <w:t>import React, { memo } from "react";</w:t>
+        <w:t xml:space="preserve">import React, </w:t>
+      </w:r>
+      <w:proofErr w:type="gramStart"/>
+      <w:r>
+        <w:t>{ memo</w:t>
+      </w:r>
+      <w:proofErr w:type="gramEnd"/>
+      <w:r>
+        <w:t xml:space="preserve"> } from "react";</w:t>
       </w:r>
     </w:p>
     <w:p>
@@ -15875,13 +17007,18 @@
         <w:ind w:left="1440"/>
       </w:pPr>
       <w:r>
-        <w:t xml:space="preserve">const Todos = ({ </w:t>
+        <w:t xml:space="preserve">const Todos = </w:t>
+      </w:r>
+      <w:proofErr w:type="gramStart"/>
+      <w:r>
+        <w:t xml:space="preserve">({ </w:t>
       </w:r>
       <w:proofErr w:type="spellStart"/>
       <w:r>
         <w:t>todos</w:t>
       </w:r>
       <w:proofErr w:type="spellEnd"/>
+      <w:proofErr w:type="gramEnd"/>
       <w:r>
         <w:t xml:space="preserve"> }) =&gt; {</w:t>
       </w:r>
@@ -15892,7 +17029,15 @@
         <w:ind w:left="1440"/>
       </w:pPr>
       <w:r>
-        <w:t xml:space="preserve">  console.log("Child render");</w:t>
+        <w:t xml:space="preserve">  </w:t>
+      </w:r>
+      <w:proofErr w:type="gramStart"/>
+      <w:r>
+        <w:t>console.log(</w:t>
+      </w:r>
+      <w:proofErr w:type="gramEnd"/>
+      <w:r>
+        <w:t>"Child render");</w:t>
       </w:r>
     </w:p>
     <w:p>
@@ -15931,12 +17076,17 @@
         <w:t xml:space="preserve">      {</w:t>
       </w:r>
       <w:proofErr w:type="spellStart"/>
+      <w:proofErr w:type="gramStart"/>
       <w:r>
         <w:t>todos.map</w:t>
       </w:r>
       <w:proofErr w:type="spellEnd"/>
       <w:r>
-        <w:t>((</w:t>
+        <w:t>(</w:t>
+      </w:r>
+      <w:proofErr w:type="gramEnd"/>
+      <w:r>
+        <w:t>(</w:t>
       </w:r>
       <w:proofErr w:type="spellStart"/>
       <w:r>
@@ -16012,7 +17162,15 @@
         <w:ind w:left="1440"/>
       </w:pPr>
       <w:r>
-        <w:t>export default memo(Todos);</w:t>
+        <w:t xml:space="preserve">export default </w:t>
+      </w:r>
+      <w:proofErr w:type="gramStart"/>
+      <w:r>
+        <w:t>memo(</w:t>
+      </w:r>
+      <w:proofErr w:type="gramEnd"/>
+      <w:r>
+        <w:t>Todos);</w:t>
       </w:r>
     </w:p>
     <w:p>
@@ -16133,6 +17291,7 @@
         <w:t xml:space="preserve"> = </w:t>
       </w:r>
       <w:proofErr w:type="spellStart"/>
+      <w:proofErr w:type="gramStart"/>
       <w:r>
         <w:t>higherOrderComponent</w:t>
       </w:r>
@@ -16141,6 +17300,7 @@
         <w:t>(</w:t>
       </w:r>
       <w:proofErr w:type="spellStart"/>
+      <w:proofErr w:type="gramEnd"/>
       <w:r>
         <w:t>WrappedComponent</w:t>
       </w:r>
@@ -16161,7 +17321,15 @@
         </w:tabs>
       </w:pPr>
       <w:r>
-        <w:t>when we use similar function in various component, we use higher-order component. we can solve it by lifting state up. In lifting state up, we send component in props. If want to send very deep component it is very bad. So, in react some time lifting state up is not good for component. so we use HOC in react.</w:t>
+        <w:t xml:space="preserve">when we use similar function in various component, we use higher-order component. we can solve it by lifting state up. In lifting state up, we send component in props. If want to send very deep component it is very bad. So, in react some time lifting state up is not good for component. </w:t>
+      </w:r>
+      <w:proofErr w:type="gramStart"/>
+      <w:r>
+        <w:t>so</w:t>
+      </w:r>
+      <w:proofErr w:type="gramEnd"/>
+      <w:r>
+        <w:t xml:space="preserve"> we use HOC in react.</w:t>
       </w:r>
     </w:p>
     <w:p>
@@ -16215,12 +17383,17 @@
         <w:t>function </w:t>
       </w:r>
       <w:proofErr w:type="spellStart"/>
+      <w:proofErr w:type="gramStart"/>
       <w:r>
         <w:t>higherOrder</w:t>
       </w:r>
       <w:proofErr w:type="spellEnd"/>
       <w:r>
-        <w:t>(a, </w:t>
+        <w:t>(</w:t>
+      </w:r>
+      <w:proofErr w:type="gramEnd"/>
+      <w:r>
+        <w:t>a, </w:t>
       </w:r>
       <w:proofErr w:type="spellStart"/>
       <w:r>
@@ -16240,12 +17413,17 @@
         <w:t>  return </w:t>
       </w:r>
       <w:proofErr w:type="spellStart"/>
+      <w:proofErr w:type="gramStart"/>
       <w:r>
         <w:t>addReference</w:t>
       </w:r>
       <w:proofErr w:type="spellEnd"/>
       <w:r>
-        <w:t>(a, 20)  </w:t>
+        <w:t>(</w:t>
+      </w:r>
+      <w:proofErr w:type="gramEnd"/>
+      <w:r>
+        <w:t>a, 20)  </w:t>
       </w:r>
     </w:p>
     <w:p>
@@ -16272,12 +17450,17 @@
         <w:ind w:left="2160"/>
       </w:pPr>
       <w:proofErr w:type="spellStart"/>
+      <w:proofErr w:type="gramStart"/>
       <w:r>
         <w:t>higherOrder</w:t>
       </w:r>
       <w:proofErr w:type="spellEnd"/>
       <w:r>
-        <w:t>(30, add) // 50  </w:t>
+        <w:t>(</w:t>
+      </w:r>
+      <w:proofErr w:type="gramEnd"/>
+      <w:r>
+        <w:t>30, add) // 50  </w:t>
       </w:r>
     </w:p>
     <w:p>
@@ -17899,6 +19082,7 @@
         <w:t xml:space="preserve">      </w:t>
       </w:r>
       <w:proofErr w:type="spellStart"/>
+      <w:proofErr w:type="gramStart"/>
       <w:r>
         <w:rPr>
           <w:color w:val="000000" w:themeColor="text1"/>
@@ -17906,6 +19090,7 @@
         <w:t>this.setState</w:t>
       </w:r>
       <w:proofErr w:type="spellEnd"/>
+      <w:proofErr w:type="gramEnd"/>
       <w:r>
         <w:rPr>
           <w:color w:val="000000" w:themeColor="text1"/>
@@ -17928,6 +19113,7 @@
         <w:t xml:space="preserve">        count: </w:t>
       </w:r>
       <w:proofErr w:type="spellStart"/>
+      <w:proofErr w:type="gramStart"/>
       <w:r>
         <w:rPr>
           <w:color w:val="000000" w:themeColor="text1"/>
@@ -17935,6 +19121,7 @@
         <w:t>m.count</w:t>
       </w:r>
       <w:proofErr w:type="spellEnd"/>
+      <w:proofErr w:type="gramEnd"/>
       <w:r>
         <w:rPr>
           <w:color w:val="000000" w:themeColor="text1"/>
@@ -17991,7 +19178,21 @@
         <w:rPr>
           <w:color w:val="000000" w:themeColor="text1"/>
         </w:rPr>
-        <w:t xml:space="preserve">  render() {</w:t>
+        <w:t xml:space="preserve">  </w:t>
+      </w:r>
+      <w:proofErr w:type="gramStart"/>
+      <w:r>
+        <w:rPr>
+          <w:color w:val="000000" w:themeColor="text1"/>
+        </w:rPr>
+        <w:t>render(</w:t>
+      </w:r>
+      <w:proofErr w:type="gramEnd"/>
+      <w:r>
+        <w:rPr>
+          <w:color w:val="000000" w:themeColor="text1"/>
+        </w:rPr>
+        <w:t>) {</w:t>
       </w:r>
     </w:p>
     <w:p>
@@ -18009,6 +19210,7 @@
         <w:t xml:space="preserve">        const {count} = </w:t>
       </w:r>
       <w:proofErr w:type="spellStart"/>
+      <w:proofErr w:type="gramStart"/>
       <w:r>
         <w:rPr>
           <w:color w:val="000000" w:themeColor="text1"/>
@@ -18016,6 +19218,7 @@
         <w:t>this.state</w:t>
       </w:r>
       <w:proofErr w:type="spellEnd"/>
+      <w:proofErr w:type="gramEnd"/>
       <w:r>
         <w:rPr>
           <w:color w:val="000000" w:themeColor="text1"/>
@@ -18052,6 +19255,7 @@
         <w:t xml:space="preserve"> count={count} handle={</w:t>
       </w:r>
       <w:proofErr w:type="spellStart"/>
+      <w:proofErr w:type="gramStart"/>
       <w:r>
         <w:rPr>
           <w:color w:val="000000" w:themeColor="text1"/>
@@ -18059,6 +19263,7 @@
         <w:t>this.handle</w:t>
       </w:r>
       <w:proofErr w:type="spellEnd"/>
+      <w:proofErr w:type="gramEnd"/>
       <w:r>
         <w:rPr>
           <w:color w:val="000000" w:themeColor="text1"/>
@@ -18197,9 +19402,14 @@
       </w:r>
       <w:proofErr w:type="spellEnd"/>
       <w:r>
-        <w:t xml:space="preserve"> from "./</w:t>
-      </w:r>
-      <w:proofErr w:type="spellStart"/>
+        <w:t xml:space="preserve"> from </w:t>
+      </w:r>
+      <w:proofErr w:type="gramStart"/>
+      <w:r>
+        <w:t>"./</w:t>
+      </w:r>
+      <w:proofErr w:type="spellStart"/>
+      <w:proofErr w:type="gramEnd"/>
       <w:r>
         <w:t>WithCounter</w:t>
       </w:r>
@@ -18231,7 +19441,15 @@
         <w:ind w:left="2160"/>
       </w:pPr>
       <w:r>
-        <w:t>    const {count , handle} = props;</w:t>
+        <w:t>    const {</w:t>
+      </w:r>
+      <w:proofErr w:type="gramStart"/>
+      <w:r>
+        <w:t>count ,</w:t>
+      </w:r>
+      <w:proofErr w:type="gramEnd"/>
+      <w:r>
+        <w:t xml:space="preserve"> handle} = props;</w:t>
       </w:r>
     </w:p>
     <w:p>
@@ -18323,6 +19541,7 @@
         <w:t xml:space="preserve">export default </w:t>
       </w:r>
       <w:proofErr w:type="spellStart"/>
+      <w:proofErr w:type="gramStart"/>
       <w:r>
         <w:t>WithCounter</w:t>
       </w:r>
@@ -18331,6 +19550,7 @@
         <w:t>(</w:t>
       </w:r>
       <w:proofErr w:type="spellStart"/>
+      <w:proofErr w:type="gramEnd"/>
       <w:r>
         <w:t>ClickCounter</w:t>
       </w:r>
@@ -18372,7 +19592,21 @@
         <w:rPr>
           <w:color w:val="000000" w:themeColor="text1"/>
         </w:rPr>
-        <w:t>function App() {</w:t>
+        <w:t xml:space="preserve">function </w:t>
+      </w:r>
+      <w:proofErr w:type="gramStart"/>
+      <w:r>
+        <w:rPr>
+          <w:color w:val="000000" w:themeColor="text1"/>
+        </w:rPr>
+        <w:t>App(</w:t>
+      </w:r>
+      <w:proofErr w:type="gramEnd"/>
+      <w:r>
+        <w:rPr>
+          <w:color w:val="000000" w:themeColor="text1"/>
+        </w:rPr>
+        <w:t>) {</w:t>
       </w:r>
     </w:p>
     <w:p>
@@ -18618,7 +19852,15 @@
       </w:r>
       <w:proofErr w:type="spellEnd"/>
       <w:r>
-        <w:t xml:space="preserve">= ( render ) =&gt; </w:t>
+        <w:t xml:space="preserve">= </w:t>
+      </w:r>
+      <w:proofErr w:type="gramStart"/>
+      <w:r>
+        <w:t>( render</w:t>
+      </w:r>
+      <w:proofErr w:type="gramEnd"/>
+      <w:r>
+        <w:t xml:space="preserve"> ) =&gt; </w:t>
       </w:r>
       <w:r>
         <w:t>{</w:t>
@@ -18659,7 +19901,15 @@
       </w:r>
       <w:proofErr w:type="spellEnd"/>
       <w:r>
-        <w:t xml:space="preserve"> =()=&gt;{</w:t>
+        <w:t xml:space="preserve"> </w:t>
+      </w:r>
+      <w:proofErr w:type="gramStart"/>
+      <w:r>
+        <w:t>=(</w:t>
+      </w:r>
+      <w:proofErr w:type="gramEnd"/>
+      <w:r>
+        <w:t>)=&gt;{</w:t>
       </w:r>
     </w:p>
     <w:p>
@@ -18677,8 +19927,13 @@
         <w:ind w:left="1440"/>
       </w:pPr>
       <w:r>
-        <w:t xml:space="preserve">     Return(</w:t>
-      </w:r>
+        <w:t xml:space="preserve">     </w:t>
+      </w:r>
+      <w:proofErr w:type="gramStart"/>
+      <w:r>
+        <w:t>Return(</w:t>
+      </w:r>
+      <w:proofErr w:type="gramEnd"/>
     </w:p>
     <w:p>
       <w:pPr>
@@ -18703,7 +19958,15 @@
         <w:ind w:left="2160" w:firstLine="720"/>
       </w:pPr>
       <w:r>
-        <w:t>render ={ (name)=&gt; ( name ? “</w:t>
+        <w:t xml:space="preserve">render </w:t>
+      </w:r>
+      <w:proofErr w:type="gramStart"/>
+      <w:r>
+        <w:t>={ (</w:t>
+      </w:r>
+      <w:proofErr w:type="gramEnd"/>
+      <w:r>
+        <w:t>name)=&gt; ( name ? “</w:t>
       </w:r>
       <w:proofErr w:type="spellStart"/>
       <w:r>
@@ -18711,7 +19974,15 @@
       </w:r>
       <w:proofErr w:type="spellEnd"/>
       <w:r>
-        <w:t xml:space="preserve"> am “ : “I am not “  ) }     </w:t>
+        <w:t xml:space="preserve"> am </w:t>
+      </w:r>
+      <w:proofErr w:type="gramStart"/>
+      <w:r>
+        <w:t>“ :</w:t>
+      </w:r>
+      <w:proofErr w:type="gramEnd"/>
+      <w:r>
+        <w:t xml:space="preserve"> “I am not “  ) }     </w:t>
       </w:r>
     </w:p>
     <w:p>
@@ -18845,13 +20116,29 @@
     <w:p/>
     <w:p>
       <w:r>
-        <w:t>Here component A export component B, C. here component B take input but cannot send to component C.  So, it is a problem to send data to other component. to solve this, we use lifting state up.</w:t>
+        <w:t xml:space="preserve">Here component A export component B, C. here component B take input but cannot send to component C.  So, it is a problem to send data to </w:t>
+      </w:r>
+      <w:proofErr w:type="gramStart"/>
+      <w:r>
+        <w:t>other</w:t>
+      </w:r>
+      <w:proofErr w:type="gramEnd"/>
+      <w:r>
+        <w:t xml:space="preserve"> component. to solve this, we use lifting state up.</w:t>
       </w:r>
     </w:p>
     <w:p/>
     <w:p>
       <w:r>
-        <w:t xml:space="preserve">In lifting state we send all the state in parent component. Then we send the state as props in child component. It is called lifting state </w:t>
+        <w:t xml:space="preserve">In lifting </w:t>
+      </w:r>
+      <w:proofErr w:type="gramStart"/>
+      <w:r>
+        <w:t>state</w:t>
+      </w:r>
+      <w:proofErr w:type="gramEnd"/>
+      <w:r>
+        <w:t xml:space="preserve"> we send all the state in parent component. Then we send the state as props in child component. It is called lifting state </w:t>
       </w:r>
     </w:p>
     <w:p>
@@ -19039,13 +20326,7 @@
                                 <w:rPr>
                                   <w:sz w:val="28"/>
                                 </w:rPr>
-                                <w:t>-</w:t>
-                              </w:r>
-                              <w:r>
-                                <w:rPr>
-                                  <w:sz w:val="28"/>
-                                </w:rPr>
-                                <w:t>props.state</w:t>
+                                <w:t>-props.state</w:t>
                               </w:r>
                             </w:p>
                             <w:p>
@@ -19128,13 +20409,7 @@
                                 <w:rPr>
                                   <w:sz w:val="28"/>
                                 </w:rPr>
-                                <w:t>-</w:t>
-                              </w:r>
-                              <w:r>
-                                <w:rPr>
-                                  <w:sz w:val="28"/>
-                                </w:rPr>
-                                <w:t>props.state</w:t>
+                                <w:t>-props.state</w:t>
                               </w:r>
                             </w:p>
                             <w:p>
@@ -19323,18 +20598,8 @@
                           <w:rPr>
                             <w:sz w:val="28"/>
                           </w:rPr>
-                          <w:t>-</w:t>
+                          <w:t>-props.state</w:t>
                         </w:r>
-                        <w:proofErr w:type="spellStart"/>
-                        <w:proofErr w:type="gramStart"/>
-                        <w:r>
-                          <w:rPr>
-                            <w:sz w:val="28"/>
-                          </w:rPr>
-                          <w:t>props.state</w:t>
-                        </w:r>
-                        <w:proofErr w:type="spellEnd"/>
-                        <w:proofErr w:type="gramEnd"/>
                       </w:p>
                       <w:p>
                         <w:pPr>
@@ -19347,18 +20612,8 @@
                           <w:rPr>
                             <w:sz w:val="28"/>
                           </w:rPr>
-                          <w:t>-</w:t>
+                          <w:t>-props.method</w:t>
                         </w:r>
-                        <w:proofErr w:type="spellStart"/>
-                        <w:proofErr w:type="gramStart"/>
-                        <w:r>
-                          <w:rPr>
-                            <w:sz w:val="28"/>
-                          </w:rPr>
-                          <w:t>props.method</w:t>
-                        </w:r>
-                        <w:proofErr w:type="spellEnd"/>
-                        <w:proofErr w:type="gramEnd"/>
                       </w:p>
                     </w:txbxContent>
                   </v:textbox>
@@ -19393,18 +20648,8 @@
                           <w:rPr>
                             <w:sz w:val="28"/>
                           </w:rPr>
-                          <w:t>-</w:t>
+                          <w:t>-props.state</w:t>
                         </w:r>
-                        <w:proofErr w:type="spellStart"/>
-                        <w:proofErr w:type="gramStart"/>
-                        <w:r>
-                          <w:rPr>
-                            <w:sz w:val="28"/>
-                          </w:rPr>
-                          <w:t>props.state</w:t>
-                        </w:r>
-                        <w:proofErr w:type="spellEnd"/>
-                        <w:proofErr w:type="gramEnd"/>
                       </w:p>
                       <w:p>
                         <w:pPr>
@@ -19417,18 +20662,8 @@
                           <w:rPr>
                             <w:sz w:val="28"/>
                           </w:rPr>
-                          <w:t>-</w:t>
+                          <w:t>-props.method</w:t>
                         </w:r>
-                        <w:proofErr w:type="spellStart"/>
-                        <w:proofErr w:type="gramStart"/>
-                        <w:r>
-                          <w:rPr>
-                            <w:sz w:val="28"/>
-                          </w:rPr>
-                          <w:t>props.method</w:t>
-                        </w:r>
-                        <w:proofErr w:type="spellEnd"/>
-                        <w:proofErr w:type="gramEnd"/>
                       </w:p>
                     </w:txbxContent>
                   </v:textbox>
@@ -19601,10 +20836,12 @@
         <w:t>    </w:t>
       </w:r>
       <w:proofErr w:type="spellStart"/>
+      <w:proofErr w:type="gramStart"/>
       <w:r>
         <w:t>this.handleText</w:t>
       </w:r>
       <w:proofErr w:type="spellEnd"/>
+      <w:proofErr w:type="gramEnd"/>
       <w:r>
         <w:t xml:space="preserve"> = </w:t>
       </w:r>
@@ -19646,8 +20883,13 @@
       </w:r>
       <w:proofErr w:type="spellEnd"/>
       <w:r>
-        <w:t xml:space="preserve"> (e){</w:t>
-      </w:r>
+        <w:t xml:space="preserve"> (e</w:t>
+      </w:r>
+      <w:proofErr w:type="gramStart"/>
+      <w:r>
+        <w:t>){</w:t>
+      </w:r>
+      <w:proofErr w:type="gramEnd"/>
     </w:p>
     <w:p>
       <w:pPr>
@@ -19661,8 +20903,13 @@
         <w:tab/>
       </w:r>
       <w:proofErr w:type="spellStart"/>
-      <w:r>
-        <w:t>this.props.handleTextChange</w:t>
+      <w:proofErr w:type="gramStart"/>
+      <w:r>
+        <w:t>this.props</w:t>
+      </w:r>
+      <w:proofErr w:type="gramEnd"/>
+      <w:r>
+        <w:t>.handleTextChange</w:t>
       </w:r>
       <w:proofErr w:type="spellEnd"/>
       <w:r>
@@ -19697,8 +20944,13 @@
       <w:r>
         <w:t xml:space="preserve">      </w:t>
       </w:r>
-      <w:r>
-        <w:t>render() {</w:t>
+      <w:proofErr w:type="gramStart"/>
+      <w:r>
+        <w:t>render(</w:t>
+      </w:r>
+      <w:proofErr w:type="gramEnd"/>
+      <w:r>
+        <w:t>) {</w:t>
       </w:r>
     </w:p>
     <w:p>
@@ -19709,8 +20961,13 @@
       <w:r>
         <w:t xml:space="preserve">           </w:t>
       </w:r>
-      <w:r>
-        <w:t>return  &lt;input value={</w:t>
+      <w:proofErr w:type="gramStart"/>
+      <w:r>
+        <w:t>return  &lt;</w:t>
+      </w:r>
+      <w:proofErr w:type="gramEnd"/>
+      <w:r>
+        <w:t>input value={</w:t>
       </w:r>
       <w:proofErr w:type="spellStart"/>
       <w:r>
@@ -19793,7 +21050,15 @@
         <w:ind w:left="720"/>
       </w:pPr>
       <w:r>
-        <w:t>import React {Component } from 'react';  </w:t>
+        <w:t>import React {</w:t>
+      </w:r>
+      <w:proofErr w:type="gramStart"/>
+      <w:r>
+        <w:t>Component }</w:t>
+      </w:r>
+      <w:proofErr w:type="gramEnd"/>
+      <w:r>
+        <w:t xml:space="preserve"> from 'react';  </w:t>
       </w:r>
     </w:p>
     <w:p>
@@ -19828,8 +21093,13 @@
       <w:r>
         <w:t xml:space="preserve">       </w:t>
       </w:r>
-      <w:r>
-        <w:t>return  &lt;h3&gt;Output: {</w:t>
+      <w:proofErr w:type="gramStart"/>
+      <w:r>
+        <w:t>return  &lt;</w:t>
+      </w:r>
+      <w:proofErr w:type="gramEnd"/>
+      <w:r>
+        <w:t>h3&gt;Output: {</w:t>
       </w:r>
       <w:proofErr w:type="spellStart"/>
       <w:r>
@@ -19932,6 +21202,7 @@
         <w:t>    </w:t>
       </w:r>
       <w:proofErr w:type="spellStart"/>
+      <w:proofErr w:type="gramStart"/>
       <w:r>
         <w:t>this.han</w:t>
       </w:r>
@@ -19939,6 +21210,7 @@
         <w:t>dleText</w:t>
       </w:r>
       <w:proofErr w:type="spellEnd"/>
+      <w:proofErr w:type="gramEnd"/>
       <w:r>
         <w:t xml:space="preserve">= </w:t>
       </w:r>
@@ -19963,10 +21235,12 @@
         <w:t>    </w:t>
       </w:r>
       <w:proofErr w:type="spellStart"/>
+      <w:proofErr w:type="gramStart"/>
       <w:r>
         <w:t>this.state</w:t>
       </w:r>
       <w:proofErr w:type="spellEnd"/>
+      <w:proofErr w:type="gramEnd"/>
       <w:r>
         <w:t xml:space="preserve"> = {text: ''};</w:t>
       </w:r>
@@ -20029,10 +21303,12 @@
         <w:t xml:space="preserve">  </w:t>
       </w:r>
       <w:proofErr w:type="spellStart"/>
+      <w:proofErr w:type="gramStart"/>
       <w:r>
         <w:t>this.setState</w:t>
       </w:r>
       <w:proofErr w:type="spellEnd"/>
+      <w:proofErr w:type="gramEnd"/>
       <w:r>
         <w:t xml:space="preserve">({text: </w:t>
       </w:r>
@@ -20071,8 +21347,13 @@
       <w:r>
         <w:t xml:space="preserve">    </w:t>
       </w:r>
-      <w:r>
-        <w:t>render() {</w:t>
+      <w:proofErr w:type="gramStart"/>
+      <w:r>
+        <w:t>render(</w:t>
+      </w:r>
+      <w:proofErr w:type="gramEnd"/>
+      <w:r>
+        <w:t>) {</w:t>
       </w:r>
     </w:p>
     <w:p>
@@ -20093,8 +21374,13 @@
         <w:t>          &lt;B text={</w:t>
       </w:r>
       <w:proofErr w:type="spellStart"/>
-      <w:r>
-        <w:t>this.state.text</w:t>
+      <w:proofErr w:type="gramStart"/>
+      <w:r>
+        <w:t>this.state</w:t>
+      </w:r>
+      <w:proofErr w:type="gramEnd"/>
+      <w:r>
+        <w:t>.text</w:t>
       </w:r>
       <w:proofErr w:type="spellEnd"/>
       <w:r>
@@ -20135,8 +21421,13 @@
         <w:t>          &lt;C text={</w:t>
       </w:r>
       <w:proofErr w:type="spellStart"/>
-      <w:r>
-        <w:t>this.state.text</w:t>
+      <w:proofErr w:type="gramStart"/>
+      <w:r>
+        <w:t>this.state</w:t>
+      </w:r>
+      <w:proofErr w:type="gramEnd"/>
+      <w:r>
+        <w:t>.text</w:t>
       </w:r>
       <w:proofErr w:type="spellEnd"/>
       <w:r>
@@ -20392,6 +21683,7 @@
         <w:t>React.createContext</w:t>
       </w:r>
       <w:proofErr w:type="spellEnd"/>
+      <w:proofErr w:type="gramStart"/>
       <w:r>
         <w:rPr>
           <w:bCs/>
@@ -20406,6 +21698,7 @@
         <w:t>defaultValue</w:t>
       </w:r>
       <w:proofErr w:type="spellEnd"/>
+      <w:proofErr w:type="gramEnd"/>
       <w:r>
         <w:rPr>
           <w:bCs/>
@@ -20625,13 +21918,21 @@
         <w:ind w:left="2160"/>
       </w:pPr>
       <w:r>
-        <w:t>       {</w:t>
+        <w:t>       </w:t>
+      </w:r>
+      <w:proofErr w:type="gramStart"/>
+      <w:r>
+        <w:t>{</w:t>
       </w:r>
       <w:r>
         <w:t xml:space="preserve"> </w:t>
       </w:r>
       <w:r>
-        <w:t>value =&gt;  context value }  </w:t>
+        <w:t>value</w:t>
+      </w:r>
+      <w:proofErr w:type="gramEnd"/>
+      <w:r>
+        <w:t> =&gt;  context value }  </w:t>
       </w:r>
     </w:p>
     <w:p>
@@ -20711,10 +22012,12 @@
         <w:t xml:space="preserve">(). It allows you to consume the closest current value of that Context type using </w:t>
       </w:r>
       <w:proofErr w:type="spellStart"/>
+      <w:proofErr w:type="gramStart"/>
       <w:r>
         <w:t>this.context</w:t>
       </w:r>
       <w:proofErr w:type="spellEnd"/>
+      <w:proofErr w:type="gramEnd"/>
       <w:r>
         <w:t>. We can reference this in any of the component life-cycle methods, including the render function.</w:t>
       </w:r>
@@ -20786,7 +22089,15 @@
         <w:ind w:left="1440"/>
       </w:pPr>
       <w:r>
-        <w:t>export default function App() {</w:t>
+        <w:t xml:space="preserve">export default function </w:t>
+      </w:r>
+      <w:proofErr w:type="gramStart"/>
+      <w:r>
+        <w:t>App(</w:t>
+      </w:r>
+      <w:proofErr w:type="gramEnd"/>
+      <w:r>
+        <w:t>) {</w:t>
       </w:r>
     </w:p>
     <w:p>
@@ -20865,7 +22176,15 @@
         <w:ind w:left="1440"/>
       </w:pPr>
       <w:r>
-        <w:t>function User() {</w:t>
+        <w:t xml:space="preserve">function </w:t>
+      </w:r>
+      <w:proofErr w:type="gramStart"/>
+      <w:r>
+        <w:t>User(</w:t>
+      </w:r>
+      <w:proofErr w:type="gramEnd"/>
+      <w:r>
+        <w:t>) {</w:t>
       </w:r>
     </w:p>
     <w:p>
@@ -20953,6 +22272,10 @@
     <w:p>
       <w:pPr>
         <w:pStyle w:val="Heading1"/>
+        <w:shd w:val="clear" w:color="auto" w:fill="FF0000"/>
+        <w:rPr>
+          <w:color w:val="FF0000"/>
+        </w:rPr>
       </w:pPr>
       <w:r>
         <w:lastRenderedPageBreak/>
@@ -21191,6 +22514,7 @@
         <w:pStyle w:val="Heading1"/>
       </w:pPr>
       <w:proofErr w:type="spellStart"/>
+      <w:proofErr w:type="gramStart"/>
       <w:r>
         <w:t>useS</w:t>
       </w:r>
@@ -21199,7 +22523,11 @@
       </w:r>
       <w:proofErr w:type="spellEnd"/>
       <w:r>
-        <w:t>()</w:t>
+        <w:t>(</w:t>
+      </w:r>
+      <w:proofErr w:type="gramEnd"/>
+      <w:r>
+        <w:t>)</w:t>
       </w:r>
     </w:p>
     <w:p>
@@ -21220,6 +22548,7 @@
         <w:t>The React </w:t>
       </w:r>
       <w:proofErr w:type="spellStart"/>
+      <w:proofErr w:type="gramStart"/>
       <w:r>
         <w:rPr>
           <w:rFonts w:cstheme="minorHAnsi"/>
@@ -21231,7 +22560,14 @@
         <w:rPr>
           <w:rFonts w:cstheme="minorHAnsi"/>
         </w:rPr>
-        <w:t>() function is a Hook</w:t>
+        <w:t>(</w:t>
+      </w:r>
+      <w:proofErr w:type="gramEnd"/>
+      <w:r>
+        <w:rPr>
+          <w:rFonts w:cstheme="minorHAnsi"/>
+        </w:rPr>
+        <w:t>) function is a Hook</w:t>
       </w:r>
       <w:r>
         <w:rPr>
@@ -21265,6 +22601,7 @@
         </w:rPr>
       </w:pPr>
       <w:proofErr w:type="spellStart"/>
+      <w:proofErr w:type="gramStart"/>
       <w:r>
         <w:rPr>
           <w:rFonts w:cstheme="minorHAnsi"/>
@@ -21282,7 +22619,14 @@
         <w:rPr>
           <w:rFonts w:cstheme="minorHAnsi"/>
         </w:rPr>
-        <w:t>()</w:t>
+        <w:t>(</w:t>
+      </w:r>
+      <w:proofErr w:type="gramEnd"/>
+      <w:r>
+        <w:rPr>
+          <w:rFonts w:cstheme="minorHAnsi"/>
+        </w:rPr>
+        <w:t>)</w:t>
       </w:r>
       <w:r>
         <w:rPr>
@@ -21323,6 +22667,7 @@
         <w:t xml:space="preserve">] = </w:t>
       </w:r>
       <w:proofErr w:type="spellStart"/>
+      <w:proofErr w:type="gramStart"/>
       <w:r>
         <w:rPr>
           <w:b/>
@@ -21334,7 +22679,14 @@
         <w:rPr>
           <w:b/>
         </w:rPr>
-        <w:t>();</w:t>
+        <w:t>(</w:t>
+      </w:r>
+      <w:proofErr w:type="gramEnd"/>
+      <w:r>
+        <w:rPr>
+          <w:b/>
+        </w:rPr>
+        <w:t>);</w:t>
       </w:r>
     </w:p>
     <w:p>
@@ -21384,6 +22736,7 @@
         <w:t xml:space="preserve">define </w:t>
       </w:r>
       <w:proofErr w:type="spellStart"/>
+      <w:proofErr w:type="gramStart"/>
       <w:r>
         <w:t>useState</w:t>
       </w:r>
@@ -21391,6 +22744,7 @@
       <w:r>
         <w:t>(</w:t>
       </w:r>
+      <w:proofErr w:type="gramEnd"/>
       <w:r>
         <w:t>)</w:t>
       </w:r>
@@ -21607,6 +22961,7 @@
         </w:rPr>
       </w:pPr>
       <w:proofErr w:type="spellStart"/>
+      <w:proofErr w:type="gramStart"/>
       <w:r>
         <w:rPr>
           <w:rFonts w:cstheme="minorHAnsi"/>
@@ -21618,7 +22973,14 @@
         <w:rPr>
           <w:rFonts w:cstheme="minorHAnsi"/>
         </w:rPr>
-        <w:t>(0);</w:t>
+        <w:t>(</w:t>
+      </w:r>
+      <w:proofErr w:type="gramEnd"/>
+      <w:r>
+        <w:rPr>
+          <w:rFonts w:cstheme="minorHAnsi"/>
+        </w:rPr>
+        <w:t>0);</w:t>
       </w:r>
     </w:p>
     <w:p>
@@ -21849,6 +23211,7 @@
       <w:r>
         <w:t>’</w:t>
       </w:r>
+      <w:proofErr w:type="gramStart"/>
       <w:r>
         <w:t>}</w:t>
       </w:r>
@@ -21858,6 +23221,7 @@
       <w:r>
         <w:t>]</w:t>
       </w:r>
+      <w:proofErr w:type="gramEnd"/>
       <w:r>
         <w:t xml:space="preserve"> </w:t>
       </w:r>
@@ -22040,6 +23404,7 @@
       <w:r>
         <w:t>argument_</w:t>
       </w:r>
+      <w:proofErr w:type="gramStart"/>
       <w:r>
         <w:t>state</w:t>
       </w:r>
@@ -22047,6 +23412,7 @@
       <w:r>
         <w:t xml:space="preserve"> ,</w:t>
       </w:r>
+      <w:proofErr w:type="gramEnd"/>
       <w:r>
         <w:t xml:space="preserve"> </w:t>
       </w:r>
@@ -22142,6 +23508,7 @@
         <w:t xml:space="preserve">to </w:t>
       </w:r>
       <w:proofErr w:type="spellStart"/>
+      <w:proofErr w:type="gramStart"/>
       <w:r>
         <w:t>this.</w:t>
       </w:r>
@@ -22149,6 +23516,7 @@
         <w:t>setState</w:t>
       </w:r>
       <w:proofErr w:type="spellEnd"/>
+      <w:proofErr w:type="gramEnd"/>
       <w:r>
         <w:t xml:space="preserve"> in a class. </w:t>
       </w:r>
@@ -22209,12 +23577,17 @@
         <w:t xml:space="preserve">function </w:t>
       </w:r>
       <w:proofErr w:type="spellStart"/>
+      <w:proofErr w:type="gramStart"/>
       <w:r>
         <w:t>FavoriteColor</w:t>
       </w:r>
       <w:proofErr w:type="spellEnd"/>
       <w:r>
-        <w:t>() {</w:t>
+        <w:t>(</w:t>
+      </w:r>
+      <w:proofErr w:type="gramEnd"/>
+      <w:r>
+        <w:t>) {</w:t>
       </w:r>
     </w:p>
     <w:p>
@@ -22263,12 +23636,17 @@
         <w:tab/>
       </w:r>
       <w:proofErr w:type="spellStart"/>
+      <w:proofErr w:type="gramStart"/>
       <w:r>
         <w:t>setCount</w:t>
       </w:r>
       <w:proofErr w:type="spellEnd"/>
       <w:r>
-        <w:t>( color=”black”</w:t>
+        <w:t>( color</w:t>
+      </w:r>
+      <w:proofErr w:type="gramEnd"/>
+      <w:r>
+        <w:t>=”black”</w:t>
       </w:r>
       <w:r>
         <w:t xml:space="preserve"> )</w:t>
@@ -22295,10 +23673,18 @@
         <w:ind w:left="2160"/>
       </w:pPr>
       <w:r>
-        <w:t xml:space="preserve">  return  </w:t>
-      </w:r>
-      <w:r>
-        <w:t>&lt;h1&gt; My favorite color is {color}! &lt;/h1&gt;</w:t>
+        <w:t xml:space="preserve">  </w:t>
+      </w:r>
+      <w:proofErr w:type="gramStart"/>
+      <w:r>
+        <w:t xml:space="preserve">return  </w:t>
+      </w:r>
+      <w:r>
+        <w:t>&lt;</w:t>
+      </w:r>
+      <w:proofErr w:type="gramEnd"/>
+      <w:r>
+        <w:t>h1&gt; My favorite color is {color}! &lt;/h1&gt;</w:t>
       </w:r>
     </w:p>
     <w:p>
@@ -22372,6 +23758,7 @@
         <w:spacing w:after="0"/>
         <w:ind w:left="1440" w:firstLine="720"/>
       </w:pPr>
+      <w:proofErr w:type="gramStart"/>
       <w:r>
         <w:t>(</w:t>
       </w:r>
@@ -22383,6 +23770,7 @@
         <w:t>preValue</w:t>
       </w:r>
       <w:proofErr w:type="spellEnd"/>
+      <w:proofErr w:type="gramEnd"/>
       <w:r>
         <w:t xml:space="preserve"> </w:t>
       </w:r>
@@ -22427,11 +23815,19 @@
       </w:pPr>
       <w:proofErr w:type="spellStart"/>
       <w:r>
-        <w:t>argument_function</w:t>
-      </w:r>
-      <w:proofErr w:type="spellEnd"/>
-      <w:r>
-        <w:t xml:space="preserve">( ( </w:t>
+        <w:t>argument_</w:t>
+      </w:r>
+      <w:proofErr w:type="gramStart"/>
+      <w:r>
+        <w:t>function</w:t>
+      </w:r>
+      <w:proofErr w:type="spellEnd"/>
+      <w:r>
+        <w:t>( (</w:t>
+      </w:r>
+      <w:proofErr w:type="gramEnd"/>
+      <w:r>
+        <w:t xml:space="preserve"> </w:t>
       </w:r>
       <w:proofErr w:type="spellStart"/>
       <w:r>
@@ -22535,12 +23931,17 @@
         <w:t xml:space="preserve">] = </w:t>
       </w:r>
       <w:proofErr w:type="spellStart"/>
+      <w:proofErr w:type="gramStart"/>
       <w:r>
         <w:t>useState</w:t>
       </w:r>
       <w:proofErr w:type="spellEnd"/>
       <w:r>
-        <w:t>(0);</w:t>
+        <w:t>(</w:t>
+      </w:r>
+      <w:proofErr w:type="gramEnd"/>
+      <w:r>
+        <w:t>0);</w:t>
       </w:r>
     </w:p>
     <w:p>
@@ -22576,12 +23977,17 @@
         <w:tab/>
       </w:r>
       <w:proofErr w:type="spellStart"/>
+      <w:proofErr w:type="gramStart"/>
       <w:r>
         <w:t>setCount</w:t>
       </w:r>
       <w:proofErr w:type="spellEnd"/>
       <w:r>
-        <w:t>( (m)=&gt;</w:t>
+        <w:t>( (</w:t>
+      </w:r>
+      <w:proofErr w:type="gramEnd"/>
+      <w:r>
+        <w:t>m)=&gt;</w:t>
       </w:r>
       <w:r>
         <w:t xml:space="preserve"> </w:t>
@@ -22717,12 +24123,17 @@
         <w:t xml:space="preserve">function </w:t>
       </w:r>
       <w:proofErr w:type="spellStart"/>
+      <w:proofErr w:type="gramStart"/>
       <w:r>
         <w:t>handleClick</w:t>
       </w:r>
       <w:proofErr w:type="spellEnd"/>
       <w:r>
-        <w:t>() {</w:t>
+        <w:t>(</w:t>
+      </w:r>
+      <w:proofErr w:type="gramEnd"/>
+      <w:r>
+        <w:t>) {</w:t>
       </w:r>
     </w:p>
     <w:p>
@@ -22868,13 +24279,21 @@
       </w:r>
       <w:proofErr w:type="spellEnd"/>
       <w:r>
-        <w:t xml:space="preserve"> (</w:t>
-      </w:r>
-      <w:r>
         <w:t xml:space="preserve"> </w:t>
       </w:r>
-      <w:r>
-        <w:t xml:space="preserve">{  </w:t>
+      <w:proofErr w:type="gramStart"/>
+      <w:r>
+        <w:t>(</w:t>
+      </w:r>
+      <w:r>
+        <w:t xml:space="preserve"> </w:t>
+      </w:r>
+      <w:r>
+        <w:t>{</w:t>
+      </w:r>
+      <w:proofErr w:type="gramEnd"/>
+      <w:r>
+        <w:t xml:space="preserve">  </w:t>
       </w:r>
       <w:proofErr w:type="spellStart"/>
       <w:r>
@@ -22947,14 +24366,22 @@
         <w:t>&lt;p</w:t>
       </w:r>
       <w:r>
-        <w:t>&gt; {</w:t>
+        <w:t xml:space="preserve">&gt; </w:t>
+      </w:r>
+      <w:proofErr w:type="gramStart"/>
+      <w:r>
+        <w:t>{</w:t>
       </w:r>
       <w:r>
         <w:t xml:space="preserve"> </w:t>
       </w:r>
       <w:proofErr w:type="spellStart"/>
       <w:r>
-        <w:t>name.firstName</w:t>
+        <w:t>name</w:t>
+      </w:r>
+      <w:proofErr w:type="gramEnd"/>
+      <w:r>
+        <w:t>.firstName</w:t>
       </w:r>
       <w:proofErr w:type="spellEnd"/>
       <w:r>
@@ -23001,10 +24428,12 @@
       <w:r>
         <w:t xml:space="preserve"> value</w:t>
       </w:r>
+      <w:proofErr w:type="gramStart"/>
       <w:r>
         <w:t>={</w:t>
       </w:r>
       <w:proofErr w:type="spellStart"/>
+      <w:proofErr w:type="gramEnd"/>
       <w:r>
         <w:t>name</w:t>
       </w:r>
@@ -23056,13 +24485,18 @@
       </w:r>
       <w:proofErr w:type="spellEnd"/>
       <w:r>
-        <w:t xml:space="preserve"> ({ </w:t>
+        <w:t xml:space="preserve"> </w:t>
+      </w:r>
+      <w:proofErr w:type="gramStart"/>
+      <w:r>
+        <w:t xml:space="preserve">({ </w:t>
       </w:r>
       <w:proofErr w:type="spellStart"/>
       <w:r>
         <w:t>firstName</w:t>
       </w:r>
       <w:proofErr w:type="spellEnd"/>
+      <w:proofErr w:type="gramEnd"/>
       <w:r>
         <w:t xml:space="preserve">: </w:t>
       </w:r>
@@ -23096,7 +24530,15 @@
         <w:t xml:space="preserve">        </w:t>
       </w:r>
       <w:r>
-        <w:t>&lt;input  type=”text”</w:t>
+        <w:t>&lt;</w:t>
+      </w:r>
+      <w:proofErr w:type="gramStart"/>
+      <w:r>
+        <w:t>input  type</w:t>
+      </w:r>
+      <w:proofErr w:type="gramEnd"/>
+      <w:r>
+        <w:t>=”text”</w:t>
       </w:r>
     </w:p>
     <w:p>
@@ -23108,10 +24550,12 @@
         <w:t xml:space="preserve"> value={</w:t>
       </w:r>
       <w:proofErr w:type="spellStart"/>
+      <w:proofErr w:type="gramStart"/>
       <w:r>
         <w:t>name.lastName</w:t>
       </w:r>
       <w:proofErr w:type="spellEnd"/>
+      <w:proofErr w:type="gramEnd"/>
       <w:r>
         <w:t xml:space="preserve">} </w:t>
       </w:r>
@@ -23129,9 +24573,11 @@
         <w:t>onchange</w:t>
       </w:r>
       <w:proofErr w:type="spellEnd"/>
+      <w:proofErr w:type="gramStart"/>
       <w:r>
         <w:t>={ e</w:t>
       </w:r>
+      <w:proofErr w:type="gramEnd"/>
       <w:r>
         <w:t xml:space="preserve"> </w:t>
       </w:r>
@@ -23239,12 +24685,14 @@
           <w:tab w:val="left" w:pos="3675"/>
         </w:tabs>
       </w:pPr>
+      <w:proofErr w:type="gramStart"/>
       <w:r>
         <w:rPr>
           <w:b/>
         </w:rPr>
         <w:t>Solve :</w:t>
       </w:r>
+      <w:proofErr w:type="gramEnd"/>
       <w:r>
         <w:t xml:space="preserve"> </w:t>
       </w:r>
@@ -23282,7 +24730,15 @@
         <w:ind w:left="720"/>
       </w:pPr>
       <w:r>
-        <w:t>function Car() {</w:t>
+        <w:t xml:space="preserve">function </w:t>
+      </w:r>
+      <w:proofErr w:type="gramStart"/>
+      <w:r>
+        <w:t>Car(</w:t>
+      </w:r>
+      <w:proofErr w:type="gramEnd"/>
+      <w:r>
+        <w:t>) {</w:t>
       </w:r>
     </w:p>
     <w:p>
@@ -23310,9 +24766,14 @@
       </w:r>
       <w:proofErr w:type="spellEnd"/>
       <w:r>
-        <w:t xml:space="preserve"> ({  </w:t>
-      </w:r>
-      <w:proofErr w:type="spellStart"/>
+        <w:t xml:space="preserve"> </w:t>
+      </w:r>
+      <w:proofErr w:type="gramStart"/>
+      <w:r>
+        <w:t xml:space="preserve">({  </w:t>
+      </w:r>
+      <w:proofErr w:type="spellStart"/>
+      <w:proofErr w:type="gramEnd"/>
       <w:r>
         <w:t>firstName</w:t>
       </w:r>
@@ -23362,7 +24823,15 @@
         <w:ind w:left="1440"/>
       </w:pPr>
       <w:r>
-        <w:t xml:space="preserve">&lt;p&gt;  { </w:t>
+        <w:t>&lt;p</w:t>
+      </w:r>
+      <w:proofErr w:type="gramStart"/>
+      <w:r>
+        <w:t>&gt;  {</w:t>
+      </w:r>
+      <w:proofErr w:type="gramEnd"/>
+      <w:r>
+        <w:t xml:space="preserve"> </w:t>
       </w:r>
       <w:proofErr w:type="spellStart"/>
       <w:r>
@@ -23387,7 +24856,15 @@
         <w:ind w:left="1440"/>
       </w:pPr>
       <w:r>
-        <w:t>&lt;input  type=”text”</w:t>
+        <w:t>&lt;</w:t>
+      </w:r>
+      <w:proofErr w:type="gramStart"/>
+      <w:r>
+        <w:t>input  type</w:t>
+      </w:r>
+      <w:proofErr w:type="gramEnd"/>
+      <w:r>
+        <w:t>=”text”</w:t>
       </w:r>
     </w:p>
     <w:p>
@@ -23402,10 +24879,12 @@
         <w:t>value={</w:t>
       </w:r>
       <w:proofErr w:type="spellStart"/>
+      <w:proofErr w:type="gramStart"/>
       <w:r>
         <w:t>name.firstName</w:t>
       </w:r>
       <w:proofErr w:type="spellEnd"/>
+      <w:proofErr w:type="gramEnd"/>
       <w:r>
         <w:t>}</w:t>
       </w:r>
@@ -23423,8 +24902,13 @@
         <w:t>onchange</w:t>
       </w:r>
       <w:proofErr w:type="spellEnd"/>
-      <w:r>
-        <w:t xml:space="preserve">={ e =&gt; </w:t>
+      <w:proofErr w:type="gramStart"/>
+      <w:r>
+        <w:t>={ e</w:t>
+      </w:r>
+      <w:proofErr w:type="gramEnd"/>
+      <w:r>
+        <w:t xml:space="preserve"> =&gt; </w:t>
       </w:r>
       <w:proofErr w:type="spellStart"/>
       <w:r>
@@ -23466,7 +24950,15 @@
         <w:ind w:left="1440"/>
       </w:pPr>
       <w:r>
-        <w:t>&lt;input  type=”text”</w:t>
+        <w:t>&lt;</w:t>
+      </w:r>
+      <w:proofErr w:type="gramStart"/>
+      <w:r>
+        <w:t>input  type</w:t>
+      </w:r>
+      <w:proofErr w:type="gramEnd"/>
+      <w:r>
+        <w:t>=”text”</w:t>
       </w:r>
     </w:p>
     <w:p>
@@ -23481,10 +24973,12 @@
         <w:t>value={</w:t>
       </w:r>
       <w:proofErr w:type="spellStart"/>
+      <w:proofErr w:type="gramStart"/>
       <w:r>
         <w:t>name.lastName</w:t>
       </w:r>
       <w:proofErr w:type="spellEnd"/>
+      <w:proofErr w:type="gramEnd"/>
       <w:r>
         <w:t>}</w:t>
       </w:r>
@@ -23502,8 +24996,13 @@
         <w:t>onchange</w:t>
       </w:r>
       <w:proofErr w:type="spellEnd"/>
-      <w:r>
-        <w:t xml:space="preserve">={ e =&gt; </w:t>
+      <w:proofErr w:type="gramStart"/>
+      <w:r>
+        <w:t>={ e</w:t>
+      </w:r>
+      <w:proofErr w:type="gramEnd"/>
+      <w:r>
+        <w:t xml:space="preserve"> =&gt; </w:t>
       </w:r>
       <w:proofErr w:type="spellStart"/>
       <w:r>
@@ -23589,6 +25088,7 @@
         <w:pStyle w:val="Heading1"/>
       </w:pPr>
       <w:proofErr w:type="spellStart"/>
+      <w:proofErr w:type="gramStart"/>
       <w:r>
         <w:t>use</w:t>
       </w:r>
@@ -23597,7 +25097,11 @@
       </w:r>
       <w:proofErr w:type="spellEnd"/>
       <w:r>
-        <w:t>()</w:t>
+        <w:t>(</w:t>
+      </w:r>
+      <w:proofErr w:type="gramEnd"/>
+      <w:r>
+        <w:t>)</w:t>
       </w:r>
     </w:p>
     <w:p>
@@ -23933,6 +25437,7 @@
         </w:rPr>
       </w:pPr>
       <w:proofErr w:type="spellStart"/>
+      <w:proofErr w:type="gramStart"/>
       <w:r>
         <w:rPr>
           <w:b/>
@@ -23944,7 +25449,14 @@
         <w:rPr>
           <w:b/>
         </w:rPr>
-        <w:t>()</w:t>
+        <w:t>(</w:t>
+      </w:r>
+      <w:proofErr w:type="gramEnd"/>
+      <w:r>
+        <w:rPr>
+          <w:b/>
+        </w:rPr>
+        <w:t>)</w:t>
       </w:r>
       <w:r>
         <w:rPr>
@@ -24353,6 +25865,7 @@
         <w:t xml:space="preserve">function </w:t>
       </w:r>
       <w:proofErr w:type="spellStart"/>
+      <w:proofErr w:type="gramStart"/>
       <w:r>
         <w:rPr>
           <w:bCs/>
@@ -24364,7 +25877,14 @@
         <w:rPr>
           <w:bCs/>
         </w:rPr>
-        <w:t>() {</w:t>
+        <w:t>(</w:t>
+      </w:r>
+      <w:proofErr w:type="gramEnd"/>
+      <w:r>
+        <w:rPr>
+          <w:bCs/>
+        </w:rPr>
+        <w:t>) {</w:t>
       </w:r>
     </w:p>
     <w:p>
@@ -24396,6 +25916,7 @@
         <w:t xml:space="preserve">] = </w:t>
       </w:r>
       <w:proofErr w:type="spellStart"/>
+      <w:proofErr w:type="gramStart"/>
       <w:r>
         <w:rPr>
           <w:bCs/>
@@ -24407,7 +25928,14 @@
         <w:rPr>
           <w:bCs/>
         </w:rPr>
-        <w:t>([])</w:t>
+        <w:t>(</w:t>
+      </w:r>
+      <w:proofErr w:type="gramEnd"/>
+      <w:r>
+        <w:rPr>
+          <w:bCs/>
+        </w:rPr>
+        <w:t>[])</w:t>
       </w:r>
     </w:p>
     <w:p>
@@ -24436,13 +25964,27 @@
         <w:rPr>
           <w:bCs/>
         </w:rPr>
+        <w:t xml:space="preserve"> </w:t>
+      </w:r>
+      <w:proofErr w:type="gramStart"/>
+      <w:r>
+        <w:rPr>
+          <w:bCs/>
+        </w:rPr>
+        <w:t>(</w:t>
+      </w:r>
+      <w:r>
+        <w:rPr>
+          <w:bCs/>
+        </w:rPr>
         <w:t xml:space="preserve"> (</w:t>
       </w:r>
-      <w:r>
-        <w:rPr>
-          <w:bCs/>
-        </w:rPr>
-        <w:t xml:space="preserve"> () =&gt; {</w:t>
+      <w:proofErr w:type="gramEnd"/>
+      <w:r>
+        <w:rPr>
+          <w:bCs/>
+        </w:rPr>
+        <w:t>) =&gt; {</w:t>
       </w:r>
     </w:p>
     <w:p>
@@ -24454,6 +25996,7 @@
         </w:rPr>
       </w:pPr>
       <w:proofErr w:type="spellStart"/>
+      <w:proofErr w:type="gramStart"/>
       <w:r>
         <w:rPr>
           <w:bCs/>
@@ -24465,7 +26008,14 @@
         <w:rPr>
           <w:bCs/>
         </w:rPr>
-        <w:t>().then(</w:t>
+        <w:t>(</w:t>
+      </w:r>
+      <w:proofErr w:type="gramEnd"/>
+      <w:r>
+        <w:rPr>
+          <w:bCs/>
+        </w:rPr>
+        <w:t>).then(</w:t>
       </w:r>
       <w:r>
         <w:rPr>
@@ -24585,8 +26135,16 @@
         <w:rPr>
           <w:bCs/>
         </w:rPr>
-        <w:t>= [ ]</w:t>
-      </w:r>
+        <w:t xml:space="preserve">= </w:t>
+      </w:r>
+      <w:proofErr w:type="gramStart"/>
+      <w:r>
+        <w:rPr>
+          <w:bCs/>
+        </w:rPr>
+        <w:t>[ ]</w:t>
+      </w:r>
+      <w:proofErr w:type="gramEnd"/>
       <w:r>
         <w:rPr>
           <w:bCs/>
@@ -24625,6 +26183,7 @@
         </w:rPr>
       </w:pPr>
       <w:proofErr w:type="spellStart"/>
+      <w:proofErr w:type="gramStart"/>
       <w:r>
         <w:rPr>
           <w:bCs/>
@@ -24636,7 +26195,14 @@
         <w:rPr>
           <w:bCs/>
         </w:rPr>
-        <w:t>(() =&gt; {</w:t>
+        <w:t>(</w:t>
+      </w:r>
+      <w:proofErr w:type="gramEnd"/>
+      <w:r>
+        <w:rPr>
+          <w:bCs/>
+        </w:rPr>
+        <w:t>() =&gt; {</w:t>
       </w:r>
     </w:p>
     <w:p>
@@ -24648,6 +26214,7 @@
         </w:rPr>
       </w:pPr>
       <w:proofErr w:type="spellStart"/>
+      <w:proofErr w:type="gramStart"/>
       <w:r>
         <w:rPr>
           <w:bCs/>
@@ -24655,6 +26222,7 @@
         <w:t>document.title</w:t>
       </w:r>
       <w:proofErr w:type="spellEnd"/>
+      <w:proofErr w:type="gramEnd"/>
       <w:r>
         <w:rPr>
           <w:bCs/>
@@ -24801,6 +26369,7 @@
         <w:t xml:space="preserve">function </w:t>
       </w:r>
       <w:proofErr w:type="spellStart"/>
+      <w:proofErr w:type="gramStart"/>
       <w:r>
         <w:t>MyComponent</w:t>
       </w:r>
@@ -24812,7 +26381,11 @@
         <w:t xml:space="preserve"> </w:t>
       </w:r>
       <w:r>
-        <w:t>{ prop }</w:t>
+        <w:t>{</w:t>
+      </w:r>
+      <w:proofErr w:type="gramEnd"/>
+      <w:r>
+        <w:t xml:space="preserve"> prop }</w:t>
       </w:r>
       <w:r>
         <w:t xml:space="preserve"> </w:t>
@@ -24838,12 +26411,17 @@
         <w:t xml:space="preserve">] = </w:t>
       </w:r>
       <w:proofErr w:type="spellStart"/>
+      <w:proofErr w:type="gramStart"/>
       <w:r>
         <w:t>useState</w:t>
       </w:r>
       <w:proofErr w:type="spellEnd"/>
       <w:r>
-        <w:t>('');</w:t>
+        <w:t>(</w:t>
+      </w:r>
+      <w:proofErr w:type="gramEnd"/>
+      <w:r>
+        <w:t>'');</w:t>
       </w:r>
     </w:p>
     <w:p>
@@ -24855,12 +26433,17 @@
         <w:t xml:space="preserve">  </w:t>
       </w:r>
       <w:proofErr w:type="spellStart"/>
+      <w:proofErr w:type="gramStart"/>
       <w:r>
         <w:t>useEffect</w:t>
       </w:r>
       <w:proofErr w:type="spellEnd"/>
       <w:r>
-        <w:t>(() =&gt; {</w:t>
+        <w:t>(</w:t>
+      </w:r>
+      <w:proofErr w:type="gramEnd"/>
+      <w:r>
+        <w:t>() =&gt; {</w:t>
       </w:r>
     </w:p>
     <w:p>
@@ -24926,7 +26509,21 @@
         <w:rPr>
           <w:bCs/>
         </w:rPr>
-        <w:t>function Counter() {</w:t>
+        <w:t xml:space="preserve">function </w:t>
+      </w:r>
+      <w:proofErr w:type="gramStart"/>
+      <w:r>
+        <w:rPr>
+          <w:bCs/>
+        </w:rPr>
+        <w:t>Counter(</w:t>
+      </w:r>
+      <w:proofErr w:type="gramEnd"/>
+      <w:r>
+        <w:rPr>
+          <w:bCs/>
+        </w:rPr>
+        <w:t>) {</w:t>
       </w:r>
     </w:p>
     <w:p>
@@ -24958,6 +26555,7 @@
         <w:t xml:space="preserve">] = </w:t>
       </w:r>
       <w:proofErr w:type="spellStart"/>
+      <w:proofErr w:type="gramStart"/>
       <w:r>
         <w:rPr>
           <w:bCs/>
@@ -24969,7 +26567,14 @@
         <w:rPr>
           <w:bCs/>
         </w:rPr>
-        <w:t>(0);</w:t>
+        <w:t>(</w:t>
+      </w:r>
+      <w:proofErr w:type="gramEnd"/>
+      <w:r>
+        <w:rPr>
+          <w:bCs/>
+        </w:rPr>
+        <w:t>0);</w:t>
       </w:r>
     </w:p>
     <w:p>
@@ -24981,6 +26586,7 @@
         </w:rPr>
       </w:pPr>
       <w:proofErr w:type="spellStart"/>
+      <w:proofErr w:type="gramStart"/>
       <w:r>
         <w:rPr>
           <w:bCs/>
@@ -24992,7 +26598,14 @@
         <w:rPr>
           <w:bCs/>
         </w:rPr>
-        <w:t>(() =&gt; {</w:t>
+        <w:t>(</w:t>
+      </w:r>
+      <w:proofErr w:type="gramEnd"/>
+      <w:r>
+        <w:rPr>
+          <w:bCs/>
+        </w:rPr>
+        <w:t>() =&gt; {</w:t>
       </w:r>
     </w:p>
     <w:p>
@@ -25004,6 +26617,7 @@
         </w:rPr>
       </w:pPr>
       <w:proofErr w:type="spellStart"/>
+      <w:proofErr w:type="gramStart"/>
       <w:r>
         <w:rPr>
           <w:bCs/>
@@ -25015,7 +26629,14 @@
         <w:rPr>
           <w:bCs/>
         </w:rPr>
-        <w:t>(() =&gt; count * 2);</w:t>
+        <w:t>(</w:t>
+      </w:r>
+      <w:proofErr w:type="gramEnd"/>
+      <w:r>
+        <w:rPr>
+          <w:bCs/>
+        </w:rPr>
+        <w:t>() =&gt; count * 2);</w:t>
       </w:r>
     </w:p>
     <w:p>
@@ -25085,11 +26706,19 @@
         <w:t>onClick</w:t>
       </w:r>
       <w:proofErr w:type="spellEnd"/>
-      <w:r>
-        <w:rPr>
-          <w:bCs/>
-        </w:rPr>
-        <w:t xml:space="preserve">={() =&gt; </w:t>
+      <w:proofErr w:type="gramStart"/>
+      <w:r>
+        <w:rPr>
+          <w:bCs/>
+        </w:rPr>
+        <w:t>={</w:t>
+      </w:r>
+      <w:proofErr w:type="gramEnd"/>
+      <w:r>
+        <w:rPr>
+          <w:bCs/>
+        </w:rPr>
+        <w:t xml:space="preserve">() =&gt; </w:t>
       </w:r>
       <w:proofErr w:type="spellStart"/>
       <w:r>
@@ -25303,7 +26932,25 @@
           <w:bCs/>
           <w:color w:val="0070C0"/>
         </w:rPr>
-        <w:t xml:space="preserve">  return function cleanup() {</w:t>
+        <w:t xml:space="preserve">  return function </w:t>
+      </w:r>
+      <w:proofErr w:type="gramStart"/>
+      <w:r>
+        <w:rPr>
+          <w:b/>
+          <w:bCs/>
+          <w:color w:val="0070C0"/>
+        </w:rPr>
+        <w:t>cleanup(</w:t>
+      </w:r>
+      <w:proofErr w:type="gramEnd"/>
+      <w:r>
+        <w:rPr>
+          <w:b/>
+          <w:bCs/>
+          <w:color w:val="0070C0"/>
+        </w:rPr>
+        <w:t>) {</w:t>
       </w:r>
     </w:p>
     <w:p>
@@ -25395,6 +27042,7 @@
         </w:rPr>
       </w:pPr>
       <w:proofErr w:type="spellStart"/>
+      <w:proofErr w:type="gramStart"/>
       <w:r>
         <w:rPr>
           <w:sz w:val="24"/>
@@ -25406,7 +27054,14 @@
         <w:rPr>
           <w:sz w:val="24"/>
         </w:rPr>
-        <w:t>() in practice</w:t>
+        <w:t>(</w:t>
+      </w:r>
+      <w:proofErr w:type="gramEnd"/>
+      <w:r>
+        <w:rPr>
+          <w:sz w:val="24"/>
+        </w:rPr>
+        <w:t>) in practice</w:t>
       </w:r>
       <w:r>
         <w:rPr>
@@ -25442,13 +27097,18 @@
         <w:ind w:left="720"/>
       </w:pPr>
       <w:r>
-        <w:t xml:space="preserve">import { </w:t>
+        <w:t xml:space="preserve">import </w:t>
+      </w:r>
+      <w:proofErr w:type="gramStart"/>
+      <w:r>
+        <w:t xml:space="preserve">{ </w:t>
       </w:r>
       <w:proofErr w:type="spellStart"/>
       <w:r>
         <w:t>useEffect</w:t>
       </w:r>
       <w:proofErr w:type="spellEnd"/>
+      <w:proofErr w:type="gramEnd"/>
       <w:r>
         <w:t xml:space="preserve">, </w:t>
       </w:r>
@@ -25470,12 +27130,17 @@
         <w:t xml:space="preserve">function </w:t>
       </w:r>
       <w:proofErr w:type="spellStart"/>
+      <w:proofErr w:type="gramStart"/>
       <w:r>
         <w:t>FetchEmployees</w:t>
       </w:r>
       <w:proofErr w:type="spellEnd"/>
       <w:r>
-        <w:t>() {</w:t>
+        <w:t>(</w:t>
+      </w:r>
+      <w:proofErr w:type="gramEnd"/>
+      <w:r>
+        <w:t>) {</w:t>
       </w:r>
     </w:p>
     <w:p>
@@ -25495,12 +27160,17 @@
         <w:t xml:space="preserve">] = </w:t>
       </w:r>
       <w:proofErr w:type="spellStart"/>
+      <w:proofErr w:type="gramStart"/>
       <w:r>
         <w:t>useState</w:t>
       </w:r>
       <w:proofErr w:type="spellEnd"/>
       <w:r>
-        <w:t>([]);</w:t>
+        <w:t>(</w:t>
+      </w:r>
+      <w:proofErr w:type="gramEnd"/>
+      <w:r>
+        <w:t>[]);</w:t>
       </w:r>
     </w:p>
     <w:p>
@@ -25512,12 +27182,17 @@
         <w:t xml:space="preserve">  </w:t>
       </w:r>
       <w:proofErr w:type="spellStart"/>
+      <w:proofErr w:type="gramStart"/>
       <w:r>
         <w:t>useEffect</w:t>
       </w:r>
       <w:proofErr w:type="spellEnd"/>
       <w:r>
-        <w:t>(() =&gt; {</w:t>
+        <w:t>(</w:t>
+      </w:r>
+      <w:proofErr w:type="gramEnd"/>
+      <w:r>
+        <w:t>() =&gt; {</w:t>
       </w:r>
     </w:p>
     <w:p>
@@ -25529,12 +27204,17 @@
         <w:t xml:space="preserve">    async function </w:t>
       </w:r>
       <w:proofErr w:type="spellStart"/>
+      <w:proofErr w:type="gramStart"/>
       <w:r>
         <w:t>fetchEmployees</w:t>
       </w:r>
       <w:proofErr w:type="spellEnd"/>
       <w:r>
-        <w:t>() {</w:t>
+        <w:t>(</w:t>
+      </w:r>
+      <w:proofErr w:type="gramEnd"/>
+      <w:r>
+        <w:t>) {</w:t>
       </w:r>
     </w:p>
     <w:p>
@@ -25563,10 +27243,12 @@
         <w:t xml:space="preserve"> = await </w:t>
       </w:r>
       <w:proofErr w:type="spellStart"/>
+      <w:proofErr w:type="gramStart"/>
       <w:r>
         <w:t>response.json</w:t>
       </w:r>
       <w:proofErr w:type="spellEnd"/>
+      <w:proofErr w:type="gramEnd"/>
       <w:r>
         <w:t>(response);</w:t>
       </w:r>
@@ -25614,12 +27296,17 @@
         <w:t xml:space="preserve">    </w:t>
       </w:r>
       <w:proofErr w:type="spellStart"/>
+      <w:proofErr w:type="gramStart"/>
       <w:r>
         <w:t>fetchEmployees</w:t>
       </w:r>
       <w:proofErr w:type="spellEnd"/>
       <w:r>
-        <w:t>();</w:t>
+        <w:t>(</w:t>
+      </w:r>
+      <w:proofErr w:type="gramEnd"/>
+      <w:r>
+        <w:t>);</w:t>
       </w:r>
     </w:p>
     <w:p>
@@ -25655,7 +27342,11 @@
         <w:ind w:left="2160"/>
       </w:pPr>
       <w:r>
-        <w:t xml:space="preserve">      {</w:t>
+        <w:t xml:space="preserve">      </w:t>
+      </w:r>
+      <w:proofErr w:type="gramStart"/>
+      <w:r>
+        <w:t>{</w:t>
       </w:r>
       <w:r>
         <w:t xml:space="preserve"> </w:t>
@@ -25665,6 +27356,7 @@
         <w:t>employees.map</w:t>
       </w:r>
       <w:proofErr w:type="spellEnd"/>
+      <w:proofErr w:type="gramEnd"/>
       <w:r>
         <w:t xml:space="preserve"> </w:t>
       </w:r>
@@ -25730,10 +27422,12 @@
         <w:t xml:space="preserve"> are use alternative of </w:t>
       </w:r>
       <w:proofErr w:type="spellStart"/>
+      <w:proofErr w:type="gramStart"/>
       <w:r>
         <w:t>context.consumer</w:t>
       </w:r>
       <w:proofErr w:type="spellEnd"/>
+      <w:proofErr w:type="gramEnd"/>
       <w:r>
         <w:t xml:space="preserve"> component. </w:t>
       </w:r>
@@ -25751,12 +27445,17 @@
         <w:t xml:space="preserve">We can access value by </w:t>
       </w:r>
       <w:proofErr w:type="spellStart"/>
+      <w:proofErr w:type="gramStart"/>
       <w:r>
         <w:t>useContext</w:t>
       </w:r>
       <w:proofErr w:type="spellEnd"/>
       <w:r>
-        <w:t xml:space="preserve">() hook </w:t>
+        <w:t>(</w:t>
+      </w:r>
+      <w:proofErr w:type="gramEnd"/>
+      <w:r>
+        <w:t xml:space="preserve">) hook </w:t>
       </w:r>
       <w:r>
         <w:t xml:space="preserve">. </w:t>
@@ -25770,6 +27469,7 @@
         <w:t xml:space="preserve">const value = </w:t>
       </w:r>
       <w:proofErr w:type="spellStart"/>
+      <w:proofErr w:type="gramStart"/>
       <w:r>
         <w:t>useContext</w:t>
       </w:r>
@@ -25778,6 +27478,7 @@
         <w:t>(</w:t>
       </w:r>
       <w:proofErr w:type="spellStart"/>
+      <w:proofErr w:type="gramEnd"/>
       <w:r>
         <w:t>MyContext</w:t>
       </w:r>
@@ -25835,12 +27536,17 @@
         <w:t xml:space="preserve">] = </w:t>
       </w:r>
       <w:proofErr w:type="spellStart"/>
+      <w:proofErr w:type="gramStart"/>
       <w:r>
         <w:t>useState</w:t>
       </w:r>
       <w:proofErr w:type="spellEnd"/>
       <w:r>
-        <w:t>("Jesse Hall");</w:t>
+        <w:t>(</w:t>
+      </w:r>
+      <w:proofErr w:type="gramEnd"/>
+      <w:r>
+        <w:t>"Jesse Hall");</w:t>
       </w:r>
     </w:p>
     <w:p>
@@ -25896,6 +27602,7 @@
       <w:r>
         <w:t xml:space="preserve"> </w:t>
       </w:r>
+      <w:proofErr w:type="gramStart"/>
       <w:r>
         <w:t>{</w:t>
       </w:r>
@@ -25903,7 +27610,11 @@
         <w:t xml:space="preserve"> </w:t>
       </w:r>
       <w:r>
-        <w:t>`Hello ${user}!`</w:t>
+        <w:t>`</w:t>
+      </w:r>
+      <w:proofErr w:type="gramEnd"/>
+      <w:r>
+        <w:t>Hello ${user}!`</w:t>
       </w:r>
       <w:r>
         <w:t xml:space="preserve"> </w:t>
@@ -26017,6 +27728,7 @@
         <w:t xml:space="preserve">  const user = </w:t>
       </w:r>
       <w:proofErr w:type="spellStart"/>
+      <w:proofErr w:type="gramStart"/>
       <w:r>
         <w:rPr>
           <w:b/>
@@ -26033,6 +27745,7 @@
         <w:t>(</w:t>
       </w:r>
       <w:proofErr w:type="spellStart"/>
+      <w:proofErr w:type="gramEnd"/>
       <w:r>
         <w:rPr>
           <w:b/>
@@ -26148,12 +27861,17 @@
         </w:numPr>
       </w:pPr>
       <w:proofErr w:type="spellStart"/>
+      <w:proofErr w:type="gramStart"/>
       <w:r>
         <w:t>useContext</w:t>
       </w:r>
       <w:proofErr w:type="spellEnd"/>
       <w:r>
-        <w:t xml:space="preserve">() </w:t>
+        <w:t>(</w:t>
+      </w:r>
+      <w:proofErr w:type="gramEnd"/>
+      <w:r>
+        <w:t xml:space="preserve">) </w:t>
       </w:r>
       <w:r>
         <w:t>.</w:t>
@@ -26208,7 +27926,15 @@
           <w:b/>
           <w:bCs/>
         </w:rPr>
-        <w:t xml:space="preserve">import { </w:t>
+        <w:t xml:space="preserve">import </w:t>
+      </w:r>
+      <w:proofErr w:type="gramStart"/>
+      <w:r>
+        <w:rPr>
+          <w:b/>
+          <w:bCs/>
+        </w:rPr>
+        <w:t xml:space="preserve">{ </w:t>
       </w:r>
       <w:proofErr w:type="spellStart"/>
       <w:r>
@@ -26219,6 +27945,7 @@
         <w:t>createContext</w:t>
       </w:r>
       <w:proofErr w:type="spellEnd"/>
+      <w:proofErr w:type="gramEnd"/>
       <w:r>
         <w:rPr>
           <w:b/>
@@ -26244,6 +27971,7 @@
         <w:t xml:space="preserve">const Context = </w:t>
       </w:r>
       <w:proofErr w:type="spellStart"/>
+      <w:proofErr w:type="gramStart"/>
       <w:r>
         <w:rPr>
           <w:b/>
@@ -26257,7 +27985,15 @@
           <w:b/>
           <w:bCs/>
         </w:rPr>
-        <w:t>('Default Value');</w:t>
+        <w:t>(</w:t>
+      </w:r>
+      <w:proofErr w:type="gramEnd"/>
+      <w:r>
+        <w:rPr>
+          <w:b/>
+          <w:bCs/>
+        </w:rPr>
+        <w:t>'Default Value');</w:t>
       </w:r>
     </w:p>
     <w:p>
@@ -26502,12 +28238,17 @@
         <w:t>use the </w:t>
       </w:r>
       <w:proofErr w:type="spellStart"/>
+      <w:proofErr w:type="gramStart"/>
       <w:r>
         <w:t>useContext</w:t>
       </w:r>
       <w:proofErr w:type="spellEnd"/>
       <w:r>
-        <w:t>(Context) React hook:</w:t>
+        <w:t>(</w:t>
+      </w:r>
+      <w:proofErr w:type="gramEnd"/>
+      <w:r>
+        <w:t>Context) React hook:</w:t>
       </w:r>
     </w:p>
     <w:p>
@@ -26522,12 +28263,17 @@
         <w:t xml:space="preserve">The hook returns the value of the context: value = </w:t>
       </w:r>
       <w:proofErr w:type="spellStart"/>
+      <w:proofErr w:type="gramStart"/>
       <w:r>
         <w:t>useContext</w:t>
       </w:r>
       <w:proofErr w:type="spellEnd"/>
       <w:r>
-        <w:t xml:space="preserve">(Context). </w:t>
+        <w:t>(</w:t>
+      </w:r>
+      <w:proofErr w:type="gramEnd"/>
+      <w:r>
+        <w:t xml:space="preserve">Context). </w:t>
       </w:r>
     </w:p>
     <w:p>
@@ -26554,13 +28300,18 @@
         <w:ind w:left="2160"/>
       </w:pPr>
       <w:r>
-        <w:t xml:space="preserve">import { </w:t>
+        <w:t xml:space="preserve">import </w:t>
+      </w:r>
+      <w:proofErr w:type="gramStart"/>
+      <w:r>
+        <w:t xml:space="preserve">{ </w:t>
       </w:r>
       <w:proofErr w:type="spellStart"/>
       <w:r>
         <w:t>useContext</w:t>
       </w:r>
       <w:proofErr w:type="spellEnd"/>
+      <w:proofErr w:type="gramEnd"/>
       <w:r>
         <w:t xml:space="preserve"> } from 'react';</w:t>
       </w:r>
@@ -26574,12 +28325,17 @@
         <w:t xml:space="preserve">function </w:t>
       </w:r>
       <w:proofErr w:type="spellStart"/>
+      <w:proofErr w:type="gramStart"/>
       <w:r>
         <w:t>MyComponent</w:t>
       </w:r>
       <w:proofErr w:type="spellEnd"/>
       <w:r>
-        <w:t>() {</w:t>
+        <w:t>(</w:t>
+      </w:r>
+      <w:proofErr w:type="gramEnd"/>
+      <w:r>
+        <w:t>) {</w:t>
       </w:r>
     </w:p>
     <w:p>
@@ -26591,12 +28347,17 @@
         <w:t xml:space="preserve">  const value = </w:t>
       </w:r>
       <w:proofErr w:type="spellStart"/>
+      <w:proofErr w:type="gramStart"/>
       <w:r>
         <w:t>useContext</w:t>
       </w:r>
       <w:proofErr w:type="spellEnd"/>
       <w:r>
-        <w:t>(Context);</w:t>
+        <w:t>(</w:t>
+      </w:r>
+      <w:proofErr w:type="gramEnd"/>
+      <w:r>
+        <w:t>Context);</w:t>
       </w:r>
     </w:p>
     <w:p>
@@ -26711,16 +28472,21 @@
       </w:r>
       <w:proofErr w:type="spellEnd"/>
       <w:r>
-        <w:t xml:space="preserve"> = </w:t>
-      </w:r>
-      <w:r>
         <w:t xml:space="preserve"> </w:t>
       </w:r>
+      <w:proofErr w:type="gramStart"/>
+      <w:r>
+        <w:t xml:space="preserve">= </w:t>
+      </w:r>
+      <w:r>
+        <w:t xml:space="preserve"> </w:t>
+      </w:r>
       <w:proofErr w:type="spellStart"/>
       <w:r>
         <w:t>useCallback</w:t>
       </w:r>
       <w:proofErr w:type="spellEnd"/>
+      <w:proofErr w:type="gramEnd"/>
       <w:r>
         <w:t>(</w:t>
       </w:r>
@@ -26762,13 +28528,21 @@
       </w:r>
       <w:proofErr w:type="spellEnd"/>
       <w:r>
-        <w:t xml:space="preserve"> (</w:t>
-      </w:r>
-      <w:r>
         <w:t xml:space="preserve"> </w:t>
       </w:r>
-      <w:r>
-        <w:t xml:space="preserve">() =&gt; {   </w:t>
+      <w:proofErr w:type="gramStart"/>
+      <w:r>
+        <w:t>(</w:t>
+      </w:r>
+      <w:r>
+        <w:t xml:space="preserve"> </w:t>
+      </w:r>
+      <w:r>
+        <w:t>(</w:t>
+      </w:r>
+      <w:proofErr w:type="gramEnd"/>
+      <w:r>
+        <w:t xml:space="preserve">) =&gt; {   </w:t>
       </w:r>
       <w:proofErr w:type="spellStart"/>
       <w:r>
@@ -26825,6 +28599,7 @@
         </w:rPr>
         <w:t xml:space="preserve">1. </w:t>
       </w:r>
+      <w:proofErr w:type="gramStart"/>
       <w:r>
         <w:rPr>
           <w:color w:val="000000" w:themeColor="text1"/>
@@ -26835,12 +28610,19 @@
         <w:rPr>
           <w:color w:val="000000" w:themeColor="text1"/>
         </w:rPr>
-        <w:t xml:space="preserve"> variable </w:t>
-      </w:r>
+        <w:t xml:space="preserve"> variable</w:t>
+      </w:r>
+      <w:proofErr w:type="gramEnd"/>
       <w:r>
         <w:rPr>
           <w:color w:val="000000" w:themeColor="text1"/>
         </w:rPr>
+        <w:t xml:space="preserve"> </w:t>
+      </w:r>
+      <w:r>
+        <w:rPr>
+          <w:color w:val="000000" w:themeColor="text1"/>
+        </w:rPr>
         <w:t xml:space="preserve">, for which </w:t>
       </w:r>
       <w:proofErr w:type="spellStart"/>
@@ -26883,13 +28665,18 @@
         <w:ind w:left="720"/>
       </w:pPr>
       <w:r>
-        <w:t xml:space="preserve">import { </w:t>
+        <w:t xml:space="preserve">import </w:t>
+      </w:r>
+      <w:proofErr w:type="gramStart"/>
+      <w:r>
+        <w:t xml:space="preserve">{ </w:t>
       </w:r>
       <w:proofErr w:type="spellStart"/>
       <w:r>
         <w:t>useState</w:t>
       </w:r>
       <w:proofErr w:type="spellEnd"/>
+      <w:proofErr w:type="gramEnd"/>
       <w:r>
         <w:t xml:space="preserve">, </w:t>
       </w:r>
@@ -26933,7 +28720,15 @@
         <w:ind w:left="720"/>
       </w:pPr>
       <w:r>
-        <w:t>import Todos from "./Todos";</w:t>
+        <w:t xml:space="preserve">import Todos from </w:t>
+      </w:r>
+      <w:proofErr w:type="gramStart"/>
+      <w:r>
+        <w:t>"./</w:t>
+      </w:r>
+      <w:proofErr w:type="gramEnd"/>
+      <w:r>
+        <w:t>Todos";</w:t>
       </w:r>
     </w:p>
     <w:p>
@@ -26968,12 +28763,17 @@
         <w:t xml:space="preserve">] = </w:t>
       </w:r>
       <w:proofErr w:type="spellStart"/>
+      <w:proofErr w:type="gramStart"/>
       <w:r>
         <w:t>useState</w:t>
       </w:r>
       <w:proofErr w:type="spellEnd"/>
       <w:r>
-        <w:t>(0);</w:t>
+        <w:t>(</w:t>
+      </w:r>
+      <w:proofErr w:type="gramEnd"/>
+      <w:r>
+        <w:t>0);</w:t>
       </w:r>
     </w:p>
     <w:p>
@@ -27001,12 +28801,17 @@
         <w:t xml:space="preserve">] = </w:t>
       </w:r>
       <w:proofErr w:type="spellStart"/>
+      <w:proofErr w:type="gramStart"/>
       <w:r>
         <w:t>useState</w:t>
       </w:r>
       <w:proofErr w:type="spellEnd"/>
       <w:r>
-        <w:t>([]);</w:t>
+        <w:t>(</w:t>
+      </w:r>
+      <w:proofErr w:type="gramEnd"/>
+      <w:r>
+        <w:t>[]);</w:t>
       </w:r>
     </w:p>
     <w:p>
@@ -27064,16 +28869,21 @@
       </w:r>
       <w:proofErr w:type="spellEnd"/>
       <w:r>
-        <w:t xml:space="preserve"> = </w:t>
-      </w:r>
-      <w:r>
         <w:t xml:space="preserve"> </w:t>
       </w:r>
+      <w:proofErr w:type="gramStart"/>
+      <w:r>
+        <w:t xml:space="preserve">= </w:t>
+      </w:r>
+      <w:r>
+        <w:t xml:space="preserve"> </w:t>
+      </w:r>
       <w:proofErr w:type="spellStart"/>
       <w:r>
         <w:t>useCallback</w:t>
       </w:r>
       <w:proofErr w:type="spellEnd"/>
+      <w:proofErr w:type="gramEnd"/>
       <w:r>
         <w:t>(</w:t>
       </w:r>
@@ -27117,6 +28927,7 @@
         <w:t>todos</w:t>
       </w:r>
       <w:proofErr w:type="spellEnd"/>
+      <w:proofErr w:type="gramStart"/>
       <w:r>
         <w:t>]</w:t>
       </w:r>
@@ -27124,7 +28935,11 @@
         <w:t xml:space="preserve"> </w:t>
       </w:r>
       <w:r>
-        <w:t>);</w:t>
+        <w:t>)</w:t>
+      </w:r>
+      <w:proofErr w:type="gramEnd"/>
+      <w:r>
+        <w:t>;</w:t>
       </w:r>
     </w:p>
     <w:p>
@@ -27397,16 +29212,21 @@
       </w:r>
       <w:proofErr w:type="spellEnd"/>
       <w:r>
-        <w:t xml:space="preserve"> = </w:t>
-      </w:r>
-      <w:r>
         <w:t xml:space="preserve"> </w:t>
       </w:r>
+      <w:proofErr w:type="gramStart"/>
+      <w:r>
+        <w:t xml:space="preserve">= </w:t>
+      </w:r>
+      <w:r>
+        <w:t xml:space="preserve"> </w:t>
+      </w:r>
       <w:proofErr w:type="spellStart"/>
       <w:r>
         <w:t>useMemo</w:t>
       </w:r>
       <w:proofErr w:type="spellEnd"/>
+      <w:proofErr w:type="gramEnd"/>
       <w:r>
         <w:t>(</w:t>
       </w:r>
@@ -27448,13 +29268,21 @@
       </w:r>
       <w:proofErr w:type="spellEnd"/>
       <w:r>
-        <w:t xml:space="preserve"> (</w:t>
-      </w:r>
-      <w:r>
         <w:t xml:space="preserve"> </w:t>
       </w:r>
-      <w:r>
-        <w:t xml:space="preserve">() =&gt; {   </w:t>
+      <w:proofErr w:type="gramStart"/>
+      <w:r>
+        <w:t>(</w:t>
+      </w:r>
+      <w:r>
+        <w:t xml:space="preserve"> </w:t>
+      </w:r>
+      <w:r>
+        <w:t>(</w:t>
+      </w:r>
+      <w:proofErr w:type="gramEnd"/>
+      <w:r>
+        <w:t xml:space="preserve">) =&gt; {   </w:t>
       </w:r>
       <w:proofErr w:type="spellStart"/>
       <w:r>
@@ -27496,17 +29324,25 @@
         </w:rPr>
         <w:t xml:space="preserve"> </w:t>
       </w:r>
+      <w:proofErr w:type="gramStart"/>
       <w:r>
         <w:rPr>
           <w:color w:val="000000" w:themeColor="text1"/>
         </w:rPr>
-        <w:t xml:space="preserve">dependency  variable , for which </w:t>
-      </w:r>
-      <w:proofErr w:type="spellStart"/>
+        <w:t>dependency  variable</w:t>
+      </w:r>
+      <w:proofErr w:type="gramEnd"/>
       <w:r>
         <w:rPr>
           <w:color w:val="000000" w:themeColor="text1"/>
         </w:rPr>
+        <w:t xml:space="preserve"> , for which </w:t>
+      </w:r>
+      <w:proofErr w:type="spellStart"/>
+      <w:r>
+        <w:rPr>
+          <w:color w:val="000000" w:themeColor="text1"/>
+        </w:rPr>
         <w:t>useCal</w:t>
       </w:r>
       <w:r>
@@ -27565,12 +29401,17 @@
         <w:t xml:space="preserve">] = </w:t>
       </w:r>
       <w:proofErr w:type="spellStart"/>
+      <w:proofErr w:type="gramStart"/>
       <w:r>
         <w:t>useState</w:t>
       </w:r>
       <w:proofErr w:type="spellEnd"/>
       <w:r>
-        <w:t>(0);</w:t>
+        <w:t>(</w:t>
+      </w:r>
+      <w:proofErr w:type="gramEnd"/>
+      <w:r>
+        <w:t>0);</w:t>
       </w:r>
     </w:p>
     <w:p>
@@ -27598,12 +29439,17 @@
         <w:t xml:space="preserve">] = </w:t>
       </w:r>
       <w:proofErr w:type="spellStart"/>
+      <w:proofErr w:type="gramStart"/>
       <w:r>
         <w:t>useState</w:t>
       </w:r>
       <w:proofErr w:type="spellEnd"/>
       <w:r>
-        <w:t>([]);</w:t>
+        <w:t>(</w:t>
+      </w:r>
+      <w:proofErr w:type="gramEnd"/>
+      <w:r>
+        <w:t>[]);</w:t>
       </w:r>
     </w:p>
     <w:p>
@@ -27621,6 +29467,7 @@
         <w:t xml:space="preserve">  const calculation = </w:t>
       </w:r>
       <w:proofErr w:type="spellStart"/>
+      <w:proofErr w:type="gramStart"/>
       <w:r>
         <w:t>useMemo</w:t>
       </w:r>
@@ -27629,7 +29476,11 @@
         <w:t>(</w:t>
       </w:r>
       <w:r>
-        <w:t xml:space="preserve">  ()=&gt; {</w:t>
+        <w:t xml:space="preserve">  </w:t>
+      </w:r>
+      <w:proofErr w:type="gramEnd"/>
+      <w:r>
+        <w:t>()=&gt; {</w:t>
       </w:r>
     </w:p>
     <w:p>
@@ -27835,6 +29686,7 @@
         <w:spacing w:after="0"/>
         <w:ind w:left="2160" w:firstLine="720"/>
       </w:pPr>
+      <w:proofErr w:type="gramStart"/>
       <w:r>
         <w:t>{</w:t>
       </w:r>
@@ -27846,6 +29698,7 @@
         <w:t>todos.map</w:t>
       </w:r>
       <w:proofErr w:type="spellEnd"/>
+      <w:proofErr w:type="gramEnd"/>
       <w:r>
         <w:t xml:space="preserve"> </w:t>
       </w:r>
@@ -27933,6 +29786,7 @@
       <w:r>
         <w:t xml:space="preserve"> </w:t>
       </w:r>
+      <w:proofErr w:type="gramStart"/>
       <w:r>
         <w:t>{</w:t>
       </w:r>
@@ -27944,6 +29798,7 @@
         <w:t>addTodo</w:t>
       </w:r>
       <w:proofErr w:type="spellEnd"/>
+      <w:proofErr w:type="gramEnd"/>
       <w:r>
         <w:t xml:space="preserve"> </w:t>
       </w:r>
@@ -28137,7 +29992,11 @@
       </w:r>
       <w:proofErr w:type="spellEnd"/>
       <w:r>
-        <w:t xml:space="preserve"> returns a mutable ref object. This object has a property called </w:t>
+        <w:t xml:space="preserve"> returns a mutable ref object. This object has a property </w:t>
+      </w:r>
+      <w:proofErr w:type="gramStart"/>
+      <w:r>
+        <w:t xml:space="preserve">called </w:t>
       </w:r>
       <w:r>
         <w:rPr>
@@ -28145,7 +30004,16 @@
           <w:bCs/>
           <w:color w:val="FF0000"/>
         </w:rPr>
-        <w:t>.current.</w:t>
+        <w:t>.current</w:t>
+      </w:r>
+      <w:proofErr w:type="gramEnd"/>
+      <w:r>
+        <w:rPr>
+          <w:b/>
+          <w:bCs/>
+          <w:color w:val="FF0000"/>
+        </w:rPr>
+        <w:t>.</w:t>
       </w:r>
     </w:p>
     <w:p>
@@ -28250,6 +30118,7 @@
       <w:r>
         <w:t xml:space="preserve"> </w:t>
       </w:r>
+      <w:proofErr w:type="gramStart"/>
       <w:r>
         <w:rPr>
           <w:b/>
@@ -28258,7 +30127,11 @@
         <w:t>App</w:t>
       </w:r>
       <w:r>
-        <w:t>() {</w:t>
+        <w:t>(</w:t>
+      </w:r>
+      <w:proofErr w:type="gramEnd"/>
+      <w:r>
+        <w:t>) {</w:t>
       </w:r>
     </w:p>
     <w:p>
@@ -28380,6 +30253,7 @@
         <w:tab/>
       </w:r>
       <w:proofErr w:type="spellStart"/>
+      <w:proofErr w:type="gramStart"/>
       <w:r>
         <w:rPr>
           <w:b/>
@@ -28391,6 +30265,7 @@
         <w:t>.current.focus</w:t>
       </w:r>
       <w:proofErr w:type="spellEnd"/>
+      <w:proofErr w:type="gramEnd"/>
       <w:r>
         <w:t>();</w:t>
       </w:r>
@@ -28486,13 +30361,18 @@
       </w:r>
       <w:proofErr w:type="spellEnd"/>
       <w:r>
-        <w:t xml:space="preserve"> ref={ </w:t>
+        <w:t xml:space="preserve"> ref</w:t>
+      </w:r>
+      <w:proofErr w:type="gramStart"/>
+      <w:r>
+        <w:t xml:space="preserve">={ </w:t>
       </w:r>
       <w:proofErr w:type="spellStart"/>
       <w:r>
         <w:t>focusPoint</w:t>
       </w:r>
       <w:proofErr w:type="spellEnd"/>
+      <w:proofErr w:type="gramEnd"/>
       <w:r>
         <w:t xml:space="preserve"> } /&gt;</w:t>
       </w:r>
@@ -28543,6 +30423,7 @@
         <w:t>The </w:t>
       </w:r>
       <w:proofErr w:type="spellStart"/>
+      <w:proofErr w:type="gramStart"/>
       <w:r>
         <w:t>useReduce</w:t>
       </w:r>
@@ -28551,7 +30432,11 @@
       </w:r>
       <w:proofErr w:type="spellEnd"/>
       <w:r>
-        <w:t>()</w:t>
+        <w:t>(</w:t>
+      </w:r>
+      <w:proofErr w:type="gramEnd"/>
+      <w:r>
+        <w:t>)</w:t>
       </w:r>
       <w:r>
         <w:t xml:space="preserve"> Hook is </w:t>
@@ -28612,6 +30497,7 @@
         <w:t xml:space="preserve">        </w:t>
       </w:r>
       <w:proofErr w:type="spellStart"/>
+      <w:proofErr w:type="gramStart"/>
       <w:r>
         <w:t>useReducer</w:t>
       </w:r>
@@ -28619,6 +30505,7 @@
       <w:r>
         <w:t>(</w:t>
       </w:r>
+      <w:proofErr w:type="gramEnd"/>
       <w:r>
         <w:rPr>
           <w:b/>
@@ -28937,6 +30824,7 @@
         <w:t xml:space="preserve">const [state, dispatch] = </w:t>
       </w:r>
       <w:proofErr w:type="spellStart"/>
+      <w:proofErr w:type="gramStart"/>
       <w:r>
         <w:t>useReducer</w:t>
       </w:r>
@@ -28944,6 +30832,7 @@
       <w:r>
         <w:t>(</w:t>
       </w:r>
+      <w:proofErr w:type="gramEnd"/>
       <w:r>
         <w:rPr>
           <w:b/>
@@ -29038,7 +30927,23 @@
           <w:b/>
           <w:bCs/>
         </w:rPr>
-        <w:t>function reducer(state, action</w:t>
+        <w:t xml:space="preserve">function </w:t>
+      </w:r>
+      <w:proofErr w:type="gramStart"/>
+      <w:r>
+        <w:rPr>
+          <w:b/>
+          <w:bCs/>
+        </w:rPr>
+        <w:t>reducer(</w:t>
+      </w:r>
+      <w:proofErr w:type="gramEnd"/>
+      <w:r>
+        <w:rPr>
+          <w:b/>
+          <w:bCs/>
+        </w:rPr>
+        <w:t>state, action</w:t>
       </w:r>
       <w:r>
         <w:t>) {</w:t>
@@ -29075,6 +30980,7 @@
         <w:t>switch (</w:t>
       </w:r>
       <w:proofErr w:type="spellStart"/>
+      <w:proofErr w:type="gramStart"/>
       <w:r>
         <w:rPr>
           <w:b/>
@@ -29083,6 +30989,7 @@
         <w:t>action.type</w:t>
       </w:r>
       <w:proofErr w:type="spellEnd"/>
+      <w:proofErr w:type="gramEnd"/>
       <w:r>
         <w:rPr>
           <w:b/>
@@ -29125,6 +31032,7 @@
         <w:t xml:space="preserve">      return {count: </w:t>
       </w:r>
       <w:proofErr w:type="spellStart"/>
+      <w:proofErr w:type="gramStart"/>
       <w:r>
         <w:rPr>
           <w:b/>
@@ -29133,6 +31041,7 @@
         <w:t>state.count</w:t>
       </w:r>
       <w:proofErr w:type="spellEnd"/>
+      <w:proofErr w:type="gramEnd"/>
       <w:r>
         <w:rPr>
           <w:b/>
@@ -29175,6 +31084,7 @@
         <w:t xml:space="preserve">      return {count: </w:t>
       </w:r>
       <w:proofErr w:type="spellStart"/>
+      <w:proofErr w:type="gramStart"/>
       <w:r>
         <w:rPr>
           <w:b/>
@@ -29183,6 +31093,7 @@
         <w:t>state.count</w:t>
       </w:r>
       <w:proofErr w:type="spellEnd"/>
+      <w:proofErr w:type="gramEnd"/>
       <w:r>
         <w:rPr>
           <w:b/>
@@ -29222,7 +31133,23 @@
           <w:b/>
           <w:bCs/>
         </w:rPr>
-        <w:t xml:space="preserve">      throw new Error();</w:t>
+        <w:t xml:space="preserve">      throw new </w:t>
+      </w:r>
+      <w:proofErr w:type="gramStart"/>
+      <w:r>
+        <w:rPr>
+          <w:b/>
+          <w:bCs/>
+        </w:rPr>
+        <w:t>Error(</w:t>
+      </w:r>
+      <w:proofErr w:type="gramEnd"/>
+      <w:r>
+        <w:rPr>
+          <w:b/>
+          <w:bCs/>
+        </w:rPr>
+        <w:t>);</w:t>
       </w:r>
     </w:p>
     <w:p>
@@ -29279,7 +31206,23 @@
           <w:b/>
           <w:bCs/>
         </w:rPr>
-        <w:t>function Counter() {</w:t>
+        <w:t xml:space="preserve">function </w:t>
+      </w:r>
+      <w:proofErr w:type="gramStart"/>
+      <w:r>
+        <w:rPr>
+          <w:b/>
+          <w:bCs/>
+        </w:rPr>
+        <w:t>Counter(</w:t>
+      </w:r>
+      <w:proofErr w:type="gramEnd"/>
+      <w:r>
+        <w:rPr>
+          <w:b/>
+          <w:bCs/>
+        </w:rPr>
+        <w:t>) {</w:t>
       </w:r>
     </w:p>
     <w:p>
@@ -29296,10 +31239,10 @@
           <w:b/>
           <w:bCs/>
         </w:rPr>
-        <w:lastRenderedPageBreak/>
         <w:t xml:space="preserve">  const [state, dispatch] = </w:t>
       </w:r>
       <w:proofErr w:type="spellStart"/>
+      <w:proofErr w:type="gramStart"/>
       <w:r>
         <w:rPr>
           <w:b/>
@@ -29313,7 +31256,15 @@
           <w:b/>
           <w:bCs/>
         </w:rPr>
-        <w:t xml:space="preserve">(reducer, </w:t>
+        <w:t>(</w:t>
+      </w:r>
+      <w:proofErr w:type="gramEnd"/>
+      <w:r>
+        <w:rPr>
+          <w:b/>
+          <w:bCs/>
+        </w:rPr>
+        <w:t xml:space="preserve">reducer, </w:t>
       </w:r>
       <w:proofErr w:type="spellStart"/>
       <w:r>
@@ -29383,6 +31334,7 @@
         <w:t xml:space="preserve">      Count: {</w:t>
       </w:r>
       <w:proofErr w:type="spellStart"/>
+      <w:proofErr w:type="gramStart"/>
       <w:r>
         <w:rPr>
           <w:b/>
@@ -29391,6 +31343,7 @@
         <w:t>state.count</w:t>
       </w:r>
       <w:proofErr w:type="spellEnd"/>
+      <w:proofErr w:type="gramEnd"/>
       <w:r>
         <w:rPr>
           <w:b/>
@@ -29424,12 +31377,21 @@
         <w:t>onClick</w:t>
       </w:r>
       <w:proofErr w:type="spellEnd"/>
-      <w:r>
-        <w:rPr>
-          <w:b/>
-          <w:bCs/>
-        </w:rPr>
-        <w:t>={() =&gt; dispatch({type: 'decrement'})}&gt;-&lt;/button&gt;</w:t>
+      <w:proofErr w:type="gramStart"/>
+      <w:r>
+        <w:rPr>
+          <w:b/>
+          <w:bCs/>
+        </w:rPr>
+        <w:t>={</w:t>
+      </w:r>
+      <w:proofErr w:type="gramEnd"/>
+      <w:r>
+        <w:rPr>
+          <w:b/>
+          <w:bCs/>
+        </w:rPr>
+        <w:t>() =&gt; dispatch({type: 'decrement'})}&gt;-&lt;/button&gt;</w:t>
       </w:r>
     </w:p>
     <w:p>
@@ -29457,12 +31419,21 @@
         <w:t>onClick</w:t>
       </w:r>
       <w:proofErr w:type="spellEnd"/>
-      <w:r>
-        <w:rPr>
-          <w:b/>
-          <w:bCs/>
-        </w:rPr>
-        <w:t>={() =&gt; dispatch({type</w:t>
+      <w:proofErr w:type="gramStart"/>
+      <w:r>
+        <w:rPr>
+          <w:b/>
+          <w:bCs/>
+        </w:rPr>
+        <w:t>={</w:t>
+      </w:r>
+      <w:proofErr w:type="gramEnd"/>
+      <w:r>
+        <w:rPr>
+          <w:b/>
+          <w:bCs/>
+        </w:rPr>
+        <w:t>() =&gt; dispatch({type</w:t>
       </w:r>
       <w:r>
         <w:rPr>
@@ -29537,8 +31508,13 @@
         <w:t>React</w:t>
       </w:r>
       <w:r>
-        <w:t xml:space="preserve"> Router (V5 )</w:t>
-      </w:r>
+        <w:t xml:space="preserve"> Router (V</w:t>
+      </w:r>
+      <w:proofErr w:type="gramStart"/>
+      <w:r>
+        <w:t>5 )</w:t>
+      </w:r>
+      <w:proofErr w:type="gramEnd"/>
     </w:p>
     <w:p>
       <w:r>
@@ -29617,13 +31593,18 @@
         <w:ind w:left="1440"/>
       </w:pPr>
       <w:r>
-        <w:t xml:space="preserve">import { </w:t>
+        <w:t xml:space="preserve">import </w:t>
+      </w:r>
+      <w:proofErr w:type="gramStart"/>
+      <w:r>
+        <w:t xml:space="preserve">{ </w:t>
       </w:r>
       <w:proofErr w:type="spellStart"/>
       <w:r>
         <w:t>BrowserRouter</w:t>
       </w:r>
       <w:proofErr w:type="spellEnd"/>
+      <w:proofErr w:type="gramEnd"/>
       <w:r>
         <w:t>, Routes, Route } from "react-router-</w:t>
       </w:r>
@@ -29642,7 +31623,15 @@
         <w:ind w:left="1440"/>
       </w:pPr>
       <w:r>
-        <w:t>import Layout from "./pages/Layout";</w:t>
+        <w:t xml:space="preserve">import Layout from </w:t>
+      </w:r>
+      <w:proofErr w:type="gramStart"/>
+      <w:r>
+        <w:t>"./</w:t>
+      </w:r>
+      <w:proofErr w:type="gramEnd"/>
+      <w:r>
+        <w:t>pages/Layout";</w:t>
       </w:r>
     </w:p>
     <w:p>
@@ -29651,7 +31640,15 @@
         <w:ind w:left="1440"/>
       </w:pPr>
       <w:r>
-        <w:t>import Home from "./pages/Home";</w:t>
+        <w:t xml:space="preserve">import Home from </w:t>
+      </w:r>
+      <w:proofErr w:type="gramStart"/>
+      <w:r>
+        <w:t>"./</w:t>
+      </w:r>
+      <w:proofErr w:type="gramEnd"/>
+      <w:r>
+        <w:t>pages/Home";</w:t>
       </w:r>
     </w:p>
     <w:p>
@@ -29666,7 +31663,15 @@
         <w:ind w:left="1440"/>
       </w:pPr>
       <w:r>
-        <w:t>export default function App() {</w:t>
+        <w:t xml:space="preserve">export default function </w:t>
+      </w:r>
+      <w:proofErr w:type="gramStart"/>
+      <w:r>
+        <w:t>App(</w:t>
+      </w:r>
+      <w:proofErr w:type="gramEnd"/>
+      <w:r>
+        <w:t>) {</w:t>
       </w:r>
     </w:p>
     <w:p>
@@ -29701,7 +31706,11 @@
         <w:ind w:left="2880"/>
       </w:pPr>
       <w:r>
-        <w:t xml:space="preserve">        &lt;Route path="/"</w:t>
+        <w:t xml:space="preserve">        &lt;Route path="/</w:t>
+      </w:r>
+      <w:proofErr w:type="gramStart"/>
+      <w:r>
+        <w:t>"</w:t>
       </w:r>
       <w:r>
         <w:t xml:space="preserve"> </w:t>
@@ -29709,6 +31718,7 @@
       <w:r>
         <w:t xml:space="preserve"> element</w:t>
       </w:r>
+      <w:proofErr w:type="gramEnd"/>
       <w:r>
         <w:t>={</w:t>
       </w:r>
@@ -29736,6 +31746,7 @@
       <w:r>
         <w:t>path=”/</w:t>
       </w:r>
+      <w:proofErr w:type="gramStart"/>
       <w:r>
         <w:t>home</w:t>
       </w:r>
@@ -29751,6 +31762,7 @@
       <w:r>
         <w:t>element</w:t>
       </w:r>
+      <w:proofErr w:type="gramEnd"/>
       <w:r>
         <w:t xml:space="preserve">={ </w:t>
       </w:r>
@@ -29825,7 +31837,15 @@
         </w:numPr>
       </w:pPr>
       <w:r>
-        <w:t xml:space="preserve">If route is “/” then it open “/”, “/home” both components . because in react route match with Browser Route. </w:t>
+        <w:t xml:space="preserve">If route is “/” then it open “/”, “/home” both </w:t>
+      </w:r>
+      <w:proofErr w:type="gramStart"/>
+      <w:r>
+        <w:t>components .</w:t>
+      </w:r>
+      <w:proofErr w:type="gramEnd"/>
+      <w:r>
+        <w:t xml:space="preserve"> because in react route match with Browser Route. </w:t>
       </w:r>
     </w:p>
     <w:p>
@@ -29837,7 +31857,15 @@
         </w:numPr>
       </w:pPr>
       <w:r>
-        <w:t xml:space="preserve">to solve this we use exact in Route. With exact keyword we Route as accurate route. </w:t>
+        <w:t xml:space="preserve">to solve </w:t>
+      </w:r>
+      <w:proofErr w:type="gramStart"/>
+      <w:r>
+        <w:t>this</w:t>
+      </w:r>
+      <w:proofErr w:type="gramEnd"/>
+      <w:r>
+        <w:t xml:space="preserve"> we use exact in Route. With exact keyword we Route as accurate route. </w:t>
       </w:r>
     </w:p>
     <w:p>
@@ -29866,14 +31894,22 @@
         <w:t xml:space="preserve">        &lt;Route</w:t>
       </w:r>
       <w:r>
-        <w:t xml:space="preserve"> exact </w:t>
-      </w:r>
-      <w:r>
-        <w:t xml:space="preserve"> path="/"</w:t>
-      </w:r>
-      <w:r>
         <w:t xml:space="preserve"> </w:t>
       </w:r>
+      <w:proofErr w:type="gramStart"/>
+      <w:r>
+        <w:t xml:space="preserve">exact </w:t>
+      </w:r>
+      <w:r>
+        <w:t xml:space="preserve"> path</w:t>
+      </w:r>
+      <w:proofErr w:type="gramEnd"/>
+      <w:r>
+        <w:t>="/"</w:t>
+      </w:r>
+      <w:r>
+        <w:t xml:space="preserve"> </w:t>
+      </w:r>
       <w:r>
         <w:t xml:space="preserve"> element</w:t>
       </w:r>
@@ -29908,7 +31944,11 @@
         <w:t xml:space="preserve"> </w:t>
       </w:r>
       <w:r>
-        <w:t>path=”/home”</w:t>
+        <w:t>path=”/</w:t>
+      </w:r>
+      <w:proofErr w:type="gramStart"/>
+      <w:r>
+        <w:t>home”</w:t>
       </w:r>
       <w:r>
         <w:t xml:space="preserve"> </w:t>
@@ -29919,6 +31959,7 @@
       <w:r>
         <w:t>element</w:t>
       </w:r>
+      <w:proofErr w:type="gramEnd"/>
       <w:r>
         <w:t xml:space="preserve">={ </w:t>
       </w:r>
@@ -29996,14 +32037,22 @@
         <w:t>&lt;Route</w:t>
       </w:r>
       <w:r>
-        <w:t xml:space="preserve"> exact </w:t>
-      </w:r>
-      <w:r>
-        <w:t xml:space="preserve"> path="/"</w:t>
-      </w:r>
-      <w:r>
         <w:t xml:space="preserve"> </w:t>
       </w:r>
+      <w:proofErr w:type="gramStart"/>
+      <w:r>
+        <w:t xml:space="preserve">exact </w:t>
+      </w:r>
+      <w:r>
+        <w:t xml:space="preserve"> path</w:t>
+      </w:r>
+      <w:proofErr w:type="gramEnd"/>
+      <w:r>
+        <w:t>="/"</w:t>
+      </w:r>
+      <w:r>
+        <w:t xml:space="preserve"> </w:t>
+      </w:r>
       <w:r>
         <w:t xml:space="preserve"> element</w:t>
       </w:r>
@@ -30035,7 +32084,11 @@
         <w:t xml:space="preserve"> </w:t>
       </w:r>
       <w:r>
-        <w:t>path=”/home”</w:t>
+        <w:t>path=”/</w:t>
+      </w:r>
+      <w:proofErr w:type="gramStart"/>
+      <w:r>
+        <w:t>home”</w:t>
       </w:r>
       <w:r>
         <w:t xml:space="preserve"> </w:t>
@@ -30046,6 +32099,7 @@
       <w:r>
         <w:t>element</w:t>
       </w:r>
+      <w:proofErr w:type="gramEnd"/>
       <w:r>
         <w:t xml:space="preserve">={ </w:t>
       </w:r>
@@ -30071,7 +32125,15 @@
       </w:r>
       <w:r>
         <w:tab/>
-        <w:t>&lt;Route  component={ Error } /&gt;</w:t>
+        <w:t>&lt;</w:t>
+      </w:r>
+      <w:proofErr w:type="gramStart"/>
+      <w:r>
+        <w:t>Route  component</w:t>
+      </w:r>
+      <w:proofErr w:type="gramEnd"/>
+      <w:r>
+        <w:t>={ Error } /&gt;</w:t>
       </w:r>
     </w:p>
     <w:p>
@@ -30172,14 +32234,22 @@
         <w:t>&lt;Route</w:t>
       </w:r>
       <w:r>
-        <w:t xml:space="preserve"> exact </w:t>
-      </w:r>
-      <w:r>
-        <w:t xml:space="preserve"> path="/"</w:t>
-      </w:r>
-      <w:r>
         <w:t xml:space="preserve"> </w:t>
       </w:r>
+      <w:proofErr w:type="gramStart"/>
+      <w:r>
+        <w:t xml:space="preserve">exact </w:t>
+      </w:r>
+      <w:r>
+        <w:t xml:space="preserve"> path</w:t>
+      </w:r>
+      <w:proofErr w:type="gramEnd"/>
+      <w:r>
+        <w:t>="/"</w:t>
+      </w:r>
+      <w:r>
+        <w:t xml:space="preserve"> </w:t>
+      </w:r>
       <w:r>
         <w:t xml:space="preserve"> element</w:t>
       </w:r>
@@ -30211,7 +32281,11 @@
         <w:t xml:space="preserve"> </w:t>
       </w:r>
       <w:r>
-        <w:t>path=”/home”</w:t>
+        <w:t>path=”/</w:t>
+      </w:r>
+      <w:proofErr w:type="gramStart"/>
+      <w:r>
+        <w:t>home”</w:t>
       </w:r>
       <w:r>
         <w:t xml:space="preserve"> </w:t>
@@ -30222,6 +32296,7 @@
       <w:r>
         <w:t>element</w:t>
       </w:r>
+      <w:proofErr w:type="gramEnd"/>
       <w:r>
         <w:t xml:space="preserve">={ </w:t>
       </w:r>
@@ -30248,7 +32323,15 @@
       </w:r>
       <w:r>
         <w:tab/>
-        <w:t>&lt;Route  component={ Error } /&gt;</w:t>
+        <w:t>&lt;</w:t>
+      </w:r>
+      <w:proofErr w:type="gramStart"/>
+      <w:r>
+        <w:t>Route  component</w:t>
+      </w:r>
+      <w:proofErr w:type="gramEnd"/>
+      <w:r>
+        <w:t>={ Error } /&gt;</w:t>
       </w:r>
     </w:p>
     <w:p>
@@ -30304,10 +32387,18 @@
         <w:t>&lt;Route</w:t>
       </w:r>
       <w:r>
-        <w:t xml:space="preserve"> exact </w:t>
-      </w:r>
-      <w:r>
-        <w:t xml:space="preserve"> path="/"</w:t>
+        <w:t xml:space="preserve"> </w:t>
+      </w:r>
+      <w:proofErr w:type="gramStart"/>
+      <w:r>
+        <w:t xml:space="preserve">exact </w:t>
+      </w:r>
+      <w:r>
+        <w:t xml:space="preserve"> path</w:t>
+      </w:r>
+      <w:proofErr w:type="gramEnd"/>
+      <w:r>
+        <w:t>="/"</w:t>
       </w:r>
       <w:r>
         <w:t xml:space="preserve"> </w:t>
@@ -30388,10 +32479,18 @@
         <w:t>&lt;Route</w:t>
       </w:r>
       <w:r>
-        <w:t xml:space="preserve"> exact </w:t>
-      </w:r>
-      <w:r>
-        <w:t xml:space="preserve"> path="/"&gt;</w:t>
+        <w:t xml:space="preserve"> </w:t>
+      </w:r>
+      <w:proofErr w:type="gramStart"/>
+      <w:r>
+        <w:t xml:space="preserve">exact </w:t>
+      </w:r>
+      <w:r>
+        <w:t xml:space="preserve"> path</w:t>
+      </w:r>
+      <w:proofErr w:type="gramEnd"/>
+      <w:r>
+        <w:t>="/"&gt;</w:t>
       </w:r>
       <w:r>
         <w:t xml:space="preserve"> </w:t>
@@ -30468,10 +32567,18 @@
         <w:t>&lt;Route</w:t>
       </w:r>
       <w:r>
-        <w:t xml:space="preserve"> exact </w:t>
-      </w:r>
-      <w:r>
-        <w:t xml:space="preserve"> path="/"</w:t>
+        <w:t xml:space="preserve"> </w:t>
+      </w:r>
+      <w:proofErr w:type="gramStart"/>
+      <w:r>
+        <w:t xml:space="preserve">exact </w:t>
+      </w:r>
+      <w:r>
+        <w:t xml:space="preserve"> path</w:t>
+      </w:r>
+      <w:proofErr w:type="gramEnd"/>
+      <w:r>
+        <w:t>="/"</w:t>
       </w:r>
       <w:r>
         <w:t xml:space="preserve"> </w:t>
@@ -30520,14 +32627,22 @@
         <w:t>&lt;Route</w:t>
       </w:r>
       <w:r>
-        <w:t xml:space="preserve"> exact </w:t>
-      </w:r>
-      <w:r>
-        <w:t xml:space="preserve"> path="/"</w:t>
-      </w:r>
-      <w:r>
         <w:t xml:space="preserve"> </w:t>
       </w:r>
+      <w:proofErr w:type="gramStart"/>
+      <w:r>
+        <w:t xml:space="preserve">exact </w:t>
+      </w:r>
+      <w:r>
+        <w:t xml:space="preserve"> path</w:t>
+      </w:r>
+      <w:proofErr w:type="gramEnd"/>
+      <w:r>
+        <w:t>="/"</w:t>
+      </w:r>
+      <w:r>
+        <w:t xml:space="preserve"> </w:t>
+      </w:r>
       <w:r>
         <w:t xml:space="preserve"> &gt;</w:t>
       </w:r>
@@ -30539,7 +32654,15 @@
       </w:pPr>
       <w:r>
         <w:tab/>
-        <w:t>&lt;Redirect  to=”/home” /&gt;</w:t>
+        <w:t>&lt;</w:t>
+      </w:r>
+      <w:proofErr w:type="gramStart"/>
+      <w:r>
+        <w:t>Redirect  to</w:t>
+      </w:r>
+      <w:proofErr w:type="gramEnd"/>
+      <w:r>
+        <w:t>=”/home” /&gt;</w:t>
       </w:r>
     </w:p>
     <w:p>
@@ -30734,7 +32857,15 @@
       </w:pPr>
       <w:r>
         <w:tab/>
-        <w:t>State: { status: true }</w:t>
+        <w:t xml:space="preserve">State: </w:t>
+      </w:r>
+      <w:proofErr w:type="gramStart"/>
+      <w:r>
+        <w:t>{ status</w:t>
+      </w:r>
+      <w:proofErr w:type="gramEnd"/>
+      <w:r>
+        <w:t>: true }</w:t>
       </w:r>
     </w:p>
     <w:p>
@@ -30808,6 +32939,7 @@
         <w:t>&lt;</w:t>
       </w:r>
       <w:proofErr w:type="spellStart"/>
+      <w:proofErr w:type="gramStart"/>
       <w:r>
         <w:t>NavL</w:t>
       </w:r>
@@ -30816,11 +32948,15 @@
       </w:r>
       <w:proofErr w:type="spellEnd"/>
       <w:r>
-        <w:t xml:space="preserve">  exact </w:t>
-      </w:r>
+        <w:t xml:space="preserve">  exact</w:t>
+      </w:r>
+      <w:proofErr w:type="gramEnd"/>
       <w:r>
         <w:t xml:space="preserve"> </w:t>
       </w:r>
+      <w:r>
+        <w:t xml:space="preserve"> </w:t>
+      </w:r>
     </w:p>
     <w:p>
       <w:pPr>
@@ -30860,8 +32996,13 @@
         <w:t>activeStyle</w:t>
       </w:r>
       <w:proofErr w:type="spellEnd"/>
-      <w:r>
-        <w:t>={{</w:t>
+      <w:proofErr w:type="gramStart"/>
+      <w:r>
+        <w:t>={</w:t>
+      </w:r>
+      <w:proofErr w:type="gramEnd"/>
+      <w:r>
+        <w:t>{</w:t>
       </w:r>
     </w:p>
     <w:p>
@@ -30873,12 +33014,17 @@
         <w:tab/>
       </w:r>
       <w:proofErr w:type="spellStart"/>
+      <w:proofErr w:type="gramStart"/>
       <w:r>
         <w:t>fontWeight</w:t>
       </w:r>
       <w:proofErr w:type="spellEnd"/>
       <w:r>
-        <w:t xml:space="preserve"> : ‘</w:t>
+        <w:t xml:space="preserve"> :</w:t>
+      </w:r>
+      <w:proofErr w:type="gramEnd"/>
+      <w:r>
+        <w:t xml:space="preserve"> ‘</w:t>
       </w:r>
       <w:proofErr w:type="spellStart"/>
       <w:r>
@@ -30896,7 +33042,14 @@
       </w:pPr>
       <w:r>
         <w:tab/>
-        <w:t>color : ‘red’</w:t>
+      </w:r>
+      <w:proofErr w:type="gramStart"/>
+      <w:r>
+        <w:t>color :</w:t>
+      </w:r>
+      <w:proofErr w:type="gramEnd"/>
+      <w:r>
+        <w:t xml:space="preserve"> ‘red’</w:t>
       </w:r>
     </w:p>
     <w:p>
@@ -30913,6 +33066,7 @@
         <w:spacing w:after="0"/>
         <w:ind w:left="2160"/>
       </w:pPr>
+      <w:proofErr w:type="gramStart"/>
       <w:r>
         <w:t>&gt;</w:t>
       </w:r>
@@ -30925,6 +33079,7 @@
       <w:r>
         <w:t>layout</w:t>
       </w:r>
+      <w:proofErr w:type="gramEnd"/>
       <w:r>
         <w:t xml:space="preserve">  </w:t>
       </w:r>
@@ -31001,8 +33156,13 @@
         </w:rPr>
         <w:t xml:space="preserve"> </w:t>
       </w:r>
-      <w:r>
-        <w:t>statement.</w:t>
+      <w:proofErr w:type="gramStart"/>
+      <w:r>
+        <w:t>statement</w:t>
+      </w:r>
+      <w:proofErr w:type="gramEnd"/>
+      <w:r>
+        <w:t>.</w:t>
       </w:r>
     </w:p>
     <w:p>
@@ -31052,7 +33212,15 @@
         <w:t>redirect</w:t>
       </w:r>
       <w:r>
-        <w:t xml:space="preserve"> keyword </w:t>
+        <w:t xml:space="preserve"> </w:t>
+      </w:r>
+      <w:proofErr w:type="gramStart"/>
+      <w:r>
+        <w:t>keyword</w:t>
+      </w:r>
+      <w:proofErr w:type="gramEnd"/>
+      <w:r>
+        <w:t xml:space="preserve"> </w:t>
       </w:r>
     </w:p>
     <w:p>
@@ -31566,6 +33734,7 @@
         <w:t>&lt;</w:t>
       </w:r>
       <w:proofErr w:type="spellStart"/>
+      <w:proofErr w:type="gramStart"/>
       <w:r>
         <w:t>NavL</w:t>
       </w:r>
@@ -31577,7 +33746,11 @@
         <w:t xml:space="preserve">  </w:t>
       </w:r>
       <w:r>
-        <w:t>to="/</w:t>
+        <w:t>to</w:t>
+      </w:r>
+      <w:proofErr w:type="gramEnd"/>
+      <w:r>
+        <w:t>="/</w:t>
       </w:r>
       <w:proofErr w:type="spellStart"/>
       <w:r>
@@ -31609,9 +33782,11 @@
         <w:t>className</w:t>
       </w:r>
       <w:proofErr w:type="spellEnd"/>
+      <w:proofErr w:type="gramStart"/>
       <w:r>
         <w:t>={ (</w:t>
       </w:r>
+      <w:proofErr w:type="gramEnd"/>
       <w:r>
         <w:t>value</w:t>
       </w:r>
@@ -31790,13 +33965,18 @@
         <w:ind w:left="720"/>
       </w:pPr>
       <w:r>
-        <w:t xml:space="preserve">import { </w:t>
+        <w:t xml:space="preserve">import </w:t>
+      </w:r>
+      <w:proofErr w:type="gramStart"/>
+      <w:r>
+        <w:t xml:space="preserve">{ </w:t>
       </w:r>
       <w:proofErr w:type="spellStart"/>
       <w:r>
         <w:t>useHistory</w:t>
       </w:r>
       <w:proofErr w:type="spellEnd"/>
+      <w:proofErr w:type="gramEnd"/>
       <w:r>
         <w:t xml:space="preserve"> } from "react-router-</w:t>
       </w:r>
@@ -31824,12 +34004,17 @@
         <w:t xml:space="preserve">function </w:t>
       </w:r>
       <w:proofErr w:type="spellStart"/>
+      <w:proofErr w:type="gramStart"/>
       <w:r>
         <w:t>HomeButton</w:t>
       </w:r>
       <w:proofErr w:type="spellEnd"/>
       <w:r>
-        <w:t>() {</w:t>
+        <w:t>(</w:t>
+      </w:r>
+      <w:proofErr w:type="gramEnd"/>
+      <w:r>
+        <w:t>) {</w:t>
       </w:r>
     </w:p>
     <w:p>
@@ -31841,12 +34026,17 @@
         <w:t xml:space="preserve">  let history = </w:t>
       </w:r>
       <w:proofErr w:type="spellStart"/>
+      <w:proofErr w:type="gramStart"/>
       <w:r>
         <w:t>useHistory</w:t>
       </w:r>
       <w:proofErr w:type="spellEnd"/>
       <w:r>
-        <w:t>();</w:t>
+        <w:t>(</w:t>
+      </w:r>
+      <w:proofErr w:type="gramEnd"/>
+      <w:r>
+        <w:t>);</w:t>
       </w:r>
     </w:p>
     <w:p>
@@ -31858,12 +34048,17 @@
         <w:t xml:space="preserve">  function </w:t>
       </w:r>
       <w:proofErr w:type="spellStart"/>
+      <w:proofErr w:type="gramStart"/>
       <w:r>
         <w:t>handleClick</w:t>
       </w:r>
       <w:proofErr w:type="spellEnd"/>
       <w:r>
-        <w:t>() {</w:t>
+        <w:t>(</w:t>
+      </w:r>
+      <w:proofErr w:type="gramEnd"/>
+      <w:r>
+        <w:t>) {</w:t>
       </w:r>
     </w:p>
     <w:p>
@@ -31875,10 +34070,12 @@
         <w:t xml:space="preserve">    </w:t>
       </w:r>
       <w:proofErr w:type="spellStart"/>
+      <w:proofErr w:type="gramStart"/>
       <w:r>
         <w:t>history.push</w:t>
       </w:r>
       <w:proofErr w:type="spellEnd"/>
+      <w:proofErr w:type="gramEnd"/>
       <w:r>
         <w:t>("/home");</w:t>
       </w:r>
@@ -32016,12 +34213,17 @@
         <w:t xml:space="preserve">function </w:t>
       </w:r>
       <w:proofErr w:type="spellStart"/>
+      <w:proofErr w:type="gramStart"/>
       <w:r>
         <w:t>usePageViews</w:t>
       </w:r>
       <w:proofErr w:type="spellEnd"/>
       <w:r>
-        <w:t>() {</w:t>
+        <w:t>(</w:t>
+      </w:r>
+      <w:proofErr w:type="gramEnd"/>
+      <w:r>
+        <w:t>) {</w:t>
       </w:r>
     </w:p>
     <w:p>
@@ -32033,12 +34235,17 @@
         <w:t xml:space="preserve">  let location = </w:t>
       </w:r>
       <w:proofErr w:type="spellStart"/>
+      <w:proofErr w:type="gramStart"/>
       <w:r>
         <w:t>useLocation</w:t>
       </w:r>
       <w:proofErr w:type="spellEnd"/>
       <w:r>
-        <w:t>();</w:t>
+        <w:t>(</w:t>
+      </w:r>
+      <w:proofErr w:type="gramEnd"/>
+      <w:r>
+        <w:t>);</w:t>
       </w:r>
     </w:p>
     <w:p>
@@ -32067,10 +34274,12 @@
         <w:t xml:space="preserve">    </w:t>
       </w:r>
       <w:proofErr w:type="spellStart"/>
+      <w:proofErr w:type="gramStart"/>
       <w:r>
         <w:t>ga.send</w:t>
       </w:r>
       <w:proofErr w:type="spellEnd"/>
+      <w:proofErr w:type="gramEnd"/>
       <w:r>
         <w:t xml:space="preserve">(["pageview", </w:t>
       </w:r>
@@ -32148,12 +34357,17 @@
         <w:t xml:space="preserve">function </w:t>
       </w:r>
       <w:proofErr w:type="spellStart"/>
+      <w:proofErr w:type="gramStart"/>
       <w:r>
         <w:t>BlogPost</w:t>
       </w:r>
       <w:proofErr w:type="spellEnd"/>
       <w:r>
-        <w:t>() {</w:t>
+        <w:t>(</w:t>
+      </w:r>
+      <w:proofErr w:type="gramEnd"/>
+      <w:r>
+        <w:t>) {</w:t>
       </w:r>
     </w:p>
     <w:p>
@@ -32162,7 +34376,15 @@
         <w:ind w:left="1440"/>
       </w:pPr>
       <w:r>
-        <w:t xml:space="preserve">  let { slug } = </w:t>
+        <w:t xml:space="preserve">  let </w:t>
+      </w:r>
+      <w:proofErr w:type="gramStart"/>
+      <w:r>
+        <w:t>{ slug</w:t>
+      </w:r>
+      <w:proofErr w:type="gramEnd"/>
+      <w:r>
+        <w:t xml:space="preserve"> } = </w:t>
       </w:r>
       <w:proofErr w:type="spellStart"/>
       <w:r>
@@ -32281,12 +34503,17 @@
         <w:t xml:space="preserve">    const [quote, </w:t>
       </w:r>
       <w:proofErr w:type="spellStart"/>
+      <w:proofErr w:type="gramStart"/>
       <w:r>
         <w:t>setQote</w:t>
       </w:r>
       <w:proofErr w:type="spellEnd"/>
       <w:r>
-        <w:t xml:space="preserve">]= </w:t>
+        <w:t>]=</w:t>
+      </w:r>
+      <w:proofErr w:type="gramEnd"/>
+      <w:r>
+        <w:t xml:space="preserve"> </w:t>
       </w:r>
       <w:proofErr w:type="spellStart"/>
       <w:r>
@@ -32306,12 +34533,17 @@
         <w:t xml:space="preserve">    </w:t>
       </w:r>
       <w:proofErr w:type="spellStart"/>
+      <w:proofErr w:type="gramStart"/>
       <w:r>
         <w:t>useEffect</w:t>
       </w:r>
       <w:proofErr w:type="spellEnd"/>
       <w:r>
-        <w:t>(()=&gt;{</w:t>
+        <w:t>(</w:t>
+      </w:r>
+      <w:proofErr w:type="gramEnd"/>
+      <w:r>
+        <w:t>()=&gt;{</w:t>
       </w:r>
     </w:p>
     <w:p>
@@ -32328,7 +34560,15 @@
       </w:r>
       <w:proofErr w:type="spellEnd"/>
       <w:r>
-        <w:t xml:space="preserve"> = async() =&gt; {</w:t>
+        <w:t xml:space="preserve"> = </w:t>
+      </w:r>
+      <w:proofErr w:type="gramStart"/>
+      <w:r>
+        <w:t>async(</w:t>
+      </w:r>
+      <w:proofErr w:type="gramEnd"/>
+      <w:r>
+        <w:t>) =&gt; {</w:t>
       </w:r>
     </w:p>
     <w:p>
@@ -32364,10 +34604,12 @@
         <w:t xml:space="preserve">const data = await </w:t>
       </w:r>
       <w:proofErr w:type="spellStart"/>
+      <w:proofErr w:type="gramStart"/>
       <w:r>
         <w:t>res.json</w:t>
       </w:r>
       <w:proofErr w:type="spellEnd"/>
+      <w:proofErr w:type="gramEnd"/>
       <w:r>
         <w:t>();</w:t>
       </w:r>
@@ -32416,12 +34658,17 @@
         <w:t xml:space="preserve">        </w:t>
       </w:r>
       <w:proofErr w:type="spellStart"/>
+      <w:proofErr w:type="gramStart"/>
       <w:r>
         <w:t>fetchQuote</w:t>
       </w:r>
       <w:proofErr w:type="spellEnd"/>
       <w:r>
-        <w:t>();</w:t>
+        <w:t>(</w:t>
+      </w:r>
+      <w:proofErr w:type="gramEnd"/>
+      <w:r>
+        <w:t>);</w:t>
       </w:r>
     </w:p>
     <w:p>
@@ -32463,11 +34710,19 @@
         <w:ind w:left="2880"/>
       </w:pPr>
       <w:r>
-        <w:t xml:space="preserve">        &lt;div&gt; { </w:t>
-      </w:r>
-      <w:proofErr w:type="spellStart"/>
-      <w:r>
-        <w:t>quote?._id</w:t>
+        <w:t xml:space="preserve">        &lt;div&gt; </w:t>
+      </w:r>
+      <w:proofErr w:type="gramStart"/>
+      <w:r>
+        <w:t xml:space="preserve">{ </w:t>
+      </w:r>
+      <w:proofErr w:type="spellStart"/>
+      <w:r>
+        <w:t>quote</w:t>
+      </w:r>
+      <w:proofErr w:type="gramEnd"/>
+      <w:r>
+        <w:t>?._id</w:t>
       </w:r>
       <w:proofErr w:type="spellEnd"/>
       <w:r>
@@ -32541,7 +34796,15 @@
         <w:ind w:left="1440"/>
       </w:pPr>
       <w:r>
-        <w:t>export default function Quote() {</w:t>
+        <w:t xml:space="preserve">export default function </w:t>
+      </w:r>
+      <w:proofErr w:type="gramStart"/>
+      <w:r>
+        <w:t>Quote(</w:t>
+      </w:r>
+      <w:proofErr w:type="gramEnd"/>
+      <w:r>
+        <w:t>) {</w:t>
       </w:r>
     </w:p>
     <w:p>
@@ -32553,12 +34816,17 @@
         <w:t xml:space="preserve">    const [quote, </w:t>
       </w:r>
       <w:proofErr w:type="spellStart"/>
+      <w:proofErr w:type="gramStart"/>
       <w:r>
         <w:t>setQote</w:t>
       </w:r>
       <w:proofErr w:type="spellEnd"/>
       <w:r>
-        <w:t xml:space="preserve">]= </w:t>
+        <w:t>]=</w:t>
+      </w:r>
+      <w:proofErr w:type="gramEnd"/>
+      <w:r>
+        <w:t xml:space="preserve"> </w:t>
       </w:r>
       <w:proofErr w:type="spellStart"/>
       <w:r>
@@ -32578,12 +34846,17 @@
         <w:t xml:space="preserve">    </w:t>
       </w:r>
       <w:proofErr w:type="spellStart"/>
+      <w:proofErr w:type="gramStart"/>
       <w:r>
         <w:t>useEffect</w:t>
       </w:r>
       <w:proofErr w:type="spellEnd"/>
       <w:r>
-        <w:t>(()=&gt;{</w:t>
+        <w:t>(</w:t>
+      </w:r>
+      <w:proofErr w:type="gramEnd"/>
+      <w:r>
+        <w:t>()=&gt;{</w:t>
       </w:r>
     </w:p>
     <w:p>
@@ -32600,7 +34873,15 @@
       </w:r>
       <w:proofErr w:type="spellEnd"/>
       <w:r>
-        <w:t xml:space="preserve"> = async() =&gt; {</w:t>
+        <w:t xml:space="preserve"> = </w:t>
+      </w:r>
+      <w:proofErr w:type="gramStart"/>
+      <w:r>
+        <w:t>async(</w:t>
+      </w:r>
+      <w:proofErr w:type="gramEnd"/>
+      <w:r>
+        <w:t>) =&gt; {</w:t>
       </w:r>
     </w:p>
     <w:p>
@@ -32675,12 +34956,17 @@
         <w:ind w:left="2880"/>
       </w:pPr>
       <w:proofErr w:type="spellStart"/>
+      <w:proofErr w:type="gramStart"/>
       <w:r>
         <w:t>fetchQuote</w:t>
       </w:r>
       <w:proofErr w:type="spellEnd"/>
       <w:r>
-        <w:t>();</w:t>
+        <w:t>(</w:t>
+      </w:r>
+      <w:proofErr w:type="gramEnd"/>
+      <w:r>
+        <w:t>);</w:t>
       </w:r>
     </w:p>
     <w:p>
@@ -32716,11 +35002,19 @@
         <w:ind w:left="2880"/>
       </w:pPr>
       <w:r>
-        <w:t xml:space="preserve">&lt;div&gt; { </w:t>
-      </w:r>
-      <w:proofErr w:type="spellStart"/>
-      <w:r>
-        <w:t>quote?._id</w:t>
+        <w:t xml:space="preserve">&lt;div&gt; </w:t>
+      </w:r>
+      <w:proofErr w:type="gramStart"/>
+      <w:r>
+        <w:t xml:space="preserve">{ </w:t>
+      </w:r>
+      <w:proofErr w:type="spellStart"/>
+      <w:r>
+        <w:t>quote</w:t>
+      </w:r>
+      <w:proofErr w:type="gramEnd"/>
+      <w:r>
+        <w:t>?._id</w:t>
       </w:r>
       <w:proofErr w:type="spellEnd"/>
       <w:r>
@@ -32798,6 +35092,7 @@
         <w:t xml:space="preserve">    </w:t>
       </w:r>
       <w:proofErr w:type="spellStart"/>
+      <w:proofErr w:type="gramStart"/>
       <w:r>
         <w:rPr>
           <w:rFonts w:asciiTheme="majorHAnsi" w:eastAsia="Times New Roman" w:hAnsiTheme="majorHAnsi" w:cstheme="majorHAnsi"/>
@@ -32815,7 +35110,17 @@
           <w:bCs/>
           <w:color w:val="000000"/>
         </w:rPr>
-        <w:t>(()</w:t>
+        <w:t>(</w:t>
+      </w:r>
+      <w:proofErr w:type="gramEnd"/>
+      <w:r>
+        <w:rPr>
+          <w:rFonts w:asciiTheme="majorHAnsi" w:eastAsia="Times New Roman" w:hAnsiTheme="majorHAnsi" w:cstheme="majorHAnsi"/>
+          <w:b/>
+          <w:bCs/>
+          <w:color w:val="000000"/>
+        </w:rPr>
+        <w:t>()</w:t>
       </w:r>
       <w:r>
         <w:rPr>
@@ -32980,6 +35285,7 @@
         </w:rPr>
         <w:t xml:space="preserve">     </w:t>
       </w:r>
+      <w:proofErr w:type="gramStart"/>
       <w:r>
         <w:rPr>
           <w:rFonts w:asciiTheme="majorHAnsi" w:eastAsia="Times New Roman" w:hAnsiTheme="majorHAnsi" w:cstheme="majorHAnsi"/>
@@ -32998,6 +35304,7 @@
         </w:rPr>
         <w:t>then</w:t>
       </w:r>
+      <w:proofErr w:type="gramEnd"/>
       <w:r>
         <w:rPr>
           <w:rFonts w:asciiTheme="majorHAnsi" w:eastAsia="Times New Roman" w:hAnsiTheme="majorHAnsi" w:cstheme="majorHAnsi"/>
@@ -33261,6 +35568,7 @@
         </w:rPr>
         <w:t xml:space="preserve">    </w:t>
       </w:r>
+      <w:proofErr w:type="gramStart"/>
       <w:r>
         <w:rPr>
           <w:rFonts w:asciiTheme="majorHAnsi" w:eastAsia="Times New Roman" w:hAnsiTheme="majorHAnsi" w:cstheme="majorHAnsi"/>
@@ -33279,6 +35587,7 @@
         </w:rPr>
         <w:t>catch</w:t>
       </w:r>
+      <w:proofErr w:type="gramEnd"/>
       <w:r>
         <w:rPr>
           <w:rFonts w:asciiTheme="majorHAnsi" w:eastAsia="Times New Roman" w:hAnsiTheme="majorHAnsi" w:cstheme="majorHAnsi"/>
@@ -33460,8 +35769,19 @@
           <w:bCs/>
           <w:color w:val="000000"/>
         </w:rPr>
-        <w:t>    },[</w:t>
-      </w:r>
+        <w:t xml:space="preserve">    </w:t>
+      </w:r>
+      <w:proofErr w:type="gramStart"/>
+      <w:r>
+        <w:rPr>
+          <w:rFonts w:asciiTheme="majorHAnsi" w:eastAsia="Times New Roman" w:hAnsiTheme="majorHAnsi" w:cstheme="majorHAnsi"/>
+          <w:b/>
+          <w:bCs/>
+          <w:color w:val="000000"/>
+        </w:rPr>
+        <w:t>},[</w:t>
+      </w:r>
+      <w:proofErr w:type="gramEnd"/>
       <w:r>
         <w:rPr>
           <w:rFonts w:asciiTheme="majorHAnsi" w:eastAsia="Times New Roman" w:hAnsiTheme="majorHAnsi" w:cstheme="majorHAnsi"/>
